--- a/Microbiology Exam 1/micro-exam-1-study-guide.docx
+++ b/Microbiology Exam 1/micro-exam-1-study-guide.docx
@@ -32693,6 +32693,5620 @@
       <w:pPr>
         <w:spacing w:after="80"/>
       </w:pPr>
+    </w:p>
+    <w:p>
+      <w:pPr>
+        <w:pStyle w:val="Heading1"/>
+        <w:spacing w:before="280" w:after="100"/>
+      </w:pPr>
+      <w:r>
+        <w:rPr>
+          <w:rFonts w:ascii="Georgia" w:hAnsi="Georgia"/>
+          <w:color w:val="1F4D2B"/>
+        </w:rPr>
+        <w:t>6 · The Acquisition of Specific Immunity</w:t>
+      </w:r>
+    </w:p>
+    <w:tbl>
+      <w:tblPr>
+        <w:tblW w:type="auto" w:w="0"/>
+        <w:tblLook w:firstColumn="1" w:firstRow="1" w:lastColumn="0" w:lastRow="0" w:noHBand="0" w:noVBand="1" w:val="04A0"/>
+        <w:tblBorders>
+          <w:top w:val="single" w:sz="8" w:space="0" w:color="1F4D2B"/>
+          <w:left w:val="single" w:sz="8" w:space="0" w:color="1F4D2B"/>
+          <w:bottom w:val="single" w:sz="8" w:space="0" w:color="1F4D2B"/>
+          <w:right w:val="single" w:sz="8" w:space="0" w:color="1F4D2B"/>
+          <w:insideH w:val="single" w:sz="8" w:space="0" w:color="1F4D2B"/>
+          <w:insideV w:val="single" w:sz="8" w:space="0" w:color="1F4D2B"/>
+        </w:tblBorders>
+      </w:tblPr>
+      <w:tblGrid>
+        <w:gridCol w:w="10224"/>
+      </w:tblGrid>
+      <w:tr>
+        <w:tc>
+          <w:tcPr>
+            <w:tcW w:type="dxa" w:w="10224"/>
+            <w:shd w:val="clear" w:color="auto" w:fill="EEF5F4"/>
+          </w:tcPr>
+          <w:p>
+            <w:pPr>
+              <w:spacing w:after="80"/>
+            </w:pPr>
+            <w:r>
+              <w:rPr>
+                <w:b/>
+                <w:color w:val="1F4D2B"/>
+                <w:sz w:val="18"/>
+              </w:rPr>
+              <w:t>INSTRUCTIONAL OBJECTIVES</w:t>
+            </w:r>
+          </w:p>
+          <w:p>
+            <w:pPr>
+              <w:pStyle w:val="ListNumber"/>
+              <w:spacing w:after="40"/>
+            </w:pPr>
+            <w:r>
+              <w:rPr>
+                <w:b w:val="0"/>
+                <w:i w:val="0"/>
+                <w:sz w:val="20"/>
+              </w:rPr>
+              <w:t>Relate innate and specific immunity.</w:t>
+            </w:r>
+          </w:p>
+          <w:p>
+            <w:pPr>
+              <w:pStyle w:val="ListNumber"/>
+              <w:spacing w:after="40"/>
+            </w:pPr>
+            <w:r>
+              <w:rPr>
+                <w:b w:val="0"/>
+                <w:i w:val="0"/>
+                <w:sz w:val="20"/>
+              </w:rPr>
+              <w:t>Review the role of leukocytes in the inflammatory process.</w:t>
+            </w:r>
+          </w:p>
+          <w:p>
+            <w:pPr>
+              <w:pStyle w:val="ListNumber"/>
+              <w:spacing w:after="40"/>
+            </w:pPr>
+            <w:r>
+              <w:rPr>
+                <w:b w:val="0"/>
+                <w:i w:val="0"/>
+                <w:sz w:val="20"/>
+              </w:rPr>
+              <w:t>Describe the interaction between antigens, antibodies, and leukocytes.</w:t>
+            </w:r>
+          </w:p>
+          <w:p>
+            <w:pPr>
+              <w:pStyle w:val="ListNumber"/>
+              <w:spacing w:after="40"/>
+            </w:pPr>
+            <w:r>
+              <w:rPr>
+                <w:b w:val="0"/>
+                <w:i w:val="0"/>
+                <w:sz w:val="20"/>
+              </w:rPr>
+              <w:t>Compare and contrast antibody structure, class, and function in specific immunity.</w:t>
+            </w:r>
+          </w:p>
+          <w:p>
+            <w:pPr>
+              <w:pStyle w:val="ListNumber"/>
+              <w:spacing w:after="40"/>
+            </w:pPr>
+            <w:r>
+              <w:rPr>
+                <w:b w:val="0"/>
+                <w:i w:val="0"/>
+                <w:sz w:val="20"/>
+              </w:rPr>
+              <w:t>Compare and contrast laboratory tests implemented in immunology.</w:t>
+            </w:r>
+          </w:p>
+          <w:p>
+            <w:pPr>
+              <w:pStyle w:val="ListNumber"/>
+              <w:spacing w:after="40"/>
+            </w:pPr>
+            <w:r>
+              <w:rPr>
+                <w:b w:val="0"/>
+                <w:i w:val="0"/>
+                <w:sz w:val="20"/>
+              </w:rPr>
+              <w:t>Compare and contrast genetic basis for specificity, diversity and self/non-self discrimination.</w:t>
+            </w:r>
+          </w:p>
+          <w:p>
+            <w:pPr>
+              <w:pStyle w:val="ListNumber"/>
+              <w:spacing w:after="40"/>
+            </w:pPr>
+            <w:r>
+              <w:rPr>
+                <w:b w:val="0"/>
+                <w:i w:val="0"/>
+                <w:sz w:val="20"/>
+              </w:rPr>
+              <w:t>Compare and contrast the mechanisms of humoral and cellular immune responses.</w:t>
+            </w:r>
+          </w:p>
+          <w:p>
+            <w:pPr>
+              <w:pStyle w:val="ListNumber"/>
+              <w:spacing w:after="40"/>
+            </w:pPr>
+            <w:r>
+              <w:rPr>
+                <w:b w:val="0"/>
+                <w:i w:val="0"/>
+                <w:sz w:val="20"/>
+              </w:rPr>
+              <w:t>Compare and contrast classical and alternative complement pathways in specific immunity.</w:t>
+            </w:r>
+          </w:p>
+        </w:tc>
+      </w:tr>
+    </w:tbl>
+    <w:p>
+      <w:pPr>
+        <w:spacing w:after="80"/>
+      </w:pPr>
+    </w:p>
+    <w:tbl>
+      <w:tblPr>
+        <w:tblW w:type="auto" w:w="0"/>
+        <w:tblLook w:firstColumn="1" w:firstRow="1" w:lastColumn="0" w:lastRow="0" w:noHBand="0" w:noVBand="1" w:val="04A0"/>
+        <w:tblBorders>
+          <w:top w:val="single" w:sz="8" w:space="0" w:color="B9A98B"/>
+          <w:left w:val="single" w:sz="8" w:space="0" w:color="B9A98B"/>
+          <w:bottom w:val="single" w:sz="8" w:space="0" w:color="B9A98B"/>
+          <w:right w:val="single" w:sz="8" w:space="0" w:color="B9A98B"/>
+          <w:insideH w:val="single" w:sz="8" w:space="0" w:color="B9A98B"/>
+          <w:insideV w:val="single" w:sz="8" w:space="0" w:color="B9A98B"/>
+        </w:tblBorders>
+      </w:tblPr>
+      <w:tblGrid>
+        <w:gridCol w:w="10224"/>
+      </w:tblGrid>
+      <w:tr>
+        <w:tc>
+          <w:tcPr>
+            <w:tcW w:type="dxa" w:w="10224"/>
+            <w:shd w:val="clear" w:color="auto" w:fill="F5F2EC"/>
+          </w:tcPr>
+          <w:p>
+            <w:pPr>
+              <w:spacing w:after="80"/>
+            </w:pPr>
+            <w:r>
+              <w:rPr>
+                <w:b/>
+                <w:color w:val="6B5B3E"/>
+                <w:sz w:val="18"/>
+              </w:rPr>
+              <w:t>NOTE</w:t>
+            </w:r>
+          </w:p>
+          <w:p>
+            <w:pPr>
+              <w:spacing w:after="120"/>
+            </w:pPr>
+            <w:r>
+              <w:rPr>
+                <w:b/>
+                <w:i w:val="0"/>
+              </w:rPr>
+              <w:t>This is the second half of a pair.</w:t>
+            </w:r>
+            <w:r>
+              <w:rPr>
+                <w:b w:val="0"/>
+                <w:i w:val="0"/>
+              </w:rPr>
+              <w:t xml:space="preserve"> Lecture 5 covered the two nonspecific lines; this one covers the third, and the two are examined together. The hinge between them is worth stating: </w:t>
+            </w:r>
+            <w:r>
+              <w:rPr>
+                <w:b/>
+                <w:i w:val="0"/>
+              </w:rPr>
+              <w:t>organisms must hit the barriers in order</w:t>
+            </w:r>
+            <w:r>
+              <w:rPr>
+                <w:b w:val="0"/>
+                <w:i w:val="0"/>
+              </w:rPr>
+              <w:t xml:space="preserve"> — physical and chemical first, then the white cell processes, and only after those can an adaptive response begin.</w:t>
+            </w:r>
+          </w:p>
+          <w:p>
+            <w:pPr>
+              <w:spacing w:after="120"/>
+            </w:pPr>
+            <w:r>
+              <w:rPr>
+                <w:b/>
+                <w:i w:val="0"/>
+              </w:rPr>
+              <w:t>Where the deck is thin, this guide says so.</w:t>
+            </w:r>
+            <w:r>
+              <w:rPr>
+                <w:b w:val="0"/>
+                <w:i w:val="0"/>
+              </w:rPr>
+              <w:t xml:space="preserve"> Objective 5 (laboratory tests) appears only as antibody </w:t>
+            </w:r>
+            <w:r>
+              <w:rPr>
+                <w:b/>
+                <w:i w:val="0"/>
+              </w:rPr>
+              <w:t>titres</w:t>
+            </w:r>
+            <w:r>
+              <w:rPr>
+                <w:b w:val="0"/>
+                <w:i w:val="0"/>
+              </w:rPr>
+              <w:t xml:space="preserve"> and the </w:t>
+            </w:r>
+            <w:r>
+              <w:rPr>
+                <w:b/>
+                <w:i w:val="0"/>
+              </w:rPr>
+              <w:t>BAU</w:t>
+            </w:r>
+            <w:r>
+              <w:rPr>
+                <w:b w:val="0"/>
+                <w:i w:val="0"/>
+              </w:rPr>
+              <w:t xml:space="preserve"> unit. Objective 8 (classical against alternative complement) was covered in Lecture 5 and survives here only as complement fixation by antibody. Nothing has been invented to fill either.</w:t>
+            </w:r>
+          </w:p>
+        </w:tc>
+      </w:tr>
+    </w:tbl>
+    <w:p>
+      <w:pPr>
+        <w:spacing w:after="80"/>
+      </w:pPr>
+    </w:p>
+    <w:p>
+      <w:pPr>
+        <w:pStyle w:val="Heading2"/>
+        <w:spacing w:before="200" w:after="100"/>
+      </w:pPr>
+      <w:r>
+        <w:rPr>
+          <w:rFonts w:ascii="Georgia" w:hAnsi="Georgia"/>
+          <w:color w:val="1F4D2B"/>
+        </w:rPr>
+        <w:t>6.1 · Objective 1 — The four kinds of acquired immunity</w:t>
+      </w:r>
+    </w:p>
+    <w:p>
+      <w:pPr>
+        <w:spacing w:after="120"/>
+      </w:pPr>
+      <w:r>
+        <w:rPr>
+          <w:b/>
+          <w:i w:val="0"/>
+        </w:rPr>
+        <w:t>Specific immunity is adaptive</w:t>
+      </w:r>
+      <w:r>
+        <w:rPr>
+          <w:b w:val="0"/>
+          <w:i w:val="0"/>
+        </w:rPr>
+        <w:t xml:space="preserve"> and highly specific, acquired through contact with infectious agents — against </w:t>
+      </w:r>
+      <w:r>
+        <w:rPr>
+          <w:b/>
+          <w:i w:val="0"/>
+        </w:rPr>
+        <w:t>innate</w:t>
+      </w:r>
+      <w:r>
+        <w:rPr>
+          <w:b w:val="0"/>
+          <w:i w:val="0"/>
+        </w:rPr>
+        <w:t xml:space="preserve"> immunity, which we are born with. A special type of innate immunity is </w:t>
+      </w:r>
+      <w:r>
+        <w:rPr>
+          <w:b/>
+          <w:i w:val="0"/>
+        </w:rPr>
+        <w:t>species immunity</w:t>
+      </w:r>
+      <w:r>
+        <w:rPr>
+          <w:b w:val="0"/>
+          <w:i w:val="0"/>
+        </w:rPr>
+        <w:t xml:space="preserve">: illnesses we cannot contract </w:t>
+      </w:r>
+      <w:r>
+        <w:rPr>
+          <w:b w:val="0"/>
+          <w:i/>
+        </w:rPr>
+        <w:t>because</w:t>
+      </w:r>
+      <w:r>
+        <w:rPr>
+          <w:b w:val="0"/>
+          <w:i w:val="0"/>
+        </w:rPr>
+        <w:t xml:space="preserve"> we are human.</w:t>
+      </w:r>
+    </w:p>
+    <w:p>
+      <w:pPr>
+        <w:spacing w:after="120"/>
+      </w:pPr>
+      <w:r>
+        <w:rPr>
+          <w:b w:val="0"/>
+          <w:i w:val="0"/>
+        </w:rPr>
+        <w:t xml:space="preserve">Acquired immunity sorts on two axes at once — </w:t>
+      </w:r>
+      <w:r>
+        <w:rPr>
+          <w:b/>
+          <w:i w:val="0"/>
+        </w:rPr>
+        <w:t>active or passive</w:t>
+      </w:r>
+      <w:r>
+        <w:rPr>
+          <w:b w:val="0"/>
+          <w:i w:val="0"/>
+        </w:rPr>
+        <w:t xml:space="preserve">, and </w:t>
+      </w:r>
+      <w:r>
+        <w:rPr>
+          <w:b/>
+          <w:i w:val="0"/>
+        </w:rPr>
+        <w:t>natural or artificial</w:t>
+      </w:r>
+      <w:r>
+        <w:rPr>
+          <w:b w:val="0"/>
+          <w:i w:val="0"/>
+        </w:rPr>
+        <w:t>. Four boxes, and the exam will want you to place a scenario in one:</w:t>
+      </w:r>
+    </w:p>
+    <w:tbl>
+      <w:tblPr>
+        <w:tblStyle w:val="TableGrid"/>
+        <w:tblW w:type="auto" w:w="0"/>
+        <w:jc w:val="center"/>
+        <w:tblLook w:firstColumn="1" w:firstRow="1" w:lastColumn="0" w:lastRow="0" w:noHBand="0" w:noVBand="1" w:val="04A0"/>
+        <w:tblBorders>
+          <w:top w:val="single" w:sz="4" w:space="0" w:color="D8D2D4"/>
+          <w:left w:val="single" w:sz="4" w:space="0" w:color="D8D2D4"/>
+          <w:bottom w:val="single" w:sz="4" w:space="0" w:color="D8D2D4"/>
+          <w:right w:val="single" w:sz="4" w:space="0" w:color="D8D2D4"/>
+          <w:insideH w:val="single" w:sz="4" w:space="0" w:color="D8D2D4"/>
+          <w:insideV w:val="single" w:sz="4" w:space="0" w:color="D8D2D4"/>
+        </w:tblBorders>
+      </w:tblPr>
+      <w:tblGrid>
+        <w:gridCol w:w="3408"/>
+        <w:gridCol w:w="3408"/>
+        <w:gridCol w:w="3408"/>
+      </w:tblGrid>
+      <w:tr>
+        <w:tc>
+          <w:tcPr>
+            <w:tcW w:type="dxa" w:w="3408"/>
+            <w:shd w:val="clear" w:color="auto" w:fill="1F4D2B"/>
+          </w:tcPr>
+          <w:p>
+            <w:pPr>
+              <w:spacing w:after="40"/>
+            </w:pPr>
+            <w:r>
+              <w:rPr>
+                <w:b/>
+                <w:color w:val="FFFFFF"/>
+                <w:sz w:val="18"/>
+              </w:rPr>
+            </w:r>
+          </w:p>
+        </w:tc>
+        <w:tc>
+          <w:tcPr>
+            <w:tcW w:type="dxa" w:w="3408"/>
+            <w:shd w:val="clear" w:color="auto" w:fill="1F4D2B"/>
+          </w:tcPr>
+          <w:p>
+            <w:pPr>
+              <w:spacing w:after="40"/>
+            </w:pPr>
+            <w:r>
+              <w:rPr>
+                <w:b/>
+                <w:color w:val="FFFFFF"/>
+                <w:sz w:val="18"/>
+              </w:rPr>
+            </w:r>
+            <w:r>
+              <w:rPr>
+                <w:b/>
+                <w:i w:val="0"/>
+                <w:color w:val="FFFFFF"/>
+                <w:sz w:val="18"/>
+              </w:rPr>
+              <w:t>NATURAL</w:t>
+            </w:r>
+          </w:p>
+        </w:tc>
+        <w:tc>
+          <w:tcPr>
+            <w:tcW w:type="dxa" w:w="3408"/>
+            <w:shd w:val="clear" w:color="auto" w:fill="1F4D2B"/>
+          </w:tcPr>
+          <w:p>
+            <w:pPr>
+              <w:spacing w:after="40"/>
+            </w:pPr>
+            <w:r>
+              <w:rPr>
+                <w:b/>
+                <w:color w:val="FFFFFF"/>
+                <w:sz w:val="18"/>
+              </w:rPr>
+            </w:r>
+            <w:r>
+              <w:rPr>
+                <w:b/>
+                <w:i w:val="0"/>
+                <w:color w:val="FFFFFF"/>
+                <w:sz w:val="18"/>
+              </w:rPr>
+              <w:t>ARTIFICIAL</w:t>
+            </w:r>
+          </w:p>
+        </w:tc>
+      </w:tr>
+      <w:tr>
+        <w:tc>
+          <w:tcPr>
+            <w:tcW w:type="dxa" w:w="3408"/>
+          </w:tcPr>
+          <w:p>
+            <w:pPr>
+              <w:spacing w:after="40"/>
+            </w:pPr>
+            <w:r>
+              <w:rPr>
+                <w:sz w:val="18"/>
+              </w:rPr>
+            </w:r>
+            <w:r>
+              <w:rPr>
+                <w:b/>
+                <w:i w:val="0"/>
+                <w:sz w:val="18"/>
+              </w:rPr>
+              <w:t>ACTIVE</w:t>
+            </w:r>
+            <w:r>
+              <w:rPr>
+                <w:sz w:val="18"/>
+              </w:rPr>
+              <w:br/>
+            </w:r>
+            <w:r>
+              <w:rPr>
+                <w:b w:val="0"/>
+                <w:i w:val="0"/>
+                <w:sz w:val="18"/>
+              </w:rPr>
+              <w:t>you make it</w:t>
+            </w:r>
+          </w:p>
+        </w:tc>
+        <w:tc>
+          <w:tcPr>
+            <w:tcW w:type="dxa" w:w="3408"/>
+          </w:tcPr>
+          <w:p>
+            <w:pPr>
+              <w:spacing w:after="40"/>
+            </w:pPr>
+            <w:r>
+              <w:rPr>
+                <w:sz w:val="18"/>
+              </w:rPr>
+            </w:r>
+            <w:r>
+              <w:rPr>
+                <w:b w:val="0"/>
+                <w:i w:val="0"/>
+                <w:sz w:val="18"/>
+              </w:rPr>
+              <w:t xml:space="preserve">Recovery from infection — including </w:t>
+            </w:r>
+            <w:r>
+              <w:rPr>
+                <w:b/>
+                <w:i w:val="0"/>
+                <w:sz w:val="18"/>
+              </w:rPr>
+              <w:t>subclinical or asymptomatic</w:t>
+            </w:r>
+            <w:r>
+              <w:rPr>
+                <w:b w:val="0"/>
+                <w:i w:val="0"/>
+                <w:sz w:val="18"/>
+              </w:rPr>
+              <w:t xml:space="preserve"> infection</w:t>
+            </w:r>
+          </w:p>
+        </w:tc>
+        <w:tc>
+          <w:tcPr>
+            <w:tcW w:type="dxa" w:w="3408"/>
+          </w:tcPr>
+          <w:p>
+            <w:pPr>
+              <w:spacing w:after="40"/>
+            </w:pPr>
+            <w:r>
+              <w:rPr>
+                <w:sz w:val="18"/>
+              </w:rPr>
+            </w:r>
+            <w:r>
+              <w:rPr>
+                <w:b/>
+                <w:i w:val="0"/>
+                <w:sz w:val="18"/>
+              </w:rPr>
+              <w:t>Vaccination.</w:t>
+            </w:r>
+            <w:r>
+              <w:rPr>
+                <w:b w:val="0"/>
+                <w:i w:val="0"/>
+                <w:sz w:val="18"/>
+              </w:rPr>
+              <w:t xml:space="preserve"> Degree and duration vary with each disease</w:t>
+            </w:r>
+          </w:p>
+        </w:tc>
+      </w:tr>
+      <w:tr>
+        <w:tc>
+          <w:tcPr>
+            <w:tcW w:type="dxa" w:w="3408"/>
+          </w:tcPr>
+          <w:p>
+            <w:pPr>
+              <w:spacing w:after="40"/>
+            </w:pPr>
+            <w:r>
+              <w:rPr>
+                <w:sz w:val="18"/>
+              </w:rPr>
+            </w:r>
+            <w:r>
+              <w:rPr>
+                <w:b/>
+                <w:i w:val="0"/>
+                <w:sz w:val="18"/>
+              </w:rPr>
+              <w:t>PASSIVE</w:t>
+            </w:r>
+            <w:r>
+              <w:rPr>
+                <w:sz w:val="18"/>
+              </w:rPr>
+              <w:br/>
+            </w:r>
+            <w:r>
+              <w:rPr>
+                <w:b w:val="0"/>
+                <w:i w:val="0"/>
+                <w:sz w:val="18"/>
+              </w:rPr>
+              <w:t>you receive it</w:t>
+            </w:r>
+          </w:p>
+        </w:tc>
+        <w:tc>
+          <w:tcPr>
+            <w:tcW w:type="dxa" w:w="3408"/>
+          </w:tcPr>
+          <w:p>
+            <w:pPr>
+              <w:spacing w:after="40"/>
+            </w:pPr>
+            <w:r>
+              <w:rPr>
+                <w:sz w:val="18"/>
+              </w:rPr>
+            </w:r>
+            <w:r>
+              <w:rPr>
+                <w:b/>
+                <w:i w:val="0"/>
+                <w:sz w:val="18"/>
+              </w:rPr>
+              <w:t>Maternal antibody</w:t>
+            </w:r>
+            <w:r>
+              <w:rPr>
+                <w:b w:val="0"/>
+                <w:i w:val="0"/>
+                <w:sz w:val="18"/>
+              </w:rPr>
+              <w:t xml:space="preserve"> — across the placenta, then milk-borne through nursing</w:t>
+            </w:r>
+          </w:p>
+        </w:tc>
+        <w:tc>
+          <w:tcPr>
+            <w:tcW w:type="dxa" w:w="3408"/>
+          </w:tcPr>
+          <w:p>
+            <w:pPr>
+              <w:spacing w:after="40"/>
+            </w:pPr>
+            <w:r>
+              <w:rPr>
+                <w:sz w:val="18"/>
+              </w:rPr>
+            </w:r>
+            <w:r>
+              <w:rPr>
+                <w:b/>
+                <w:i w:val="0"/>
+                <w:sz w:val="18"/>
+              </w:rPr>
+              <w:t>Immunotherapy</w:t>
+            </w:r>
+            <w:r>
+              <w:rPr>
+                <w:b w:val="0"/>
+                <w:i w:val="0"/>
+                <w:sz w:val="18"/>
+              </w:rPr>
+              <w:t xml:space="preserve"> — pooled serum (gamma globulin) or donor antibody. Used for hepatitis A, rabies, tetanus</w:t>
+            </w:r>
+          </w:p>
+        </w:tc>
+      </w:tr>
+    </w:tbl>
+    <w:p>
+      <w:pPr>
+        <w:spacing w:after="80"/>
+      </w:pPr>
+    </w:p>
+    <w:p>
+      <w:pPr>
+        <w:spacing w:after="120"/>
+      </w:pPr>
+      <w:r>
+        <w:rPr>
+          <w:b/>
+          <w:i w:val="0"/>
+        </w:rPr>
+        <w:t>Two numbers from this section.</w:t>
+      </w:r>
+      <w:r>
+        <w:rPr>
+          <w:b w:val="0"/>
+          <w:i w:val="0"/>
+        </w:rPr>
+        <w:t xml:space="preserve"> Children acquire </w:t>
+      </w:r>
+      <w:r>
+        <w:rPr>
+          <w:b/>
+          <w:i w:val="0"/>
+        </w:rPr>
+        <w:t>99% of natural passive immunity in utero</w:t>
+      </w:r>
+      <w:r>
+        <w:rPr>
+          <w:b w:val="0"/>
+          <w:i w:val="0"/>
+        </w:rPr>
+        <w:t xml:space="preserve"> — nursing adds beneficial microbes and maternal antibody the placenta cannot pass, but the bulk arrives before birth. And </w:t>
+      </w:r>
+      <w:r>
+        <w:rPr>
+          <w:b/>
+          <w:i w:val="0"/>
+        </w:rPr>
+        <w:t>antibody titres</w:t>
+      </w:r>
+      <w:r>
+        <w:rPr>
+          <w:b w:val="0"/>
+          <w:i w:val="0"/>
+        </w:rPr>
+        <w:t xml:space="preserve"> are what tell you whether a vaccine on your record is still measurably effective, or whether a booster is needed before starting a hospital or laboratory post.</w:t>
+      </w:r>
+    </w:p>
+    <w:p>
+      <w:pPr>
+        <w:pStyle w:val="Heading2"/>
+        <w:spacing w:before="200" w:after="100"/>
+      </w:pPr>
+      <w:r>
+        <w:rPr>
+          <w:rFonts w:ascii="Georgia" w:hAnsi="Georgia"/>
+          <w:color w:val="1F4D2B"/>
+        </w:rPr>
+        <w:t>6.2 · Objective 2 — The leukocytes, in order</w:t>
+      </w:r>
+    </w:p>
+    <w:p>
+      <w:pPr>
+        <w:spacing w:after="120"/>
+      </w:pPr>
+      <w:r>
+        <w:rPr>
+          <w:b w:val="0"/>
+          <w:i w:val="0"/>
+        </w:rPr>
+        <w:t xml:space="preserve">All five originate in the </w:t>
+      </w:r>
+      <w:r>
+        <w:rPr>
+          <w:b/>
+          <w:i w:val="0"/>
+        </w:rPr>
+        <w:t>bone marrow</w:t>
+      </w:r>
+      <w:r>
+        <w:rPr>
+          <w:b w:val="0"/>
+          <w:i w:val="0"/>
+        </w:rPr>
+        <w:t>, and are counted by manual examination of a stained blood smear or by automated haematology.</w:t>
+      </w:r>
+    </w:p>
+    <w:tbl>
+      <w:tblPr>
+        <w:tblW w:type="auto" w:w="0"/>
+        <w:tblLook w:firstColumn="1" w:firstRow="1" w:lastColumn="0" w:lastRow="0" w:noHBand="0" w:noVBand="1" w:val="04A0"/>
+        <w:tblBorders>
+          <w:top w:val="single" w:sz="8" w:space="0" w:color="B9A98B"/>
+          <w:left w:val="single" w:sz="8" w:space="0" w:color="B9A98B"/>
+          <w:bottom w:val="single" w:sz="8" w:space="0" w:color="B9A98B"/>
+          <w:right w:val="single" w:sz="8" w:space="0" w:color="B9A98B"/>
+          <w:insideH w:val="single" w:sz="8" w:space="0" w:color="B9A98B"/>
+          <w:insideV w:val="single" w:sz="8" w:space="0" w:color="B9A98B"/>
+        </w:tblBorders>
+      </w:tblPr>
+      <w:tblGrid>
+        <w:gridCol w:w="10224"/>
+      </w:tblGrid>
+      <w:tr>
+        <w:tc>
+          <w:tcPr>
+            <w:tcW w:type="dxa" w:w="10224"/>
+            <w:shd w:val="clear" w:color="auto" w:fill="F5F2EC"/>
+          </w:tcPr>
+          <w:p>
+            <w:pPr>
+              <w:spacing w:after="80"/>
+            </w:pPr>
+            <w:r>
+              <w:rPr>
+                <w:b/>
+                <w:color w:val="6B5B3E"/>
+                <w:sz w:val="18"/>
+              </w:rPr>
+              <w:t>NOTE</w:t>
+            </w:r>
+          </w:p>
+          <w:p>
+            <w:pPr>
+              <w:spacing w:after="120"/>
+            </w:pPr>
+            <w:r>
+              <w:rPr>
+                <w:b/>
+                <w:i w:val="0"/>
+              </w:rPr>
+              <w:t>“Never let monkeys eat bananas”</w:t>
+            </w:r>
+            <w:r>
+              <w:rPr>
+                <w:b w:val="0"/>
+                <w:i w:val="0"/>
+              </w:rPr>
+              <w:t xml:space="preserve"> — highest to lowest percentage: </w:t>
+            </w:r>
+            <w:r>
+              <w:rPr>
+                <w:b/>
+                <w:i w:val="0"/>
+              </w:rPr>
+              <w:t>N</w:t>
+            </w:r>
+            <w:r>
+              <w:rPr>
+                <w:b w:val="0"/>
+                <w:i w:val="0"/>
+              </w:rPr>
+              <w:t xml:space="preserve">eutrophils, </w:t>
+            </w:r>
+            <w:r>
+              <w:rPr>
+                <w:b/>
+                <w:i w:val="0"/>
+              </w:rPr>
+              <w:t>l</w:t>
+            </w:r>
+            <w:r>
+              <w:rPr>
+                <w:b w:val="0"/>
+                <w:i w:val="0"/>
+              </w:rPr>
+              <w:t xml:space="preserve">ymphocytes, </w:t>
+            </w:r>
+            <w:r>
+              <w:rPr>
+                <w:b/>
+                <w:i w:val="0"/>
+              </w:rPr>
+              <w:t>m</w:t>
+            </w:r>
+            <w:r>
+              <w:rPr>
+                <w:b w:val="0"/>
+                <w:i w:val="0"/>
+              </w:rPr>
+              <w:t xml:space="preserve">onocytes, </w:t>
+            </w:r>
+            <w:r>
+              <w:rPr>
+                <w:b/>
+                <w:i w:val="0"/>
+              </w:rPr>
+              <w:t>e</w:t>
+            </w:r>
+            <w:r>
+              <w:rPr>
+                <w:b w:val="0"/>
+                <w:i w:val="0"/>
+              </w:rPr>
+              <w:t xml:space="preserve">osinophils, </w:t>
+            </w:r>
+            <w:r>
+              <w:rPr>
+                <w:b/>
+                <w:i w:val="0"/>
+              </w:rPr>
+              <w:t>b</w:t>
+            </w:r>
+            <w:r>
+              <w:rPr>
+                <w:b w:val="0"/>
+                <w:i w:val="0"/>
+              </w:rPr>
+              <w:t>asophils.</w:t>
+            </w:r>
+          </w:p>
+          <w:p>
+            <w:pPr>
+              <w:spacing w:after="120"/>
+            </w:pPr>
+            <w:r>
+              <w:rPr>
+                <w:b w:val="0"/>
+                <w:i w:val="0"/>
+              </w:rPr>
+              <w:t>Lecture 5 gives the actual figures, and they are worth carrying together: neutrophils 55–90%, lymphocytes 20–35%, monocytes 3–7%, eosinophils 1–3%, basophils 0.5%.</w:t>
+            </w:r>
+          </w:p>
+        </w:tc>
+      </w:tr>
+    </w:tbl>
+    <w:p>
+      <w:pPr>
+        <w:spacing w:after="80"/>
+      </w:pPr>
+    </w:p>
+    <w:p>
+      <w:pPr>
+        <w:pStyle w:val="Heading2"/>
+        <w:spacing w:before="200" w:after="100"/>
+      </w:pPr>
+      <w:r>
+        <w:rPr>
+          <w:rFonts w:ascii="Georgia" w:hAnsi="Georgia"/>
+          <w:color w:val="1F4D2B"/>
+        </w:rPr>
+        <w:t>6.3 · Objectives 3 and 6 — MHC, and the genetics of self</w:t>
+      </w:r>
+    </w:p>
+    <w:p>
+      <w:pPr>
+        <w:spacing w:after="120"/>
+      </w:pPr>
+      <w:r>
+        <w:rPr>
+          <w:b w:val="0"/>
+          <w:i w:val="0"/>
+        </w:rPr>
+        <w:t xml:space="preserve">The </w:t>
+      </w:r>
+      <w:r>
+        <w:rPr>
+          <w:b/>
+          <w:i w:val="0"/>
+        </w:rPr>
+        <w:t>Major Histocompatibility Complex</w:t>
+      </w:r>
+      <w:r>
+        <w:rPr>
+          <w:b w:val="0"/>
+          <w:i w:val="0"/>
+        </w:rPr>
+        <w:t xml:space="preserve"> is also called </w:t>
+      </w:r>
+      <w:r>
+        <w:rPr>
+          <w:b/>
+          <w:i w:val="0"/>
+        </w:rPr>
+        <w:t>human leukocyte antigen</w:t>
+      </w:r>
+      <w:r>
+        <w:rPr>
+          <w:b w:val="0"/>
+          <w:i w:val="0"/>
+        </w:rPr>
+        <w:t xml:space="preserve">. Its receptors are on </w:t>
+      </w:r>
+      <w:r>
+        <w:rPr>
+          <w:b/>
+          <w:i w:val="0"/>
+        </w:rPr>
+        <w:t>all cells except red blood cells</w:t>
+      </w:r>
+      <w:r>
+        <w:rPr>
+          <w:b w:val="0"/>
+          <w:i w:val="0"/>
+        </w:rPr>
+        <w:t xml:space="preserve">, and its genes sit on </w:t>
+      </w:r>
+      <w:r>
+        <w:rPr>
+          <w:b/>
+          <w:i w:val="0"/>
+        </w:rPr>
+        <w:t>chromosome 6</w:t>
+      </w:r>
+      <w:r>
+        <w:rPr>
+          <w:b w:val="0"/>
+          <w:i w:val="0"/>
+        </w:rPr>
+        <w:t xml:space="preserve"> in a multi-gene complex of classes I, II and III. It does two jobs: </w:t>
+      </w:r>
+      <w:r>
+        <w:rPr>
+          <w:b/>
+          <w:i w:val="0"/>
+        </w:rPr>
+        <w:t>recognition of self</w:t>
+      </w:r>
+      <w:r>
+        <w:rPr>
+          <w:b w:val="0"/>
+          <w:i w:val="0"/>
+        </w:rPr>
+        <w:t xml:space="preserve">, and </w:t>
+      </w:r>
+      <w:r>
+        <w:rPr>
+          <w:b/>
+          <w:i w:val="0"/>
+        </w:rPr>
+        <w:t>rejection of foreign tissue</w:t>
+      </w:r>
+      <w:r>
+        <w:rPr>
+          <w:b w:val="0"/>
+          <w:i w:val="0"/>
+        </w:rPr>
+        <w:t xml:space="preserve"> — the same system, read two ways.</w:t>
+      </w:r>
+    </w:p>
+    <w:tbl>
+      <w:tblPr>
+        <w:tblStyle w:val="TableGrid"/>
+        <w:tblW w:type="auto" w:w="0"/>
+        <w:jc w:val="center"/>
+        <w:tblLook w:firstColumn="1" w:firstRow="1" w:lastColumn="0" w:lastRow="0" w:noHBand="0" w:noVBand="1" w:val="04A0"/>
+        <w:tblBorders>
+          <w:top w:val="single" w:sz="4" w:space="0" w:color="D8D2D4"/>
+          <w:left w:val="single" w:sz="4" w:space="0" w:color="D8D2D4"/>
+          <w:bottom w:val="single" w:sz="4" w:space="0" w:color="D8D2D4"/>
+          <w:right w:val="single" w:sz="4" w:space="0" w:color="D8D2D4"/>
+          <w:insideH w:val="single" w:sz="4" w:space="0" w:color="D8D2D4"/>
+          <w:insideV w:val="single" w:sz="4" w:space="0" w:color="D8D2D4"/>
+        </w:tblBorders>
+      </w:tblPr>
+      <w:tblGrid>
+        <w:gridCol w:w="5112"/>
+        <w:gridCol w:w="5112"/>
+      </w:tblGrid>
+      <w:tr>
+        <w:tc>
+          <w:tcPr>
+            <w:tcW w:type="dxa" w:w="5112"/>
+            <w:shd w:val="clear" w:color="auto" w:fill="1F4D2B"/>
+          </w:tcPr>
+          <w:p>
+            <w:pPr>
+              <w:spacing w:after="40"/>
+            </w:pPr>
+            <w:r>
+              <w:rPr>
+                <w:b/>
+                <w:color w:val="FFFFFF"/>
+                <w:sz w:val="18"/>
+              </w:rPr>
+            </w:r>
+            <w:r>
+              <w:rPr>
+                <w:b/>
+                <w:i w:val="0"/>
+                <w:color w:val="FFFFFF"/>
+                <w:sz w:val="18"/>
+              </w:rPr>
+              <w:t>Class I</w:t>
+            </w:r>
+          </w:p>
+        </w:tc>
+        <w:tc>
+          <w:tcPr>
+            <w:tcW w:type="dxa" w:w="5112"/>
+            <w:shd w:val="clear" w:color="auto" w:fill="1F4D2B"/>
+          </w:tcPr>
+          <w:p>
+            <w:pPr>
+              <w:spacing w:after="40"/>
+            </w:pPr>
+            <w:r>
+              <w:rPr>
+                <w:b/>
+                <w:color w:val="FFFFFF"/>
+                <w:sz w:val="18"/>
+              </w:rPr>
+            </w:r>
+            <w:r>
+              <w:rPr>
+                <w:b/>
+                <w:i w:val="0"/>
+                <w:color w:val="FFFFFF"/>
+                <w:sz w:val="18"/>
+              </w:rPr>
+              <w:t>Class II</w:t>
+            </w:r>
+          </w:p>
+        </w:tc>
+      </w:tr>
+      <w:tr>
+        <w:tc>
+          <w:tcPr>
+            <w:tcW w:type="dxa" w:w="5112"/>
+          </w:tcPr>
+          <w:p>
+            <w:pPr>
+              <w:spacing w:after="40"/>
+            </w:pPr>
+            <w:r>
+              <w:rPr>
+                <w:sz w:val="18"/>
+              </w:rPr>
+            </w:r>
+            <w:r>
+              <w:rPr>
+                <w:b w:val="0"/>
+                <w:i w:val="0"/>
+                <w:sz w:val="18"/>
+              </w:rPr>
+              <w:t xml:space="preserve">Displays unique self molecules and regulates immune reactions. Some T cells must engage it before reacting to foreign cells — the </w:t>
+            </w:r>
+            <w:r>
+              <w:rPr>
+                <w:b/>
+                <w:i w:val="0"/>
+                <w:sz w:val="18"/>
+              </w:rPr>
+              <w:t>cytotoxic (Tc)</w:t>
+            </w:r>
+            <w:r>
+              <w:rPr>
+                <w:b w:val="0"/>
+                <w:i w:val="0"/>
+                <w:sz w:val="18"/>
+              </w:rPr>
+              <w:t xml:space="preserve"> cells</w:t>
+            </w:r>
+          </w:p>
+        </w:tc>
+        <w:tc>
+          <w:tcPr>
+            <w:tcW w:type="dxa" w:w="5112"/>
+          </w:tcPr>
+          <w:p>
+            <w:pPr>
+              <w:spacing w:after="40"/>
+            </w:pPr>
+            <w:r>
+              <w:rPr>
+                <w:sz w:val="18"/>
+              </w:rPr>
+            </w:r>
+            <w:r>
+              <w:rPr>
+                <w:b w:val="0"/>
+                <w:i w:val="0"/>
+                <w:sz w:val="18"/>
+              </w:rPr>
+              <w:t xml:space="preserve">The </w:t>
+            </w:r>
+            <w:r>
+              <w:rPr>
+                <w:b/>
+                <w:i w:val="0"/>
+                <w:sz w:val="18"/>
+              </w:rPr>
+              <w:t>immune regulatory</w:t>
+            </w:r>
+            <w:r>
+              <w:rPr>
+                <w:b w:val="0"/>
+                <w:i w:val="0"/>
+                <w:sz w:val="18"/>
+              </w:rPr>
+              <w:t xml:space="preserve"> receptors. Found on </w:t>
+            </w:r>
+            <w:r>
+              <w:rPr>
+                <w:b/>
+                <w:i w:val="0"/>
+                <w:sz w:val="18"/>
+              </w:rPr>
+              <w:t>macrophages, antigen-presenting cells and B lymphocytes</w:t>
+            </w:r>
+            <w:r>
+              <w:rPr>
+                <w:b w:val="0"/>
+                <w:i w:val="0"/>
+                <w:sz w:val="18"/>
+              </w:rPr>
+              <w:t xml:space="preserve">, and REQUIRED for an APC to bring antigen to a </w:t>
+            </w:r>
+            <w:r>
+              <w:rPr>
+                <w:b/>
+                <w:i w:val="0"/>
+                <w:sz w:val="18"/>
+              </w:rPr>
+              <w:t>T helper (CD4)</w:t>
+            </w:r>
+            <w:r>
+              <w:rPr>
+                <w:b w:val="0"/>
+                <w:i w:val="0"/>
+                <w:sz w:val="18"/>
+              </w:rPr>
+              <w:t xml:space="preserve"> cell</w:t>
+            </w:r>
+          </w:p>
+        </w:tc>
+      </w:tr>
+    </w:tbl>
+    <w:p>
+      <w:pPr>
+        <w:spacing w:after="80"/>
+      </w:pPr>
+    </w:p>
+    <w:p>
+      <w:pPr>
+        <w:spacing w:after="120"/>
+      </w:pPr>
+      <w:r>
+        <w:rPr>
+          <w:b w:val="0"/>
+          <w:i w:val="0"/>
+        </w:rPr>
+        <w:t xml:space="preserve">Each person inherits a unique MHC profile, but it can be </w:t>
+      </w:r>
+      <w:r>
+        <w:rPr>
+          <w:b/>
+          <w:i w:val="0"/>
+        </w:rPr>
+        <w:t>close enough</w:t>
+      </w:r>
+      <w:r>
+        <w:rPr>
+          <w:b w:val="0"/>
+          <w:i w:val="0"/>
+        </w:rPr>
+        <w:t xml:space="preserve"> to another's to allow transfusion or transplantation — which is also the requirement for marrow donation in 6.9.</w:t>
+      </w:r>
+    </w:p>
+    <w:p>
+      <w:pPr>
+        <w:spacing w:after="120"/>
+      </w:pPr>
+      <w:r>
+        <w:rPr>
+          <w:b/>
+          <w:i w:val="0"/>
+        </w:rPr>
+        <w:t>Clonal selection is the genetic answer to objective 6</w:t>
+      </w:r>
+      <w:r>
+        <w:rPr>
+          <w:b w:val="0"/>
+          <w:i w:val="0"/>
+        </w:rPr>
+        <w:t>, and the order of events is the part that catches people:</w:t>
+      </w:r>
+    </w:p>
+    <w:p>
+      <w:pPr>
+        <w:pStyle w:val="ListNumber"/>
+        <w:spacing w:after="40"/>
+      </w:pPr>
+      <w:r>
+        <w:rPr>
+          <w:b w:val="0"/>
+          <w:i w:val="0"/>
+          <w:sz w:val="20"/>
+        </w:rPr>
+        <w:t xml:space="preserve">Lymphocytes use </w:t>
+      </w:r>
+      <w:r>
+        <w:rPr>
+          <w:b/>
+          <w:i w:val="0"/>
+          <w:sz w:val="20"/>
+        </w:rPr>
+        <w:t>more than 500 genes</w:t>
+      </w:r>
+      <w:r>
+        <w:rPr>
+          <w:b w:val="0"/>
+          <w:i w:val="0"/>
+          <w:sz w:val="20"/>
+        </w:rPr>
+        <w:t xml:space="preserve"> to build their receptors.</w:t>
+      </w:r>
+    </w:p>
+    <w:p>
+      <w:pPr>
+        <w:pStyle w:val="ListNumber"/>
+        <w:spacing w:after="40"/>
+      </w:pPr>
+      <w:r>
+        <w:rPr>
+          <w:b w:val="0"/>
+          <w:i w:val="0"/>
+          <w:sz w:val="20"/>
+        </w:rPr>
+        <w:t xml:space="preserve">Undifferentiated lymphocytes divide and mutate continuously in the embryo and fetus, generating millions to billions of cell types, </w:t>
+      </w:r>
+      <w:r>
+        <w:rPr>
+          <w:b/>
+          <w:i w:val="0"/>
+          <w:sz w:val="20"/>
+        </w:rPr>
+        <w:t>each with a unique receptor</w:t>
+      </w:r>
+      <w:r>
+        <w:rPr>
+          <w:b w:val="0"/>
+          <w:i w:val="0"/>
+          <w:sz w:val="20"/>
+        </w:rPr>
+        <w:t>.</w:t>
+      </w:r>
+    </w:p>
+    <w:p>
+      <w:pPr>
+        <w:pStyle w:val="ListNumber"/>
+        <w:spacing w:after="40"/>
+      </w:pPr>
+      <w:r>
+        <w:rPr>
+          <w:b w:val="0"/>
+          <w:i w:val="0"/>
+          <w:sz w:val="20"/>
+        </w:rPr>
+        <w:t xml:space="preserve">Any clone with a specificity for </w:t>
+      </w:r>
+      <w:r>
+        <w:rPr>
+          <w:b/>
+          <w:i w:val="0"/>
+          <w:sz w:val="20"/>
+        </w:rPr>
+        <w:t>self is eliminated</w:t>
+      </w:r>
+      <w:r>
+        <w:rPr>
+          <w:b w:val="0"/>
+          <w:i w:val="0"/>
+          <w:sz w:val="20"/>
+        </w:rPr>
+        <w:t xml:space="preserve"> before the fetus is harmed. A defect here gives an inherited autoimmune disorder such as </w:t>
+      </w:r>
+      <w:r>
+        <w:rPr>
+          <w:b/>
+          <w:i w:val="0"/>
+          <w:sz w:val="20"/>
+        </w:rPr>
+        <w:t>severe combined immunodeficiency</w:t>
+      </w:r>
+      <w:r>
+        <w:rPr>
+          <w:b w:val="0"/>
+          <w:i w:val="0"/>
+          <w:sz w:val="20"/>
+        </w:rPr>
+        <w:t>.</w:t>
+      </w:r>
+    </w:p>
+    <w:p>
+      <w:pPr>
+        <w:pStyle w:val="ListNumber"/>
+        <w:spacing w:after="40"/>
+      </w:pPr>
+      <w:r>
+        <w:rPr>
+          <w:b w:val="0"/>
+          <w:i w:val="0"/>
+          <w:sz w:val="20"/>
+        </w:rPr>
+        <w:t xml:space="preserve">The surviving naive pool holds </w:t>
+      </w:r>
+      <w:r>
+        <w:rPr>
+          <w:b/>
+          <w:i w:val="0"/>
+          <w:sz w:val="20"/>
+        </w:rPr>
+        <w:t>10</w:t>
+      </w:r>
+      <w:r>
+        <w:rPr>
+          <w:b/>
+          <w:i w:val="0"/>
+          <w:sz w:val="20"/>
+        </w:rPr>
+        <w:t>14</w:t>
+      </w:r>
+      <w:r>
+        <w:rPr>
+          <w:b/>
+          <w:i w:val="0"/>
+          <w:sz w:val="20"/>
+        </w:rPr>
+        <w:t xml:space="preserve"> to 10</w:t>
+      </w:r>
+      <w:r>
+        <w:rPr>
+          <w:b/>
+          <w:i w:val="0"/>
+          <w:sz w:val="20"/>
+        </w:rPr>
+        <w:t>18</w:t>
+      </w:r>
+      <w:r>
+        <w:rPr>
+          <w:b w:val="0"/>
+          <w:i w:val="0"/>
+          <w:sz w:val="20"/>
+        </w:rPr>
+        <w:t xml:space="preserve"> possible variations — up to a quintillion — waiting in lymphatic tissue.</w:t>
+      </w:r>
+    </w:p>
+    <w:tbl>
+      <w:tblPr>
+        <w:tblW w:type="auto" w:w="0"/>
+        <w:tblLook w:firstColumn="1" w:firstRow="1" w:lastColumn="0" w:lastRow="0" w:noHBand="0" w:noVBand="1" w:val="04A0"/>
+        <w:tblBorders>
+          <w:top w:val="single" w:sz="8" w:space="0" w:color="B9A98B"/>
+          <w:left w:val="single" w:sz="8" w:space="0" w:color="B9A98B"/>
+          <w:bottom w:val="single" w:sz="8" w:space="0" w:color="B9A98B"/>
+          <w:right w:val="single" w:sz="8" w:space="0" w:color="B9A98B"/>
+          <w:insideH w:val="single" w:sz="8" w:space="0" w:color="B9A98B"/>
+          <w:insideV w:val="single" w:sz="8" w:space="0" w:color="B9A98B"/>
+        </w:tblBorders>
+      </w:tblPr>
+      <w:tblGrid>
+        <w:gridCol w:w="10224"/>
+      </w:tblGrid>
+      <w:tr>
+        <w:tc>
+          <w:tcPr>
+            <w:tcW w:type="dxa" w:w="10224"/>
+            <w:shd w:val="clear" w:color="auto" w:fill="F5F2EC"/>
+          </w:tcPr>
+          <w:p>
+            <w:pPr>
+              <w:spacing w:after="80"/>
+            </w:pPr>
+            <w:r>
+              <w:rPr>
+                <w:b/>
+                <w:color w:val="6B5B3E"/>
+                <w:sz w:val="18"/>
+              </w:rPr>
+              <w:t>NOTE</w:t>
+            </w:r>
+          </w:p>
+          <w:p>
+            <w:pPr>
+              <w:spacing w:after="120"/>
+            </w:pPr>
+            <w:r>
+              <w:rPr>
+                <w:b/>
+                <w:i w:val="0"/>
+              </w:rPr>
+              <w:t>The point to hold: specificity exists BEFORE the antigen does.</w:t>
+            </w:r>
+            <w:r>
+              <w:rPr>
+                <w:b w:val="0"/>
+                <w:i w:val="0"/>
+              </w:rPr>
+              <w:t xml:space="preserve"> It is pre-programmed in the genome. Antigen entry does not instruct a lymphocyte what to recognise — it </w:t>
+            </w:r>
+            <w:r>
+              <w:rPr>
+                <w:b/>
+                <w:i w:val="0"/>
+              </w:rPr>
+              <w:t>selects</w:t>
+            </w:r>
+            <w:r>
+              <w:rPr>
+                <w:b w:val="0"/>
+                <w:i w:val="0"/>
+              </w:rPr>
+              <w:t xml:space="preserve"> the clone that already carries the matching receptor. That is what “clonal selection” names, and getting it backwards is the classic error.</w:t>
+            </w:r>
+          </w:p>
+        </w:tc>
+      </w:tr>
+    </w:tbl>
+    <w:p>
+      <w:pPr>
+        <w:spacing w:after="80"/>
+      </w:pPr>
+    </w:p>
+    <w:p>
+      <w:pPr>
+        <w:pStyle w:val="Heading2"/>
+        <w:spacing w:before="200" w:after="100"/>
+      </w:pPr>
+      <w:r>
+        <w:rPr>
+          <w:rFonts w:ascii="Georgia" w:hAnsi="Georgia"/>
+          <w:color w:val="1F4D2B"/>
+        </w:rPr>
+        <w:t>6.4 · The two receptors</w:t>
+      </w:r>
+    </w:p>
+    <w:tbl>
+      <w:tblPr>
+        <w:tblStyle w:val="TableGrid"/>
+        <w:tblW w:type="auto" w:w="0"/>
+        <w:jc w:val="center"/>
+        <w:tblLook w:firstColumn="1" w:firstRow="1" w:lastColumn="0" w:lastRow="0" w:noHBand="0" w:noVBand="1" w:val="04A0"/>
+        <w:tblBorders>
+          <w:top w:val="single" w:sz="4" w:space="0" w:color="D8D2D4"/>
+          <w:left w:val="single" w:sz="4" w:space="0" w:color="D8D2D4"/>
+          <w:bottom w:val="single" w:sz="4" w:space="0" w:color="D8D2D4"/>
+          <w:right w:val="single" w:sz="4" w:space="0" w:color="D8D2D4"/>
+          <w:insideH w:val="single" w:sz="4" w:space="0" w:color="D8D2D4"/>
+          <w:insideV w:val="single" w:sz="4" w:space="0" w:color="D8D2D4"/>
+        </w:tblBorders>
+      </w:tblPr>
+      <w:tblGrid>
+        <w:gridCol w:w="3408"/>
+        <w:gridCol w:w="3408"/>
+        <w:gridCol w:w="3408"/>
+      </w:tblGrid>
+      <w:tr>
+        <w:tc>
+          <w:tcPr>
+            <w:tcW w:type="dxa" w:w="3408"/>
+            <w:shd w:val="clear" w:color="auto" w:fill="1F4D2B"/>
+          </w:tcPr>
+          <w:p>
+            <w:pPr>
+              <w:spacing w:after="40"/>
+            </w:pPr>
+            <w:r>
+              <w:rPr>
+                <w:b/>
+                <w:color w:val="FFFFFF"/>
+                <w:sz w:val="18"/>
+              </w:rPr>
+            </w:r>
+          </w:p>
+        </w:tc>
+        <w:tc>
+          <w:tcPr>
+            <w:tcW w:type="dxa" w:w="3408"/>
+            <w:shd w:val="clear" w:color="auto" w:fill="1F4D2B"/>
+          </w:tcPr>
+          <w:p>
+            <w:pPr>
+              <w:spacing w:after="40"/>
+            </w:pPr>
+            <w:r>
+              <w:rPr>
+                <w:b/>
+                <w:color w:val="FFFFFF"/>
+                <w:sz w:val="18"/>
+              </w:rPr>
+            </w:r>
+            <w:r>
+              <w:rPr>
+                <w:b/>
+                <w:i w:val="0"/>
+                <w:color w:val="FFFFFF"/>
+                <w:sz w:val="18"/>
+              </w:rPr>
+              <w:t>B-cell receptor (immunoglobulin)</w:t>
+            </w:r>
+          </w:p>
+        </w:tc>
+        <w:tc>
+          <w:tcPr>
+            <w:tcW w:type="dxa" w:w="3408"/>
+            <w:shd w:val="clear" w:color="auto" w:fill="1F4D2B"/>
+          </w:tcPr>
+          <w:p>
+            <w:pPr>
+              <w:spacing w:after="40"/>
+            </w:pPr>
+            <w:r>
+              <w:rPr>
+                <w:b/>
+                <w:color w:val="FFFFFF"/>
+                <w:sz w:val="18"/>
+              </w:rPr>
+            </w:r>
+            <w:r>
+              <w:rPr>
+                <w:b/>
+                <w:i w:val="0"/>
+                <w:color w:val="FFFFFF"/>
+                <w:sz w:val="18"/>
+              </w:rPr>
+              <w:t>T-cell receptor</w:t>
+            </w:r>
+          </w:p>
+        </w:tc>
+      </w:tr>
+      <w:tr>
+        <w:tc>
+          <w:tcPr>
+            <w:tcW w:type="dxa" w:w="3408"/>
+          </w:tcPr>
+          <w:p>
+            <w:pPr>
+              <w:spacing w:after="40"/>
+            </w:pPr>
+            <w:r>
+              <w:rPr>
+                <w:sz w:val="18"/>
+              </w:rPr>
+            </w:r>
+            <w:r>
+              <w:rPr>
+                <w:b w:val="0"/>
+                <w:i w:val="0"/>
+                <w:sz w:val="18"/>
+              </w:rPr>
+              <w:t>Structure</w:t>
+            </w:r>
+          </w:p>
+        </w:tc>
+        <w:tc>
+          <w:tcPr>
+            <w:tcW w:type="dxa" w:w="3408"/>
+          </w:tcPr>
+          <w:p>
+            <w:pPr>
+              <w:spacing w:after="40"/>
+            </w:pPr>
+            <w:r>
+              <w:rPr>
+                <w:sz w:val="18"/>
+              </w:rPr>
+            </w:r>
+            <w:r>
+              <w:rPr>
+                <w:b/>
+                <w:i w:val="0"/>
+                <w:sz w:val="18"/>
+              </w:rPr>
+              <w:t>Four</w:t>
+            </w:r>
+            <w:r>
+              <w:rPr>
+                <w:b w:val="0"/>
+                <w:i w:val="0"/>
+                <w:sz w:val="18"/>
+              </w:rPr>
+              <w:t xml:space="preserve"> polypeptide chains — two identical </w:t>
+            </w:r>
+            <w:r>
+              <w:rPr>
+                <w:b/>
+                <w:i w:val="0"/>
+                <w:sz w:val="18"/>
+              </w:rPr>
+              <w:t>heavy</w:t>
+            </w:r>
+            <w:r>
+              <w:rPr>
+                <w:b w:val="0"/>
+                <w:i w:val="0"/>
+                <w:sz w:val="18"/>
+              </w:rPr>
+              <w:t xml:space="preserve">, two identical </w:t>
+            </w:r>
+            <w:r>
+              <w:rPr>
+                <w:b/>
+                <w:i w:val="0"/>
+                <w:sz w:val="18"/>
+              </w:rPr>
+              <w:t>light</w:t>
+            </w:r>
+            <w:r>
+              <w:rPr>
+                <w:b w:val="0"/>
+                <w:i w:val="0"/>
+                <w:sz w:val="18"/>
+              </w:rPr>
+              <w:t>. Y-shaped</w:t>
+            </w:r>
+          </w:p>
+        </w:tc>
+        <w:tc>
+          <w:tcPr>
+            <w:tcW w:type="dxa" w:w="3408"/>
+          </w:tcPr>
+          <w:p>
+            <w:pPr>
+              <w:spacing w:after="40"/>
+            </w:pPr>
+            <w:r>
+              <w:rPr>
+                <w:sz w:val="18"/>
+              </w:rPr>
+            </w:r>
+            <w:r>
+              <w:rPr>
+                <w:b/>
+                <w:i w:val="0"/>
+                <w:sz w:val="18"/>
+              </w:rPr>
+              <w:t>Two</w:t>
+            </w:r>
+            <w:r>
+              <w:rPr>
+                <w:b w:val="0"/>
+                <w:i w:val="0"/>
+                <w:sz w:val="18"/>
+              </w:rPr>
+              <w:t xml:space="preserve"> parallel chains. Relatively small — equivalent to </w:t>
+            </w:r>
+            <w:r>
+              <w:rPr>
+                <w:b/>
+                <w:i w:val="0"/>
+                <w:sz w:val="18"/>
+              </w:rPr>
+              <w:t>one fork</w:t>
+            </w:r>
+            <w:r>
+              <w:rPr>
+                <w:b w:val="0"/>
+                <w:i w:val="0"/>
+                <w:sz w:val="18"/>
+              </w:rPr>
+              <w:t xml:space="preserve"> of the Y</w:t>
+            </w:r>
+          </w:p>
+        </w:tc>
+      </w:tr>
+      <w:tr>
+        <w:tc>
+          <w:tcPr>
+            <w:tcW w:type="dxa" w:w="3408"/>
+          </w:tcPr>
+          <w:p>
+            <w:pPr>
+              <w:spacing w:after="40"/>
+            </w:pPr>
+            <w:r>
+              <w:rPr>
+                <w:sz w:val="18"/>
+              </w:rPr>
+            </w:r>
+            <w:r>
+              <w:rPr>
+                <w:b w:val="0"/>
+                <w:i w:val="0"/>
+                <w:sz w:val="18"/>
+              </w:rPr>
+              <w:t>Regions</w:t>
+            </w:r>
+          </w:p>
+        </w:tc>
+        <w:tc>
+          <w:tcPr>
+            <w:tcW w:type="dxa" w:w="3408"/>
+          </w:tcPr>
+          <w:p>
+            <w:pPr>
+              <w:spacing w:after="40"/>
+            </w:pPr>
+            <w:r>
+              <w:rPr>
+                <w:sz w:val="18"/>
+              </w:rPr>
+            </w:r>
+            <w:r>
+              <w:rPr>
+                <w:b w:val="0"/>
+                <w:i w:val="0"/>
+                <w:sz w:val="18"/>
+              </w:rPr>
+              <w:t>Variable and constant</w:t>
+            </w:r>
+          </w:p>
+        </w:tc>
+        <w:tc>
+          <w:tcPr>
+            <w:tcW w:type="dxa" w:w="3408"/>
+          </w:tcPr>
+          <w:p>
+            <w:pPr>
+              <w:spacing w:after="40"/>
+            </w:pPr>
+            <w:r>
+              <w:rPr>
+                <w:sz w:val="18"/>
+              </w:rPr>
+            </w:r>
+            <w:r>
+              <w:rPr>
+                <w:b w:val="0"/>
+                <w:i w:val="0"/>
+                <w:sz w:val="18"/>
+              </w:rPr>
+              <w:t>Variable and constant, formed by genetic recombination</w:t>
+            </w:r>
+          </w:p>
+        </w:tc>
+      </w:tr>
+      <w:tr>
+        <w:tc>
+          <w:tcPr>
+            <w:tcW w:type="dxa" w:w="3408"/>
+          </w:tcPr>
+          <w:p>
+            <w:pPr>
+              <w:spacing w:after="40"/>
+            </w:pPr>
+            <w:r>
+              <w:rPr>
+                <w:sz w:val="18"/>
+              </w:rPr>
+            </w:r>
+            <w:r>
+              <w:rPr>
+                <w:b w:val="0"/>
+                <w:i w:val="0"/>
+                <w:sz w:val="18"/>
+              </w:rPr>
+              <w:t>Secreted?</w:t>
+            </w:r>
+          </w:p>
+        </w:tc>
+        <w:tc>
+          <w:tcPr>
+            <w:tcW w:type="dxa" w:w="3408"/>
+          </w:tcPr>
+          <w:p>
+            <w:pPr>
+              <w:spacing w:after="40"/>
+            </w:pPr>
+            <w:r>
+              <w:rPr>
+                <w:sz w:val="18"/>
+              </w:rPr>
+            </w:r>
+            <w:r>
+              <w:rPr>
+                <w:b w:val="0"/>
+                <w:i w:val="0"/>
+                <w:sz w:val="18"/>
+              </w:rPr>
+              <w:t>Yes — as antibody</w:t>
+            </w:r>
+          </w:p>
+        </w:tc>
+        <w:tc>
+          <w:tcPr>
+            <w:tcW w:type="dxa" w:w="3408"/>
+          </w:tcPr>
+          <w:p>
+            <w:pPr>
+              <w:spacing w:after="40"/>
+            </w:pPr>
+            <w:r>
+              <w:rPr>
+                <w:sz w:val="18"/>
+              </w:rPr>
+            </w:r>
+            <w:r>
+              <w:rPr>
+                <w:b/>
+                <w:i w:val="0"/>
+                <w:sz w:val="18"/>
+              </w:rPr>
+              <w:t>NEVER</w:t>
+            </w:r>
+          </w:p>
+        </w:tc>
+      </w:tr>
+      <w:tr>
+        <w:tc>
+          <w:tcPr>
+            <w:tcW w:type="dxa" w:w="3408"/>
+          </w:tcPr>
+          <w:p>
+            <w:pPr>
+              <w:spacing w:after="40"/>
+            </w:pPr>
+            <w:r>
+              <w:rPr>
+                <w:sz w:val="18"/>
+              </w:rPr>
+            </w:r>
+            <w:r>
+              <w:rPr>
+                <w:b w:val="0"/>
+                <w:i w:val="0"/>
+                <w:sz w:val="18"/>
+              </w:rPr>
+              <w:t>Recognises</w:t>
+            </w:r>
+          </w:p>
+        </w:tc>
+        <w:tc>
+          <w:tcPr>
+            <w:tcW w:type="dxa" w:w="3408"/>
+          </w:tcPr>
+          <w:p>
+            <w:pPr>
+              <w:spacing w:after="40"/>
+            </w:pPr>
+            <w:r>
+              <w:rPr>
+                <w:sz w:val="18"/>
+              </w:rPr>
+            </w:r>
+            <w:r>
+              <w:rPr>
+                <w:b w:val="0"/>
+                <w:i w:val="0"/>
+                <w:sz w:val="18"/>
+              </w:rPr>
+              <w:t>Free antigen</w:t>
+            </w:r>
+          </w:p>
+        </w:tc>
+        <w:tc>
+          <w:tcPr>
+            <w:tcW w:type="dxa" w:w="3408"/>
+          </w:tcPr>
+          <w:p>
+            <w:pPr>
+              <w:spacing w:after="40"/>
+            </w:pPr>
+            <w:r>
+              <w:rPr>
+                <w:sz w:val="18"/>
+              </w:rPr>
+            </w:r>
+            <w:r>
+              <w:rPr>
+                <w:b w:val="0"/>
+                <w:i w:val="0"/>
+                <w:sz w:val="18"/>
+              </w:rPr>
+              <w:t xml:space="preserve">Antigen </w:t>
+            </w:r>
+            <w:r>
+              <w:rPr>
+                <w:b/>
+                <w:i w:val="0"/>
+                <w:sz w:val="18"/>
+              </w:rPr>
+              <w:t>only when presented with MHC</w:t>
+            </w:r>
+          </w:p>
+        </w:tc>
+      </w:tr>
+    </w:tbl>
+    <w:p>
+      <w:pPr>
+        <w:spacing w:after="80"/>
+      </w:pPr>
+    </w:p>
+    <w:p>
+      <w:pPr>
+        <w:spacing w:after="120"/>
+      </w:pPr>
+      <w:r>
+        <w:rPr>
+          <w:b w:val="0"/>
+          <w:i w:val="0"/>
+        </w:rPr>
+        <w:t xml:space="preserve">The variable-region genes are </w:t>
+      </w:r>
+      <w:r>
+        <w:rPr>
+          <w:b/>
+          <w:i w:val="0"/>
+        </w:rPr>
+        <w:t>locked in for the life of the cell and its progeny</w:t>
+      </w:r>
+      <w:r>
+        <w:rPr>
+          <w:b w:val="0"/>
+          <w:i w:val="0"/>
+        </w:rPr>
+        <w:t xml:space="preserve">, including its memory cells. The first receptor on a young B cell is a small version of </w:t>
+      </w:r>
+      <w:r>
+        <w:rPr>
+          <w:b/>
+          <w:i w:val="0"/>
+        </w:rPr>
+        <w:t>IgM</w:t>
+      </w:r>
+      <w:r>
+        <w:rPr>
+          <w:b w:val="0"/>
+          <w:i w:val="0"/>
+        </w:rPr>
+        <w:t xml:space="preserve">; mature B cells carry </w:t>
+      </w:r>
+      <w:r>
+        <w:rPr>
+          <w:b/>
+          <w:i w:val="0"/>
+        </w:rPr>
+        <w:t>IgD</w:t>
+      </w:r>
+      <w:r>
+        <w:rPr>
+          <w:b w:val="0"/>
+          <w:i w:val="0"/>
+        </w:rPr>
+        <w:t>.</w:t>
+      </w:r>
+    </w:p>
+    <w:p>
+      <w:pPr>
+        <w:spacing w:after="120"/>
+      </w:pPr>
+      <w:r>
+        <w:rPr>
+          <w:b/>
+          <w:i w:val="0"/>
+        </w:rPr>
+        <w:t>Maturation splits by organ.</w:t>
+      </w:r>
+      <w:r>
+        <w:rPr>
+          <w:b w:val="0"/>
+          <w:i w:val="0"/>
+        </w:rPr>
+        <w:t xml:space="preserve"> B cells are directed by </w:t>
+      </w:r>
+      <w:r>
+        <w:rPr>
+          <w:b/>
+          <w:i w:val="0"/>
+        </w:rPr>
+        <w:t>bone marrow stromal cells</w:t>
+      </w:r>
+      <w:r>
+        <w:rPr>
+          <w:b w:val="0"/>
+          <w:i w:val="0"/>
+        </w:rPr>
+        <w:t xml:space="preserve"> and migrate to lymph nodes, spleen and gut-associated lymphoid tissue. T cells are directed by the </w:t>
+      </w:r>
+      <w:r>
+        <w:rPr>
+          <w:b/>
+          <w:i w:val="0"/>
+        </w:rPr>
+        <w:t>thymus</w:t>
+      </w:r>
+      <w:r>
+        <w:rPr>
+          <w:b w:val="0"/>
+          <w:i w:val="0"/>
+        </w:rPr>
+        <w:t xml:space="preserve"> and its hormones — which is why the thymus unites the immune and endocrine systems. T-cell receptors are the </w:t>
+      </w:r>
+      <w:r>
+        <w:rPr>
+          <w:b/>
+          <w:i w:val="0"/>
+        </w:rPr>
+        <w:t>CD</w:t>
+      </w:r>
+      <w:r>
+        <w:rPr>
+          <w:b w:val="0"/>
+          <w:i w:val="0"/>
+        </w:rPr>
+        <w:t xml:space="preserve"> markers (cluster of differentiation): </w:t>
+      </w:r>
+      <w:r>
+        <w:rPr>
+          <w:b/>
+          <w:i w:val="0"/>
+        </w:rPr>
+        <w:t>CD4 on helper cells, CD8 on cytotoxic cells</w:t>
+      </w:r>
+      <w:r>
+        <w:rPr>
+          <w:b w:val="0"/>
+          <w:i w:val="0"/>
+        </w:rPr>
+        <w:t>.</w:t>
+      </w:r>
+    </w:p>
+    <w:p>
+      <w:pPr>
+        <w:pStyle w:val="Heading2"/>
+        <w:spacing w:before="200" w:after="100"/>
+      </w:pPr>
+      <w:r>
+        <w:rPr>
+          <w:rFonts w:ascii="Georgia" w:hAnsi="Georgia"/>
+          <w:color w:val="1F4D2B"/>
+        </w:rPr>
+        <w:t>6.5 · Antigens and their special categories</w:t>
+      </w:r>
+    </w:p>
+    <w:p>
+      <w:pPr>
+        <w:spacing w:after="120"/>
+      </w:pPr>
+      <w:r>
+        <w:rPr>
+          <w:b w:val="0"/>
+          <w:i w:val="0"/>
+        </w:rPr>
+        <w:t xml:space="preserve">An </w:t>
+      </w:r>
+      <w:r>
+        <w:rPr>
+          <w:b/>
+          <w:i w:val="0"/>
+        </w:rPr>
+        <w:t>antigen</w:t>
+      </w:r>
+      <w:r>
+        <w:rPr>
+          <w:b w:val="0"/>
+          <w:i w:val="0"/>
+        </w:rPr>
+        <w:t xml:space="preserve"> is anything provoking a response in specific lymphocytes — it must be perceived as foreign </w:t>
+      </w:r>
+      <w:r>
+        <w:rPr>
+          <w:b w:val="0"/>
+          <w:i/>
+        </w:rPr>
+        <w:t>and</w:t>
+      </w:r>
+      <w:r>
+        <w:rPr>
+          <w:b w:val="0"/>
+          <w:i w:val="0"/>
+        </w:rPr>
+        <w:t xml:space="preserve"> be big enough to attract attention. The </w:t>
+      </w:r>
+      <w:r>
+        <w:rPr>
+          <w:b/>
+          <w:i w:val="0"/>
+        </w:rPr>
+        <w:t>antigenic determinant</w:t>
+      </w:r>
+      <w:r>
+        <w:rPr>
+          <w:b w:val="0"/>
+          <w:i w:val="0"/>
+        </w:rPr>
+        <w:t xml:space="preserve"> or </w:t>
+      </w:r>
+      <w:r>
+        <w:rPr>
+          <w:b/>
+          <w:i w:val="0"/>
+        </w:rPr>
+        <w:t>epitope</w:t>
+      </w:r>
+      <w:r>
+        <w:rPr>
+          <w:b w:val="0"/>
+          <w:i w:val="0"/>
+        </w:rPr>
+        <w:t xml:space="preserve"> is the small molecular group actually recognised, and one antigen may carry many.</w:t>
+      </w:r>
+    </w:p>
+    <w:p>
+      <w:pPr>
+        <w:spacing w:after="120"/>
+      </w:pPr>
+      <w:r>
+        <w:rPr>
+          <w:b/>
+          <w:i w:val="0"/>
+        </w:rPr>
+        <w:t>Size decides antigenicity.</w:t>
+      </w:r>
+      <w:r>
+        <w:rPr>
+          <w:b w:val="0"/>
+          <w:i w:val="0"/>
+        </w:rPr>
+        <w:t xml:space="preserve"> Foreign cells and complex molecules </w:t>
+      </w:r>
+      <w:r>
+        <w:rPr>
+          <w:b/>
+          <w:i w:val="0"/>
+        </w:rPr>
+        <w:t>over 100,000 molecular weight</w:t>
+      </w:r>
+      <w:r>
+        <w:rPr>
+          <w:b w:val="0"/>
+          <w:i w:val="0"/>
+        </w:rPr>
+        <w:t xml:space="preserve"> are the most antigenic, and usually large proteins. Molecules </w:t>
+      </w:r>
+      <w:r>
+        <w:rPr>
+          <w:b/>
+          <w:i w:val="0"/>
+        </w:rPr>
+        <w:t>under 1,000</w:t>
+      </w:r>
+      <w:r>
+        <w:rPr>
+          <w:b w:val="0"/>
+          <w:i w:val="0"/>
+        </w:rPr>
+        <w:t xml:space="preserve"> — </w:t>
+      </w:r>
+      <w:r>
+        <w:rPr>
+          <w:b/>
+          <w:i w:val="0"/>
+        </w:rPr>
+        <w:t>haptens</w:t>
+      </w:r>
+      <w:r>
+        <w:rPr>
+          <w:b w:val="0"/>
+          <w:i w:val="0"/>
+        </w:rPr>
+        <w:t xml:space="preserve"> — are generally not antigenic </w:t>
+      </w:r>
+      <w:r>
+        <w:rPr>
+          <w:b w:val="0"/>
+          <w:i/>
+        </w:rPr>
+        <w:t>unless attached to a larger carrier</w:t>
+      </w:r>
+      <w:r>
+        <w:rPr>
+          <w:b w:val="0"/>
+          <w:i w:val="0"/>
+        </w:rPr>
+        <w:t>. Drugs, metals and industrial chemicals behave this way, which is how an occupational allergy to latex or cleaning chemicals arises.</w:t>
+      </w:r>
+    </w:p>
+    <w:tbl>
+      <w:tblPr>
+        <w:tblStyle w:val="TableGrid"/>
+        <w:tblW w:type="auto" w:w="0"/>
+        <w:jc w:val="center"/>
+        <w:tblLook w:firstColumn="1" w:firstRow="1" w:lastColumn="0" w:lastRow="0" w:noHBand="0" w:noVBand="1" w:val="04A0"/>
+        <w:tblBorders>
+          <w:top w:val="single" w:sz="4" w:space="0" w:color="D8D2D4"/>
+          <w:left w:val="single" w:sz="4" w:space="0" w:color="D8D2D4"/>
+          <w:bottom w:val="single" w:sz="4" w:space="0" w:color="D8D2D4"/>
+          <w:right w:val="single" w:sz="4" w:space="0" w:color="D8D2D4"/>
+          <w:insideH w:val="single" w:sz="4" w:space="0" w:color="D8D2D4"/>
+          <w:insideV w:val="single" w:sz="4" w:space="0" w:color="D8D2D4"/>
+        </w:tblBorders>
+      </w:tblPr>
+      <w:tblGrid>
+        <w:gridCol w:w="3408"/>
+        <w:gridCol w:w="3408"/>
+        <w:gridCol w:w="3408"/>
+      </w:tblGrid>
+      <w:tr>
+        <w:tc>
+          <w:tcPr>
+            <w:tcW w:type="dxa" w:w="3408"/>
+            <w:shd w:val="clear" w:color="auto" w:fill="1F4D2B"/>
+          </w:tcPr>
+          <w:p>
+            <w:pPr>
+              <w:spacing w:after="40"/>
+            </w:pPr>
+            <w:r>
+              <w:rPr>
+                <w:b/>
+                <w:color w:val="FFFFFF"/>
+                <w:sz w:val="18"/>
+              </w:rPr>
+            </w:r>
+            <w:r>
+              <w:rPr>
+                <w:b/>
+                <w:i w:val="0"/>
+                <w:color w:val="FFFFFF"/>
+                <w:sz w:val="18"/>
+              </w:rPr>
+              <w:t>Category</w:t>
+            </w:r>
+          </w:p>
+        </w:tc>
+        <w:tc>
+          <w:tcPr>
+            <w:tcW w:type="dxa" w:w="3408"/>
+            <w:shd w:val="clear" w:color="auto" w:fill="1F4D2B"/>
+          </w:tcPr>
+          <w:p>
+            <w:pPr>
+              <w:spacing w:after="40"/>
+            </w:pPr>
+            <w:r>
+              <w:rPr>
+                <w:b/>
+                <w:color w:val="FFFFFF"/>
+                <w:sz w:val="18"/>
+              </w:rPr>
+            </w:r>
+            <w:r>
+              <w:rPr>
+                <w:b/>
+                <w:i w:val="0"/>
+                <w:color w:val="FFFFFF"/>
+                <w:sz w:val="18"/>
+              </w:rPr>
+              <w:t>What it is</w:t>
+            </w:r>
+          </w:p>
+        </w:tc>
+        <w:tc>
+          <w:tcPr>
+            <w:tcW w:type="dxa" w:w="3408"/>
+            <w:shd w:val="clear" w:color="auto" w:fill="1F4D2B"/>
+          </w:tcPr>
+          <w:p>
+            <w:pPr>
+              <w:spacing w:after="40"/>
+            </w:pPr>
+            <w:r>
+              <w:rPr>
+                <w:b/>
+                <w:color w:val="FFFFFF"/>
+                <w:sz w:val="18"/>
+              </w:rPr>
+            </w:r>
+            <w:r>
+              <w:rPr>
+                <w:b/>
+                <w:i w:val="0"/>
+                <w:color w:val="FFFFFF"/>
+                <w:sz w:val="18"/>
+              </w:rPr>
+              <w:t>Consequence</w:t>
+            </w:r>
+          </w:p>
+        </w:tc>
+      </w:tr>
+      <w:tr>
+        <w:tc>
+          <w:tcPr>
+            <w:tcW w:type="dxa" w:w="3408"/>
+          </w:tcPr>
+          <w:p>
+            <w:pPr>
+              <w:spacing w:after="40"/>
+            </w:pPr>
+            <w:r>
+              <w:rPr>
+                <w:sz w:val="18"/>
+              </w:rPr>
+            </w:r>
+            <w:r>
+              <w:rPr>
+                <w:b/>
+                <w:i w:val="0"/>
+                <w:sz w:val="18"/>
+              </w:rPr>
+              <w:t>Autoantigen</w:t>
+            </w:r>
+          </w:p>
+        </w:tc>
+        <w:tc>
+          <w:tcPr>
+            <w:tcW w:type="dxa" w:w="3408"/>
+          </w:tcPr>
+          <w:p>
+            <w:pPr>
+              <w:spacing w:after="40"/>
+            </w:pPr>
+            <w:r>
+              <w:rPr>
+                <w:sz w:val="18"/>
+              </w:rPr>
+            </w:r>
+            <w:r>
+              <w:rPr>
+                <w:b w:val="0"/>
+                <w:i w:val="0"/>
+                <w:sz w:val="18"/>
+              </w:rPr>
+              <w:t>Self tissue for which tolerance is inadequate</w:t>
+            </w:r>
+          </w:p>
+        </w:tc>
+        <w:tc>
+          <w:tcPr>
+            <w:tcW w:type="dxa" w:w="3408"/>
+          </w:tcPr>
+          <w:p>
+            <w:pPr>
+              <w:spacing w:after="40"/>
+            </w:pPr>
+            <w:r>
+              <w:rPr>
+                <w:sz w:val="18"/>
+              </w:rPr>
+            </w:r>
+            <w:r>
+              <w:rPr>
+                <w:b w:val="0"/>
+                <w:i w:val="0"/>
+                <w:sz w:val="18"/>
+              </w:rPr>
+              <w:t>Accounts for some autoimmune disorders</w:t>
+            </w:r>
+          </w:p>
+        </w:tc>
+      </w:tr>
+      <w:tr>
+        <w:tc>
+          <w:tcPr>
+            <w:tcW w:type="dxa" w:w="3408"/>
+          </w:tcPr>
+          <w:p>
+            <w:pPr>
+              <w:spacing w:after="40"/>
+            </w:pPr>
+            <w:r>
+              <w:rPr>
+                <w:sz w:val="18"/>
+              </w:rPr>
+            </w:r>
+            <w:r>
+              <w:rPr>
+                <w:b/>
+                <w:i w:val="0"/>
+                <w:sz w:val="18"/>
+              </w:rPr>
+              <w:t>Alloantigen</w:t>
+            </w:r>
+          </w:p>
+        </w:tc>
+        <w:tc>
+          <w:tcPr>
+            <w:tcW w:type="dxa" w:w="3408"/>
+          </w:tcPr>
+          <w:p>
+            <w:pPr>
+              <w:spacing w:after="40"/>
+            </w:pPr>
+            <w:r>
+              <w:rPr>
+                <w:sz w:val="18"/>
+              </w:rPr>
+            </w:r>
+            <w:r>
+              <w:rPr>
+                <w:b w:val="0"/>
+                <w:i w:val="0"/>
+                <w:sz w:val="18"/>
+              </w:rPr>
+              <w:t xml:space="preserve">A surface marker of one individual that is antigenic to </w:t>
+            </w:r>
+            <w:r>
+              <w:rPr>
+                <w:b/>
+                <w:i w:val="0"/>
+                <w:sz w:val="18"/>
+              </w:rPr>
+              <w:t>another of the same species</w:t>
+            </w:r>
+          </w:p>
+        </w:tc>
+        <w:tc>
+          <w:tcPr>
+            <w:tcW w:type="dxa" w:w="3408"/>
+          </w:tcPr>
+          <w:p>
+            <w:pPr>
+              <w:spacing w:after="40"/>
+            </w:pPr>
+            <w:r>
+              <w:rPr>
+                <w:sz w:val="18"/>
+              </w:rPr>
+            </w:r>
+            <w:r>
+              <w:rPr>
+                <w:b w:val="0"/>
+                <w:i w:val="0"/>
+                <w:sz w:val="18"/>
+              </w:rPr>
+              <w:t xml:space="preserve">Gives the </w:t>
+            </w:r>
+            <w:r>
+              <w:rPr>
+                <w:b/>
+                <w:i w:val="0"/>
+                <w:sz w:val="18"/>
+              </w:rPr>
+              <w:t>blood groups</w:t>
+            </w:r>
+            <w:r>
+              <w:rPr>
+                <w:b w:val="0"/>
+                <w:i w:val="0"/>
+                <w:sz w:val="18"/>
+              </w:rPr>
+              <w:t xml:space="preserve"> and the MHC profile; incompatibility causes transfusion reaction or graft-versus-host disease</w:t>
+            </w:r>
+          </w:p>
+        </w:tc>
+      </w:tr>
+      <w:tr>
+        <w:tc>
+          <w:tcPr>
+            <w:tcW w:type="dxa" w:w="3408"/>
+          </w:tcPr>
+          <w:p>
+            <w:pPr>
+              <w:spacing w:after="40"/>
+            </w:pPr>
+            <w:r>
+              <w:rPr>
+                <w:sz w:val="18"/>
+              </w:rPr>
+            </w:r>
+            <w:r>
+              <w:rPr>
+                <w:b/>
+                <w:i w:val="0"/>
+                <w:sz w:val="18"/>
+              </w:rPr>
+              <w:t>Heterophilic</w:t>
+            </w:r>
+          </w:p>
+        </w:tc>
+        <w:tc>
+          <w:tcPr>
+            <w:tcW w:type="dxa" w:w="3408"/>
+          </w:tcPr>
+          <w:p>
+            <w:pPr>
+              <w:spacing w:after="40"/>
+            </w:pPr>
+            <w:r>
+              <w:rPr>
+                <w:sz w:val="18"/>
+              </w:rPr>
+            </w:r>
+            <w:r>
+              <w:rPr>
+                <w:b w:val="0"/>
+                <w:i w:val="0"/>
+                <w:sz w:val="18"/>
+              </w:rPr>
+              <w:t xml:space="preserve">Molecules from </w:t>
+            </w:r>
+            <w:r>
+              <w:rPr>
+                <w:b/>
+                <w:i w:val="0"/>
+                <w:sz w:val="18"/>
+              </w:rPr>
+              <w:t>unrelated species</w:t>
+            </w:r>
+            <w:r>
+              <w:rPr>
+                <w:b w:val="0"/>
+                <w:i w:val="0"/>
+                <w:sz w:val="18"/>
+              </w:rPr>
+              <w:t xml:space="preserve"> with similar determinants</w:t>
+            </w:r>
+          </w:p>
+        </w:tc>
+        <w:tc>
+          <w:tcPr>
+            <w:tcW w:type="dxa" w:w="3408"/>
+          </w:tcPr>
+          <w:p>
+            <w:pPr>
+              <w:spacing w:after="40"/>
+            </w:pPr>
+            <w:r>
+              <w:rPr>
+                <w:sz w:val="18"/>
+              </w:rPr>
+            </w:r>
+            <w:r>
+              <w:rPr>
+                <w:b w:val="0"/>
+                <w:i w:val="0"/>
+                <w:sz w:val="18"/>
+              </w:rPr>
+              <w:t>Mammalian heart muscle and group A streptococcal cell wall may cross react</w:t>
+            </w:r>
+          </w:p>
+        </w:tc>
+      </w:tr>
+      <w:tr>
+        <w:tc>
+          <w:tcPr>
+            <w:tcW w:type="dxa" w:w="3408"/>
+          </w:tcPr>
+          <w:p>
+            <w:pPr>
+              <w:spacing w:after="40"/>
+            </w:pPr>
+            <w:r>
+              <w:rPr>
+                <w:sz w:val="18"/>
+              </w:rPr>
+            </w:r>
+            <w:r>
+              <w:rPr>
+                <w:b/>
+                <w:i w:val="0"/>
+                <w:sz w:val="18"/>
+              </w:rPr>
+              <w:t>Superantigen</w:t>
+            </w:r>
+          </w:p>
+        </w:tc>
+        <w:tc>
+          <w:tcPr>
+            <w:tcW w:type="dxa" w:w="3408"/>
+          </w:tcPr>
+          <w:p>
+            <w:pPr>
+              <w:spacing w:after="40"/>
+            </w:pPr>
+            <w:r>
+              <w:rPr>
+                <w:sz w:val="18"/>
+              </w:rPr>
+            </w:r>
+            <w:r>
+              <w:rPr>
+                <w:b w:val="0"/>
+                <w:i w:val="0"/>
+                <w:sz w:val="18"/>
+              </w:rPr>
+              <w:t>A potent T-cell stimulator</w:t>
+            </w:r>
+          </w:p>
+        </w:tc>
+        <w:tc>
+          <w:tcPr>
+            <w:tcW w:type="dxa" w:w="3408"/>
+          </w:tcPr>
+          <w:p>
+            <w:pPr>
+              <w:spacing w:after="40"/>
+            </w:pPr>
+            <w:r>
+              <w:rPr>
+                <w:sz w:val="18"/>
+              </w:rPr>
+            </w:r>
+            <w:r>
+              <w:rPr>
+                <w:b/>
+                <w:i w:val="0"/>
+                <w:sz w:val="18"/>
+              </w:rPr>
+              <w:t>Cytokine storm</w:t>
+            </w:r>
+            <w:r>
+              <w:rPr>
+                <w:b w:val="0"/>
+                <w:i w:val="0"/>
+                <w:sz w:val="18"/>
+              </w:rPr>
+              <w:t xml:space="preserve"> — staphylococcal toxic shock toxin, enterotoxin</w:t>
+            </w:r>
+          </w:p>
+        </w:tc>
+      </w:tr>
+      <w:tr>
+        <w:tc>
+          <w:tcPr>
+            <w:tcW w:type="dxa" w:w="3408"/>
+          </w:tcPr>
+          <w:p>
+            <w:pPr>
+              <w:spacing w:after="40"/>
+            </w:pPr>
+            <w:r>
+              <w:rPr>
+                <w:sz w:val="18"/>
+              </w:rPr>
+            </w:r>
+            <w:r>
+              <w:rPr>
+                <w:b/>
+                <w:i w:val="0"/>
+                <w:sz w:val="18"/>
+              </w:rPr>
+              <w:t>Allergen</w:t>
+            </w:r>
+          </w:p>
+        </w:tc>
+        <w:tc>
+          <w:tcPr>
+            <w:tcW w:type="dxa" w:w="3408"/>
+          </w:tcPr>
+          <w:p>
+            <w:pPr>
+              <w:spacing w:after="40"/>
+            </w:pPr>
+            <w:r>
+              <w:rPr>
+                <w:sz w:val="18"/>
+              </w:rPr>
+            </w:r>
+            <w:r>
+              <w:rPr>
+                <w:b w:val="0"/>
+                <w:i w:val="0"/>
+                <w:sz w:val="18"/>
+              </w:rPr>
+              <w:t xml:space="preserve">Any antigen provoking allergy — </w:t>
+            </w:r>
+            <w:r>
+              <w:rPr>
+                <w:b/>
+                <w:i w:val="0"/>
+                <w:sz w:val="18"/>
+              </w:rPr>
+              <w:t>Type I hypersensitivity</w:t>
+            </w:r>
+          </w:p>
+        </w:tc>
+        <w:tc>
+          <w:tcPr>
+            <w:tcW w:type="dxa" w:w="3408"/>
+          </w:tcPr>
+          <w:p>
+            <w:pPr>
+              <w:spacing w:after="40"/>
+            </w:pPr>
+            <w:r>
+              <w:rPr>
+                <w:sz w:val="18"/>
+              </w:rPr>
+            </w:r>
+            <w:r>
+              <w:rPr>
+                <w:b w:val="0"/>
+                <w:i w:val="0"/>
+                <w:sz w:val="18"/>
+              </w:rPr>
+              <w:t xml:space="preserve">Classified by </w:t>
+            </w:r>
+            <w:r>
+              <w:rPr>
+                <w:b/>
+                <w:i w:val="0"/>
+                <w:sz w:val="18"/>
+              </w:rPr>
+              <w:t>portal of entry</w:t>
+            </w:r>
+            <w:r>
+              <w:rPr>
+                <w:b w:val="0"/>
+                <w:i w:val="0"/>
+                <w:sz w:val="18"/>
+              </w:rPr>
+              <w:t>: inhaled, ingested, injected, contact</w:t>
+            </w:r>
+          </w:p>
+        </w:tc>
+      </w:tr>
+    </w:tbl>
+    <w:p>
+      <w:pPr>
+        <w:spacing w:after="80"/>
+      </w:pPr>
+    </w:p>
+    <w:p>
+      <w:pPr>
+        <w:pStyle w:val="Heading2"/>
+        <w:spacing w:before="200" w:after="100"/>
+      </w:pPr>
+      <w:r>
+        <w:rPr>
+          <w:rFonts w:ascii="Georgia" w:hAnsi="Georgia"/>
+          <w:color w:val="1F4D2B"/>
+        </w:rPr>
+        <w:t>6.6 · Objective 7 — Presentation, and the two interleukins</w:t>
+      </w:r>
+    </w:p>
+    <w:p>
+      <w:pPr>
+        <w:spacing w:after="120"/>
+      </w:pPr>
+      <w:r>
+        <w:rPr>
+          <w:b w:val="0"/>
+          <w:i w:val="0"/>
+        </w:rPr>
+        <w:t xml:space="preserve">T-cell dependent antigens must be processed by an </w:t>
+      </w:r>
+      <w:r>
+        <w:rPr>
+          <w:b/>
+          <w:i w:val="0"/>
+        </w:rPr>
+        <w:t>antigen-presenting cell</w:t>
+      </w:r>
+      <w:r>
+        <w:rPr>
+          <w:b w:val="0"/>
+          <w:i w:val="0"/>
+        </w:rPr>
+        <w:t xml:space="preserve">, which alters the antigen and attaches it to its </w:t>
+      </w:r>
+      <w:r>
+        <w:rPr>
+          <w:b/>
+          <w:i w:val="0"/>
+        </w:rPr>
+        <w:t>class II MHC</w:t>
+      </w:r>
+      <w:r>
+        <w:rPr>
+          <w:b w:val="0"/>
+          <w:i w:val="0"/>
+        </w:rPr>
+        <w:t xml:space="preserve"> receptor. Presentation is a three-way collaboration: </w:t>
+      </w:r>
+      <w:r>
+        <w:rPr>
+          <w:b/>
+          <w:i w:val="0"/>
+        </w:rPr>
+        <w:t>APC, T helper cell, and an antigen-specific B or T cell</w:t>
+      </w:r>
+      <w:r>
+        <w:rPr>
+          <w:b w:val="0"/>
+          <w:i w:val="0"/>
+        </w:rPr>
+        <w:t>.</w:t>
+      </w:r>
+    </w:p>
+    <w:tbl>
+      <w:tblPr>
+        <w:tblW w:type="auto" w:w="0"/>
+        <w:tblLook w:firstColumn="1" w:firstRow="1" w:lastColumn="0" w:lastRow="0" w:noHBand="0" w:noVBand="1" w:val="04A0"/>
+        <w:tblBorders>
+          <w:top w:val="single" w:sz="8" w:space="0" w:color="B9A98B"/>
+          <w:left w:val="single" w:sz="8" w:space="0" w:color="B9A98B"/>
+          <w:bottom w:val="single" w:sz="8" w:space="0" w:color="B9A98B"/>
+          <w:right w:val="single" w:sz="8" w:space="0" w:color="B9A98B"/>
+          <w:insideH w:val="single" w:sz="8" w:space="0" w:color="B9A98B"/>
+          <w:insideV w:val="single" w:sz="8" w:space="0" w:color="B9A98B"/>
+        </w:tblBorders>
+      </w:tblPr>
+      <w:tblGrid>
+        <w:gridCol w:w="10224"/>
+      </w:tblGrid>
+      <w:tr>
+        <w:tc>
+          <w:tcPr>
+            <w:tcW w:type="dxa" w:w="10224"/>
+            <w:shd w:val="clear" w:color="auto" w:fill="F5F2EC"/>
+          </w:tcPr>
+          <w:p>
+            <w:pPr>
+              <w:spacing w:after="80"/>
+            </w:pPr>
+            <w:r>
+              <w:rPr>
+                <w:b/>
+                <w:color w:val="6B5B3E"/>
+                <w:sz w:val="18"/>
+              </w:rPr>
+              <w:t>NOTE</w:t>
+            </w:r>
+          </w:p>
+          <w:p>
+            <w:pPr>
+              <w:spacing w:after="120"/>
+            </w:pPr>
+            <w:r>
+              <w:rPr>
+                <w:b/>
+                <w:i w:val="0"/>
+              </w:rPr>
+              <w:t>Two interleukins, two sources, two jobs — and they are easy to swap.</w:t>
+            </w:r>
+          </w:p>
+          <w:p>
+            <w:pPr>
+              <w:pStyle w:val="ListBullet"/>
+              <w:spacing w:after="40"/>
+            </w:pPr>
+            <w:r>
+              <w:rPr>
+                <w:b/>
+                <w:i w:val="0"/>
+                <w:sz w:val="20"/>
+              </w:rPr>
+              <w:t>Interleukin 1</w:t>
+            </w:r>
+            <w:r>
+              <w:rPr>
+                <w:b w:val="0"/>
+                <w:i w:val="0"/>
+                <w:sz w:val="20"/>
+              </w:rPr>
+              <w:t xml:space="preserve"> is secreted </w:t>
+            </w:r>
+            <w:r>
+              <w:rPr>
+                <w:b/>
+                <w:i w:val="0"/>
+                <w:sz w:val="20"/>
+              </w:rPr>
+              <w:t>by the APC</w:t>
+            </w:r>
+            <w:r>
+              <w:rPr>
+                <w:b w:val="0"/>
+                <w:i w:val="0"/>
+                <w:sz w:val="20"/>
+              </w:rPr>
+              <w:t xml:space="preserve"> to activate the T helper cell. It is also an </w:t>
+            </w:r>
+            <w:r>
+              <w:rPr>
+                <w:b/>
+                <w:i w:val="0"/>
+                <w:sz w:val="20"/>
+              </w:rPr>
+              <w:t>endogenous pyrogen</w:t>
+            </w:r>
+            <w:r>
+              <w:rPr>
+                <w:b w:val="0"/>
+                <w:i w:val="0"/>
+                <w:sz w:val="20"/>
+              </w:rPr>
+              <w:t>, stimulating fever and inflammation.</w:t>
+            </w:r>
+          </w:p>
+          <w:p>
+            <w:pPr>
+              <w:pStyle w:val="ListBullet"/>
+              <w:spacing w:after="40"/>
+            </w:pPr>
+            <w:r>
+              <w:rPr>
+                <w:b/>
+                <w:i w:val="0"/>
+                <w:sz w:val="20"/>
+              </w:rPr>
+              <w:t>Interleukin 2</w:t>
+            </w:r>
+            <w:r>
+              <w:rPr>
+                <w:b w:val="0"/>
+                <w:i w:val="0"/>
+                <w:sz w:val="20"/>
+              </w:rPr>
+              <w:t xml:space="preserve"> is produced </w:t>
+            </w:r>
+            <w:r>
+              <w:rPr>
+                <w:b/>
+                <w:i w:val="0"/>
+                <w:sz w:val="20"/>
+              </w:rPr>
+              <w:t>by the activated T helper cell</w:t>
+            </w:r>
+            <w:r>
+              <w:rPr>
+                <w:b w:val="0"/>
+                <w:i w:val="0"/>
+                <w:sz w:val="20"/>
+              </w:rPr>
+              <w:t xml:space="preserve"> to activate B cells and other T cells, especially enhancing helper function. </w:t>
+            </w:r>
+            <w:r>
+              <w:rPr>
+                <w:b/>
+                <w:i w:val="0"/>
+                <w:sz w:val="20"/>
+              </w:rPr>
+              <w:t>Its dysregulation</w:t>
+            </w:r>
+            <w:r>
+              <w:rPr>
+                <w:b w:val="0"/>
+                <w:i w:val="0"/>
+                <w:sz w:val="20"/>
+              </w:rPr>
+              <w:t xml:space="preserve"> can contribute to lupus and rheumatoid arthritis.</w:t>
+            </w:r>
+          </w:p>
+        </w:tc>
+      </w:tr>
+    </w:tbl>
+    <w:p>
+      <w:pPr>
+        <w:spacing w:after="80"/>
+      </w:pPr>
+    </w:p>
+    <w:p>
+      <w:pPr>
+        <w:spacing w:after="120"/>
+      </w:pPr>
+      <w:r>
+        <w:rPr>
+          <w:b w:val="0"/>
+          <w:i w:val="0"/>
+        </w:rPr>
+        <w:t xml:space="preserve">Once B cells process antigen, interact with helper cells and receive growth and differentiation factors, they undergo clonal expansion into </w:t>
+      </w:r>
+      <w:r>
+        <w:rPr>
+          <w:b/>
+          <w:i w:val="0"/>
+        </w:rPr>
+        <w:t>plasma cells</w:t>
+      </w:r>
+      <w:r>
+        <w:rPr>
+          <w:b w:val="0"/>
+          <w:i w:val="0"/>
+        </w:rPr>
+        <w:t xml:space="preserve">, which secrete antibody, and </w:t>
+      </w:r>
+      <w:r>
+        <w:rPr>
+          <w:b/>
+          <w:i w:val="0"/>
+        </w:rPr>
+        <w:t>memory cells</w:t>
+      </w:r>
+      <w:r>
+        <w:rPr>
+          <w:b w:val="0"/>
+          <w:i w:val="0"/>
+        </w:rPr>
+        <w:t xml:space="preserve"> — which </w:t>
+      </w:r>
+      <w:r>
+        <w:rPr>
+          <w:b/>
+          <w:i w:val="0"/>
+        </w:rPr>
+        <w:t>pause partway through mitosis</w:t>
+      </w:r>
+      <w:r>
+        <w:rPr>
+          <w:b w:val="0"/>
+          <w:i w:val="0"/>
+        </w:rPr>
+        <w:t>. That pause is why the secondary response is so much faster.</w:t>
+      </w:r>
+    </w:p>
+    <w:p>
+      <w:pPr>
+        <w:spacing w:after="120"/>
+      </w:pPr>
+      <w:r>
+        <w:rPr>
+          <w:b/>
+          <w:i w:val="0"/>
+        </w:rPr>
+        <w:t>The naming.</w:t>
+      </w:r>
+      <w:r>
+        <w:rPr>
+          <w:b w:val="0"/>
+          <w:i w:val="0"/>
+        </w:rPr>
+        <w:t xml:space="preserve"> B-cell responses are </w:t>
+      </w:r>
+      <w:r>
+        <w:rPr>
+          <w:b/>
+          <w:i w:val="0"/>
+        </w:rPr>
+        <w:t>antibody-mediated immunity</w:t>
+      </w:r>
+      <w:r>
+        <w:rPr>
+          <w:b w:val="0"/>
+          <w:i w:val="0"/>
+        </w:rPr>
+        <w:t xml:space="preserve"> (or humoral-mediated in older texts); T-cell responses are </w:t>
+      </w:r>
+      <w:r>
+        <w:rPr>
+          <w:b/>
+          <w:i w:val="0"/>
+        </w:rPr>
+        <w:t>cell-mediated immunity</w:t>
+      </w:r>
+      <w:r>
+        <w:rPr>
+          <w:b w:val="0"/>
+          <w:i w:val="0"/>
+        </w:rPr>
+        <w:t>.</w:t>
+      </w:r>
+    </w:p>
+    <w:p>
+      <w:pPr>
+        <w:pStyle w:val="Heading2"/>
+        <w:spacing w:before="200" w:after="100"/>
+      </w:pPr>
+      <w:r>
+        <w:rPr>
+          <w:rFonts w:ascii="Georgia" w:hAnsi="Georgia"/>
+          <w:color w:val="1F4D2B"/>
+        </w:rPr>
+        <w:t>6.7 · Objective 4 — The five immunoglobulins</w:t>
+      </w:r>
+    </w:p>
+    <w:p>
+      <w:pPr>
+        <w:spacing w:after="120"/>
+      </w:pPr>
+      <w:r>
+        <w:rPr>
+          <w:b/>
+          <w:i w:val="0"/>
+        </w:rPr>
+        <w:t>Structure first.</w:t>
+      </w:r>
+      <w:r>
+        <w:rPr>
+          <w:b w:val="0"/>
+          <w:i w:val="0"/>
+        </w:rPr>
+        <w:t xml:space="preserve"> A large Y-shaped protein of four chains. The two identical </w:t>
+      </w:r>
+      <w:r>
+        <w:rPr>
+          <w:b/>
+          <w:i w:val="0"/>
+        </w:rPr>
+        <w:t>Fab</w:t>
+      </w:r>
+      <w:r>
+        <w:rPr>
+          <w:b w:val="0"/>
+          <w:i w:val="0"/>
+        </w:rPr>
+        <w:t xml:space="preserve"> ends (antigen-binding fragment) bind antigen; the </w:t>
+      </w:r>
+      <w:r>
+        <w:rPr>
+          <w:b/>
+          <w:i w:val="0"/>
+        </w:rPr>
+        <w:t>Fc</w:t>
+      </w:r>
+      <w:r>
+        <w:rPr>
+          <w:b w:val="0"/>
+          <w:i w:val="0"/>
+        </w:rPr>
+        <w:t xml:space="preserve"> end (crystallizable fragment) binds cells of the immune system and allows the molecule to </w:t>
+      </w:r>
+      <w:r>
+        <w:rPr>
+          <w:b/>
+          <w:i w:val="0"/>
+        </w:rPr>
+        <w:t>swivel</w:t>
+      </w:r>
+      <w:r>
+        <w:rPr>
+          <w:b w:val="0"/>
+          <w:i w:val="0"/>
+        </w:rPr>
+        <w:t>.</w:t>
+      </w:r>
+    </w:p>
+    <w:tbl>
+      <w:tblPr>
+        <w:tblStyle w:val="TableGrid"/>
+        <w:tblW w:type="auto" w:w="0"/>
+        <w:jc w:val="center"/>
+        <w:tblLook w:firstColumn="1" w:firstRow="1" w:lastColumn="0" w:lastRow="0" w:noHBand="0" w:noVBand="1" w:val="04A0"/>
+        <w:tblBorders>
+          <w:top w:val="single" w:sz="4" w:space="0" w:color="D8D2D4"/>
+          <w:left w:val="single" w:sz="4" w:space="0" w:color="D8D2D4"/>
+          <w:bottom w:val="single" w:sz="4" w:space="0" w:color="D8D2D4"/>
+          <w:right w:val="single" w:sz="4" w:space="0" w:color="D8D2D4"/>
+          <w:insideH w:val="single" w:sz="4" w:space="0" w:color="D8D2D4"/>
+          <w:insideV w:val="single" w:sz="4" w:space="0" w:color="D8D2D4"/>
+        </w:tblBorders>
+      </w:tblPr>
+      <w:tblGrid>
+        <w:gridCol w:w="3408"/>
+        <w:gridCol w:w="3408"/>
+        <w:gridCol w:w="3408"/>
+      </w:tblGrid>
+      <w:tr>
+        <w:tc>
+          <w:tcPr>
+            <w:tcW w:type="dxa" w:w="3408"/>
+            <w:shd w:val="clear" w:color="auto" w:fill="1F4D2B"/>
+          </w:tcPr>
+          <w:p>
+            <w:pPr>
+              <w:spacing w:after="40"/>
+            </w:pPr>
+            <w:r>
+              <w:rPr>
+                <w:b/>
+                <w:color w:val="FFFFFF"/>
+                <w:sz w:val="18"/>
+              </w:rPr>
+            </w:r>
+            <w:r>
+              <w:rPr>
+                <w:b/>
+                <w:i w:val="0"/>
+                <w:color w:val="FFFFFF"/>
+                <w:sz w:val="18"/>
+              </w:rPr>
+              <w:t>Class</w:t>
+            </w:r>
+          </w:p>
+        </w:tc>
+        <w:tc>
+          <w:tcPr>
+            <w:tcW w:type="dxa" w:w="3408"/>
+            <w:shd w:val="clear" w:color="auto" w:fill="1F4D2B"/>
+          </w:tcPr>
+          <w:p>
+            <w:pPr>
+              <w:spacing w:after="40"/>
+            </w:pPr>
+            <w:r>
+              <w:rPr>
+                <w:b/>
+                <w:color w:val="FFFFFF"/>
+                <w:sz w:val="18"/>
+              </w:rPr>
+            </w:r>
+            <w:r>
+              <w:rPr>
+                <w:b/>
+                <w:i w:val="0"/>
+                <w:color w:val="FFFFFF"/>
+                <w:sz w:val="18"/>
+              </w:rPr>
+              <w:t>Form</w:t>
+            </w:r>
+          </w:p>
+        </w:tc>
+        <w:tc>
+          <w:tcPr>
+            <w:tcW w:type="dxa" w:w="3408"/>
+            <w:shd w:val="clear" w:color="auto" w:fill="1F4D2B"/>
+          </w:tcPr>
+          <w:p>
+            <w:pPr>
+              <w:spacing w:after="40"/>
+            </w:pPr>
+            <w:r>
+              <w:rPr>
+                <w:b/>
+                <w:color w:val="FFFFFF"/>
+                <w:sz w:val="18"/>
+              </w:rPr>
+            </w:r>
+            <w:r>
+              <w:rPr>
+                <w:b/>
+                <w:i w:val="0"/>
+                <w:color w:val="FFFFFF"/>
+                <w:sz w:val="18"/>
+              </w:rPr>
+              <w:t>The thing that separates it</w:t>
+            </w:r>
+          </w:p>
+        </w:tc>
+      </w:tr>
+      <w:tr>
+        <w:tc>
+          <w:tcPr>
+            <w:tcW w:type="dxa" w:w="3408"/>
+          </w:tcPr>
+          <w:p>
+            <w:pPr>
+              <w:spacing w:after="40"/>
+            </w:pPr>
+            <w:r>
+              <w:rPr>
+                <w:sz w:val="18"/>
+              </w:rPr>
+            </w:r>
+            <w:r>
+              <w:rPr>
+                <w:b/>
+                <w:i w:val="0"/>
+                <w:sz w:val="18"/>
+              </w:rPr>
+              <w:t>IgG</w:t>
+            </w:r>
+          </w:p>
+        </w:tc>
+        <w:tc>
+          <w:tcPr>
+            <w:tcW w:type="dxa" w:w="3408"/>
+          </w:tcPr>
+          <w:p>
+            <w:pPr>
+              <w:spacing w:after="40"/>
+            </w:pPr>
+            <w:r>
+              <w:rPr>
+                <w:sz w:val="18"/>
+              </w:rPr>
+            </w:r>
+            <w:r>
+              <w:rPr>
+                <w:b w:val="0"/>
+                <w:i w:val="0"/>
+                <w:sz w:val="18"/>
+              </w:rPr>
+              <w:t>Monomer</w:t>
+            </w:r>
+          </w:p>
+        </w:tc>
+        <w:tc>
+          <w:tcPr>
+            <w:tcW w:type="dxa" w:w="3408"/>
+          </w:tcPr>
+          <w:p>
+            <w:pPr>
+              <w:spacing w:after="40"/>
+            </w:pPr>
+            <w:r>
+              <w:rPr>
+                <w:sz w:val="18"/>
+              </w:rPr>
+            </w:r>
+            <w:r>
+              <w:rPr>
+                <w:b/>
+                <w:i w:val="0"/>
+                <w:sz w:val="18"/>
+              </w:rPr>
+              <w:t>MOST prevalent.</w:t>
+            </w:r>
+            <w:r>
+              <w:rPr>
+                <w:b w:val="0"/>
+                <w:i w:val="0"/>
+                <w:sz w:val="18"/>
+              </w:rPr>
+              <w:t xml:space="preserve"> The </w:t>
+            </w:r>
+            <w:r>
+              <w:rPr>
+                <w:b/>
+                <w:i w:val="0"/>
+                <w:sz w:val="18"/>
+              </w:rPr>
+              <w:t>ONLY</w:t>
+            </w:r>
+            <w:r>
+              <w:rPr>
+                <w:b w:val="0"/>
+                <w:i w:val="0"/>
+                <w:sz w:val="18"/>
+              </w:rPr>
+              <w:t xml:space="preserve"> class crossing the placenta. Responsible for </w:t>
+            </w:r>
+            <w:r>
+              <w:rPr>
+                <w:b/>
+                <w:i w:val="0"/>
+                <w:sz w:val="18"/>
+              </w:rPr>
+              <w:t>long-term immunity</w:t>
+            </w:r>
+            <w:r>
+              <w:rPr>
+                <w:b w:val="0"/>
+                <w:i w:val="0"/>
+                <w:sz w:val="18"/>
+              </w:rPr>
+              <w:t>. Made in the primary response and in very large titre in secondary responses</w:t>
+            </w:r>
+          </w:p>
+        </w:tc>
+      </w:tr>
+      <w:tr>
+        <w:tc>
+          <w:tcPr>
+            <w:tcW w:type="dxa" w:w="3408"/>
+          </w:tcPr>
+          <w:p>
+            <w:pPr>
+              <w:spacing w:after="40"/>
+            </w:pPr>
+            <w:r>
+              <w:rPr>
+                <w:sz w:val="18"/>
+              </w:rPr>
+            </w:r>
+            <w:r>
+              <w:rPr>
+                <w:b/>
+                <w:i w:val="0"/>
+                <w:sz w:val="18"/>
+              </w:rPr>
+              <w:t>IgA</w:t>
+            </w:r>
+          </w:p>
+        </w:tc>
+        <w:tc>
+          <w:tcPr>
+            <w:tcW w:type="dxa" w:w="3408"/>
+          </w:tcPr>
+          <w:p>
+            <w:pPr>
+              <w:spacing w:after="40"/>
+            </w:pPr>
+            <w:r>
+              <w:rPr>
+                <w:sz w:val="18"/>
+              </w:rPr>
+            </w:r>
+            <w:r>
+              <w:rPr>
+                <w:b w:val="0"/>
+                <w:i w:val="0"/>
+                <w:sz w:val="18"/>
+              </w:rPr>
+              <w:t xml:space="preserve">Monomer </w:t>
+            </w:r>
+            <w:r>
+              <w:rPr>
+                <w:b w:val="0"/>
+                <w:i/>
+                <w:sz w:val="18"/>
+              </w:rPr>
+              <w:t>or</w:t>
+            </w:r>
+            <w:r>
+              <w:rPr>
+                <w:b w:val="0"/>
+                <w:i w:val="0"/>
+                <w:sz w:val="18"/>
+              </w:rPr>
+              <w:t xml:space="preserve"> dimer</w:t>
+            </w:r>
+          </w:p>
+        </w:tc>
+        <w:tc>
+          <w:tcPr>
+            <w:tcW w:type="dxa" w:w="3408"/>
+          </w:tcPr>
+          <w:p>
+            <w:pPr>
+              <w:spacing w:after="40"/>
+            </w:pPr>
+            <w:r>
+              <w:rPr>
+                <w:sz w:val="18"/>
+              </w:rPr>
+            </w:r>
+            <w:r>
+              <w:rPr>
+                <w:b/>
+                <w:i w:val="0"/>
+                <w:sz w:val="18"/>
+              </w:rPr>
+              <w:t>SECOND most prevalent.</w:t>
+            </w:r>
+            <w:r>
+              <w:rPr>
+                <w:b w:val="0"/>
+                <w:i w:val="0"/>
+                <w:sz w:val="18"/>
+              </w:rPr>
+              <w:t xml:space="preserve"> Lines mucosal epithelium; free or secretory form in </w:t>
+            </w:r>
+            <w:r>
+              <w:rPr>
+                <w:b/>
+                <w:i w:val="0"/>
+                <w:sz w:val="18"/>
+              </w:rPr>
+              <w:t>saliva, tears, colostrum and mucus</w:t>
+            </w:r>
+            <w:r>
+              <w:rPr>
+                <w:b w:val="0"/>
+                <w:i w:val="0"/>
+                <w:sz w:val="18"/>
+              </w:rPr>
+              <w:t>. Local immunity against enteric, respiratory and genitourinary pathogens</w:t>
+            </w:r>
+          </w:p>
+        </w:tc>
+      </w:tr>
+      <w:tr>
+        <w:tc>
+          <w:tcPr>
+            <w:tcW w:type="dxa" w:w="3408"/>
+          </w:tcPr>
+          <w:p>
+            <w:pPr>
+              <w:spacing w:after="40"/>
+            </w:pPr>
+            <w:r>
+              <w:rPr>
+                <w:sz w:val="18"/>
+              </w:rPr>
+            </w:r>
+            <w:r>
+              <w:rPr>
+                <w:b/>
+                <w:i w:val="0"/>
+                <w:sz w:val="18"/>
+              </w:rPr>
+              <w:t>IgM</w:t>
+            </w:r>
+          </w:p>
+        </w:tc>
+        <w:tc>
+          <w:tcPr>
+            <w:tcW w:type="dxa" w:w="3408"/>
+          </w:tcPr>
+          <w:p>
+            <w:pPr>
+              <w:spacing w:after="40"/>
+            </w:pPr>
+            <w:r>
+              <w:rPr>
+                <w:sz w:val="18"/>
+              </w:rPr>
+            </w:r>
+            <w:r>
+              <w:rPr>
+                <w:b/>
+                <w:i w:val="0"/>
+                <w:sz w:val="18"/>
+              </w:rPr>
+              <w:t>PENTAMER</w:t>
+            </w:r>
+          </w:p>
+        </w:tc>
+        <w:tc>
+          <w:tcPr>
+            <w:tcW w:type="dxa" w:w="3408"/>
+          </w:tcPr>
+          <w:p>
+            <w:pPr>
+              <w:spacing w:after="40"/>
+            </w:pPr>
+            <w:r>
+              <w:rPr>
+                <w:sz w:val="18"/>
+              </w:rPr>
+            </w:r>
+            <w:r>
+              <w:rPr>
+                <w:b/>
+                <w:i w:val="0"/>
+                <w:sz w:val="18"/>
+              </w:rPr>
+              <w:t>By far the LARGEST</w:t>
+            </w:r>
+            <w:r>
+              <w:rPr>
+                <w:b w:val="0"/>
+                <w:i w:val="0"/>
+                <w:sz w:val="18"/>
+              </w:rPr>
+              <w:t xml:space="preserve">, so </w:t>
+            </w:r>
+            <w:r>
+              <w:rPr>
+                <w:b/>
+                <w:i w:val="0"/>
+                <w:sz w:val="18"/>
+              </w:rPr>
+              <w:t>too big to cross the placenta</w:t>
+            </w:r>
+            <w:r>
+              <w:rPr>
+                <w:b w:val="0"/>
+                <w:i w:val="0"/>
+                <w:sz w:val="18"/>
+              </w:rPr>
+              <w:t xml:space="preserve">. </w:t>
+            </w:r>
+            <w:r>
+              <w:rPr>
+                <w:b/>
+                <w:i w:val="0"/>
+                <w:sz w:val="18"/>
+              </w:rPr>
+              <w:t>First responder</w:t>
+            </w:r>
+            <w:r>
+              <w:rPr>
+                <w:b w:val="0"/>
+                <w:i w:val="0"/>
+                <w:sz w:val="18"/>
+              </w:rPr>
+              <w:t xml:space="preserve"> of the primary response. Important </w:t>
+            </w:r>
+            <w:r>
+              <w:rPr>
+                <w:b/>
+                <w:i w:val="0"/>
+                <w:sz w:val="18"/>
+              </w:rPr>
+              <w:t>complement fixer</w:t>
+            </w:r>
+            <w:r>
+              <w:rPr>
+                <w:b w:val="0"/>
+                <w:i w:val="0"/>
+                <w:sz w:val="18"/>
+              </w:rPr>
+              <w:t>; binds B cells</w:t>
+            </w:r>
+          </w:p>
+        </w:tc>
+      </w:tr>
+      <w:tr>
+        <w:tc>
+          <w:tcPr>
+            <w:tcW w:type="dxa" w:w="3408"/>
+          </w:tcPr>
+          <w:p>
+            <w:pPr>
+              <w:spacing w:after="40"/>
+            </w:pPr>
+            <w:r>
+              <w:rPr>
+                <w:sz w:val="18"/>
+              </w:rPr>
+            </w:r>
+            <w:r>
+              <w:rPr>
+                <w:b/>
+                <w:i w:val="0"/>
+                <w:sz w:val="18"/>
+              </w:rPr>
+              <w:t>IgD</w:t>
+            </w:r>
+          </w:p>
+        </w:tc>
+        <w:tc>
+          <w:tcPr>
+            <w:tcW w:type="dxa" w:w="3408"/>
+          </w:tcPr>
+          <w:p>
+            <w:pPr>
+              <w:spacing w:after="40"/>
+            </w:pPr>
+            <w:r>
+              <w:rPr>
+                <w:sz w:val="18"/>
+              </w:rPr>
+            </w:r>
+            <w:r>
+              <w:rPr>
+                <w:b w:val="0"/>
+                <w:i w:val="0"/>
+                <w:sz w:val="18"/>
+              </w:rPr>
+              <w:t>Monomer</w:t>
+            </w:r>
+          </w:p>
+        </w:tc>
+        <w:tc>
+          <w:tcPr>
+            <w:tcW w:type="dxa" w:w="3408"/>
+          </w:tcPr>
+          <w:p>
+            <w:pPr>
+              <w:spacing w:after="40"/>
+            </w:pPr>
+            <w:r>
+              <w:rPr>
+                <w:sz w:val="18"/>
+              </w:rPr>
+            </w:r>
+            <w:r>
+              <w:rPr>
+                <w:b w:val="0"/>
+                <w:i w:val="0"/>
+                <w:sz w:val="18"/>
+              </w:rPr>
+              <w:t xml:space="preserve">High titre in </w:t>
+            </w:r>
+            <w:r>
+              <w:rPr>
+                <w:b/>
+                <w:i w:val="0"/>
+                <w:sz w:val="18"/>
+              </w:rPr>
+              <w:t>NEWBORNS</w:t>
+            </w:r>
+            <w:r>
+              <w:rPr>
+                <w:b w:val="0"/>
+                <w:i w:val="0"/>
+                <w:sz w:val="18"/>
+              </w:rPr>
+              <w:t>, very low in adults and children. Main function is binding B cells, probably triggering activation and regulation</w:t>
+            </w:r>
+          </w:p>
+        </w:tc>
+      </w:tr>
+      <w:tr>
+        <w:tc>
+          <w:tcPr>
+            <w:tcW w:type="dxa" w:w="3408"/>
+          </w:tcPr>
+          <w:p>
+            <w:pPr>
+              <w:spacing w:after="40"/>
+            </w:pPr>
+            <w:r>
+              <w:rPr>
+                <w:sz w:val="18"/>
+              </w:rPr>
+            </w:r>
+            <w:r>
+              <w:rPr>
+                <w:b/>
+                <w:i w:val="0"/>
+                <w:sz w:val="18"/>
+              </w:rPr>
+              <w:t>IgE</w:t>
+            </w:r>
+          </w:p>
+        </w:tc>
+        <w:tc>
+          <w:tcPr>
+            <w:tcW w:type="dxa" w:w="3408"/>
+          </w:tcPr>
+          <w:p>
+            <w:pPr>
+              <w:spacing w:after="40"/>
+            </w:pPr>
+            <w:r>
+              <w:rPr>
+                <w:sz w:val="18"/>
+              </w:rPr>
+            </w:r>
+            <w:r>
+              <w:rPr>
+                <w:b w:val="0"/>
+                <w:i w:val="0"/>
+                <w:sz w:val="18"/>
+              </w:rPr>
+              <w:t>Monomer</w:t>
+            </w:r>
+          </w:p>
+        </w:tc>
+        <w:tc>
+          <w:tcPr>
+            <w:tcW w:type="dxa" w:w="3408"/>
+          </w:tcPr>
+          <w:p>
+            <w:pPr>
+              <w:spacing w:after="40"/>
+            </w:pPr>
+            <w:r>
+              <w:rPr>
+                <w:sz w:val="18"/>
+              </w:rPr>
+            </w:r>
+            <w:r>
+              <w:rPr>
+                <w:b/>
+                <w:i w:val="0"/>
+                <w:sz w:val="18"/>
+              </w:rPr>
+              <w:t>LEAST common</w:t>
+            </w:r>
+            <w:r>
+              <w:rPr>
+                <w:b w:val="0"/>
+                <w:i w:val="0"/>
+                <w:sz w:val="18"/>
+              </w:rPr>
+              <w:t xml:space="preserve"> in serum and the </w:t>
+            </w:r>
+            <w:r>
+              <w:rPr>
+                <w:b/>
+                <w:i w:val="0"/>
+                <w:sz w:val="18"/>
+              </w:rPr>
+              <w:t>SHORTEST-LIVED</w:t>
+            </w:r>
+            <w:r>
+              <w:rPr>
+                <w:b w:val="0"/>
+                <w:i w:val="0"/>
+                <w:sz w:val="18"/>
+              </w:rPr>
+              <w:t xml:space="preserve">. Against </w:t>
+            </w:r>
+            <w:r>
+              <w:rPr>
+                <w:b/>
+                <w:i w:val="0"/>
+                <w:sz w:val="18"/>
+              </w:rPr>
+              <w:t>allergens and parasitic worms</w:t>
+            </w:r>
+            <w:r>
+              <w:rPr>
+                <w:b w:val="0"/>
+                <w:i w:val="0"/>
+                <w:sz w:val="18"/>
+              </w:rPr>
+              <w:t xml:space="preserve">. Binds </w:t>
+            </w:r>
+            <w:r>
+              <w:rPr>
+                <w:b/>
+                <w:i w:val="0"/>
+                <w:sz w:val="18"/>
+              </w:rPr>
+              <w:t>mast cells and basophils</w:t>
+            </w:r>
+            <w:r>
+              <w:rPr>
+                <w:b w:val="0"/>
+                <w:i w:val="0"/>
+                <w:sz w:val="18"/>
+              </w:rPr>
+              <w:t>; mediates asthma and anaphylaxis through histamine</w:t>
+            </w:r>
+          </w:p>
+        </w:tc>
+      </w:tr>
+    </w:tbl>
+    <w:p>
+      <w:pPr>
+        <w:spacing w:after="80"/>
+      </w:pPr>
+    </w:p>
+    <w:p>
+      <w:pPr>
+        <w:spacing w:after="120"/>
+      </w:pPr>
+      <w:r>
+        <w:rPr>
+          <w:b/>
+          <w:i w:val="0"/>
+        </w:rPr>
+        <w:t>Four things antibody does once bound</w:t>
+      </w:r>
+      <w:r>
+        <w:rPr>
+          <w:b w:val="0"/>
+          <w:i w:val="0"/>
+        </w:rPr>
+        <w:t xml:space="preserve"> — and each has a mechanism worth separating:</w:t>
+      </w:r>
+    </w:p>
+    <w:tbl>
+      <w:tblPr>
+        <w:tblStyle w:val="TableGrid"/>
+        <w:tblW w:type="auto" w:w="0"/>
+        <w:jc w:val="center"/>
+        <w:tblLook w:firstColumn="1" w:firstRow="1" w:lastColumn="0" w:lastRow="0" w:noHBand="0" w:noVBand="1" w:val="04A0"/>
+        <w:tblBorders>
+          <w:top w:val="single" w:sz="4" w:space="0" w:color="D8D2D4"/>
+          <w:left w:val="single" w:sz="4" w:space="0" w:color="D8D2D4"/>
+          <w:bottom w:val="single" w:sz="4" w:space="0" w:color="D8D2D4"/>
+          <w:right w:val="single" w:sz="4" w:space="0" w:color="D8D2D4"/>
+          <w:insideH w:val="single" w:sz="4" w:space="0" w:color="D8D2D4"/>
+          <w:insideV w:val="single" w:sz="4" w:space="0" w:color="D8D2D4"/>
+        </w:tblBorders>
+      </w:tblPr>
+      <w:tblGrid>
+        <w:gridCol w:w="5112"/>
+        <w:gridCol w:w="5112"/>
+      </w:tblGrid>
+      <w:tr>
+        <w:tc>
+          <w:tcPr>
+            <w:tcW w:type="dxa" w:w="5112"/>
+            <w:shd w:val="clear" w:color="auto" w:fill="1F4D2B"/>
+          </w:tcPr>
+          <w:p>
+            <w:pPr>
+              <w:spacing w:after="40"/>
+            </w:pPr>
+            <w:r>
+              <w:rPr>
+                <w:b/>
+                <w:color w:val="FFFFFF"/>
+                <w:sz w:val="18"/>
+              </w:rPr>
+            </w:r>
+            <w:r>
+              <w:rPr>
+                <w:b/>
+                <w:i w:val="0"/>
+                <w:color w:val="FFFFFF"/>
+                <w:sz w:val="18"/>
+              </w:rPr>
+              <w:t>Reaction</w:t>
+            </w:r>
+          </w:p>
+        </w:tc>
+        <w:tc>
+          <w:tcPr>
+            <w:tcW w:type="dxa" w:w="5112"/>
+            <w:shd w:val="clear" w:color="auto" w:fill="1F4D2B"/>
+          </w:tcPr>
+          <w:p>
+            <w:pPr>
+              <w:spacing w:after="40"/>
+            </w:pPr>
+            <w:r>
+              <w:rPr>
+                <w:b/>
+                <w:color w:val="FFFFFF"/>
+                <w:sz w:val="18"/>
+              </w:rPr>
+            </w:r>
+            <w:r>
+              <w:rPr>
+                <w:b/>
+                <w:i w:val="0"/>
+                <w:color w:val="FFFFFF"/>
+                <w:sz w:val="18"/>
+              </w:rPr>
+              <w:t>How</w:t>
+            </w:r>
+          </w:p>
+        </w:tc>
+      </w:tr>
+      <w:tr>
+        <w:tc>
+          <w:tcPr>
+            <w:tcW w:type="dxa" w:w="5112"/>
+          </w:tcPr>
+          <w:p>
+            <w:pPr>
+              <w:spacing w:after="40"/>
+            </w:pPr>
+            <w:r>
+              <w:rPr>
+                <w:sz w:val="18"/>
+              </w:rPr>
+            </w:r>
+            <w:r>
+              <w:rPr>
+                <w:b/>
+                <w:i w:val="0"/>
+                <w:sz w:val="18"/>
+              </w:rPr>
+              <w:t>Opsonisation</w:t>
+            </w:r>
+          </w:p>
+        </w:tc>
+        <w:tc>
+          <w:tcPr>
+            <w:tcW w:type="dxa" w:w="5112"/>
+          </w:tcPr>
+          <w:p>
+            <w:pPr>
+              <w:spacing w:after="40"/>
+            </w:pPr>
+            <w:r>
+              <w:rPr>
+                <w:sz w:val="18"/>
+              </w:rPr>
+            </w:r>
+            <w:r>
+              <w:rPr>
+                <w:b w:val="0"/>
+                <w:i w:val="0"/>
+                <w:sz w:val="18"/>
+              </w:rPr>
+              <w:t xml:space="preserve">Coating the organism so phagocytes can engulf it. Matters most for </w:t>
+            </w:r>
+            <w:r>
+              <w:rPr>
+                <w:b/>
+                <w:i w:val="0"/>
+                <w:sz w:val="18"/>
+              </w:rPr>
+              <w:t>slippery envelopes, waxy capsules and slime layers</w:t>
+            </w:r>
+            <w:r>
+              <w:rPr>
+                <w:b w:val="0"/>
+                <w:i w:val="0"/>
+                <w:sz w:val="18"/>
+              </w:rPr>
+              <w:t>. The word is Greek — something cooked with food, a condiment or coating</w:t>
+            </w:r>
+          </w:p>
+        </w:tc>
+      </w:tr>
+      <w:tr>
+        <w:tc>
+          <w:tcPr>
+            <w:tcW w:type="dxa" w:w="5112"/>
+          </w:tcPr>
+          <w:p>
+            <w:pPr>
+              <w:spacing w:after="40"/>
+            </w:pPr>
+            <w:r>
+              <w:rPr>
+                <w:sz w:val="18"/>
+              </w:rPr>
+            </w:r>
+            <w:r>
+              <w:rPr>
+                <w:b/>
+                <w:i w:val="0"/>
+                <w:sz w:val="18"/>
+              </w:rPr>
+              <w:t>Neutralisation</w:t>
+            </w:r>
+          </w:p>
+        </w:tc>
+        <w:tc>
+          <w:tcPr>
+            <w:tcW w:type="dxa" w:w="5112"/>
+          </w:tcPr>
+          <w:p>
+            <w:pPr>
+              <w:spacing w:after="40"/>
+            </w:pPr>
+            <w:r>
+              <w:rPr>
+                <w:sz w:val="18"/>
+              </w:rPr>
+            </w:r>
+            <w:r>
+              <w:rPr>
+                <w:b w:val="0"/>
+                <w:i w:val="0"/>
+                <w:sz w:val="18"/>
+              </w:rPr>
+              <w:t xml:space="preserve">Blocking a virus's </w:t>
+            </w:r>
+            <w:r>
+              <w:rPr>
+                <w:b/>
+                <w:i w:val="0"/>
+                <w:sz w:val="18"/>
+              </w:rPr>
+              <w:t>attachment spike proteins</w:t>
+            </w:r>
+            <w:r>
+              <w:rPr>
+                <w:b w:val="0"/>
+                <w:i w:val="0"/>
+                <w:sz w:val="18"/>
+              </w:rPr>
+              <w:t xml:space="preserve"> so it cannot enter a host cell — which also makes it easier to phagocytose</w:t>
+            </w:r>
+          </w:p>
+        </w:tc>
+      </w:tr>
+      <w:tr>
+        <w:tc>
+          <w:tcPr>
+            <w:tcW w:type="dxa" w:w="5112"/>
+          </w:tcPr>
+          <w:p>
+            <w:pPr>
+              <w:spacing w:after="40"/>
+            </w:pPr>
+            <w:r>
+              <w:rPr>
+                <w:sz w:val="18"/>
+              </w:rPr>
+            </w:r>
+            <w:r>
+              <w:rPr>
+                <w:b/>
+                <w:i w:val="0"/>
+                <w:sz w:val="18"/>
+              </w:rPr>
+              <w:t>Agglutination</w:t>
+            </w:r>
+          </w:p>
+        </w:tc>
+        <w:tc>
+          <w:tcPr>
+            <w:tcW w:type="dxa" w:w="5112"/>
+          </w:tcPr>
+          <w:p>
+            <w:pPr>
+              <w:spacing w:after="40"/>
+            </w:pPr>
+            <w:r>
+              <w:rPr>
+                <w:sz w:val="18"/>
+              </w:rPr>
+            </w:r>
+            <w:r>
+              <w:rPr>
+                <w:b/>
+                <w:i w:val="0"/>
+                <w:sz w:val="18"/>
+              </w:rPr>
+              <w:t>Cross-linking</w:t>
+            </w:r>
+            <w:r>
+              <w:rPr>
+                <w:b w:val="0"/>
+                <w:i w:val="0"/>
+                <w:sz w:val="18"/>
+              </w:rPr>
+              <w:t xml:space="preserve"> adjacent cells. The </w:t>
+            </w:r>
+            <w:r>
+              <w:rPr>
+                <w:b/>
+                <w:i w:val="0"/>
+                <w:sz w:val="18"/>
+              </w:rPr>
+              <w:t>IgM pentamer, with ten binding sites</w:t>
+            </w:r>
+            <w:r>
+              <w:rPr>
+                <w:b w:val="0"/>
+                <w:i w:val="0"/>
+                <w:sz w:val="18"/>
+              </w:rPr>
+              <w:t>, is particularly effective</w:t>
+            </w:r>
+          </w:p>
+        </w:tc>
+      </w:tr>
+      <w:tr>
+        <w:tc>
+          <w:tcPr>
+            <w:tcW w:type="dxa" w:w="5112"/>
+          </w:tcPr>
+          <w:p>
+            <w:pPr>
+              <w:spacing w:after="40"/>
+            </w:pPr>
+            <w:r>
+              <w:rPr>
+                <w:sz w:val="18"/>
+              </w:rPr>
+            </w:r>
+            <w:r>
+              <w:rPr>
+                <w:b/>
+                <w:i w:val="0"/>
+                <w:sz w:val="18"/>
+              </w:rPr>
+              <w:t>Complement fixation</w:t>
+            </w:r>
+          </w:p>
+        </w:tc>
+        <w:tc>
+          <w:tcPr>
+            <w:tcW w:type="dxa" w:w="5112"/>
+          </w:tcPr>
+          <w:p>
+            <w:pPr>
+              <w:spacing w:after="40"/>
+            </w:pPr>
+            <w:r>
+              <w:rPr>
+                <w:sz w:val="18"/>
+              </w:rPr>
+            </w:r>
+            <w:r>
+              <w:rPr>
+                <w:b w:val="0"/>
+                <w:i w:val="0"/>
+                <w:sz w:val="18"/>
+              </w:rPr>
+              <w:t xml:space="preserve">Antibody binds, leaving sites for complement proteins, which use </w:t>
+            </w:r>
+            <w:r>
+              <w:rPr>
+                <w:b/>
+                <w:i w:val="0"/>
+                <w:sz w:val="18"/>
+              </w:rPr>
+              <w:t>perforins</w:t>
+            </w:r>
+            <w:r>
+              <w:rPr>
+                <w:b w:val="0"/>
+                <w:i w:val="0"/>
+                <w:sz w:val="18"/>
+              </w:rPr>
+              <w:t xml:space="preserve"> to lyse the envelope. This is objective 8's content in this lecture</w:t>
+            </w:r>
+          </w:p>
+        </w:tc>
+      </w:tr>
+    </w:tbl>
+    <w:p>
+      <w:pPr>
+        <w:spacing w:after="80"/>
+      </w:pPr>
+    </w:p>
+    <w:p>
+      <w:pPr>
+        <w:pStyle w:val="Heading2"/>
+        <w:spacing w:before="200" w:after="100"/>
+      </w:pPr>
+      <w:r>
+        <w:rPr>
+          <w:rFonts w:ascii="Georgia" w:hAnsi="Georgia"/>
+          <w:color w:val="1F4D2B"/>
+        </w:rPr>
+        <w:t>6.8 · Objective 5 — Primary against secondary response</w:t>
+      </w:r>
+    </w:p>
+    <w:tbl>
+      <w:tblPr>
+        <w:tblStyle w:val="TableGrid"/>
+        <w:tblW w:type="auto" w:w="0"/>
+        <w:jc w:val="center"/>
+        <w:tblLook w:firstColumn="1" w:firstRow="1" w:lastColumn="0" w:lastRow="0" w:noHBand="0" w:noVBand="1" w:val="04A0"/>
+        <w:tblBorders>
+          <w:top w:val="single" w:sz="4" w:space="0" w:color="D8D2D4"/>
+          <w:left w:val="single" w:sz="4" w:space="0" w:color="D8D2D4"/>
+          <w:bottom w:val="single" w:sz="4" w:space="0" w:color="D8D2D4"/>
+          <w:right w:val="single" w:sz="4" w:space="0" w:color="D8D2D4"/>
+          <w:insideH w:val="single" w:sz="4" w:space="0" w:color="D8D2D4"/>
+          <w:insideV w:val="single" w:sz="4" w:space="0" w:color="D8D2D4"/>
+        </w:tblBorders>
+      </w:tblPr>
+      <w:tblGrid>
+        <w:gridCol w:w="5112"/>
+        <w:gridCol w:w="5112"/>
+      </w:tblGrid>
+      <w:tr>
+        <w:tc>
+          <w:tcPr>
+            <w:tcW w:type="dxa" w:w="5112"/>
+            <w:shd w:val="clear" w:color="auto" w:fill="1F4D2B"/>
+          </w:tcPr>
+          <w:p>
+            <w:pPr>
+              <w:spacing w:after="40"/>
+            </w:pPr>
+            <w:r>
+              <w:rPr>
+                <w:b/>
+                <w:color w:val="FFFFFF"/>
+                <w:sz w:val="18"/>
+              </w:rPr>
+            </w:r>
+            <w:r>
+              <w:rPr>
+                <w:b/>
+                <w:i w:val="0"/>
+                <w:color w:val="FFFFFF"/>
+                <w:sz w:val="18"/>
+              </w:rPr>
+              <w:t>PRIMARY</w:t>
+            </w:r>
+          </w:p>
+        </w:tc>
+        <w:tc>
+          <w:tcPr>
+            <w:tcW w:type="dxa" w:w="5112"/>
+            <w:shd w:val="clear" w:color="auto" w:fill="1F4D2B"/>
+          </w:tcPr>
+          <w:p>
+            <w:pPr>
+              <w:spacing w:after="40"/>
+            </w:pPr>
+            <w:r>
+              <w:rPr>
+                <w:b/>
+                <w:color w:val="FFFFFF"/>
+                <w:sz w:val="18"/>
+              </w:rPr>
+            </w:r>
+            <w:r>
+              <w:rPr>
+                <w:b/>
+                <w:i w:val="0"/>
+                <w:color w:val="FFFFFF"/>
+                <w:sz w:val="18"/>
+              </w:rPr>
+              <w:t>SECONDARY</w:t>
+            </w:r>
+          </w:p>
+        </w:tc>
+      </w:tr>
+      <w:tr>
+        <w:tc>
+          <w:tcPr>
+            <w:tcW w:type="dxa" w:w="5112"/>
+          </w:tcPr>
+          <w:p>
+            <w:pPr>
+              <w:spacing w:after="40"/>
+            </w:pPr>
+            <w:r>
+              <w:rPr>
+                <w:sz w:val="18"/>
+              </w:rPr>
+            </w:r>
+            <w:r>
+              <w:rPr>
+                <w:b w:val="0"/>
+                <w:i w:val="0"/>
+                <w:sz w:val="18"/>
+              </w:rPr>
+              <w:t xml:space="preserve">After first exposure. Produces </w:t>
+            </w:r>
+            <w:r>
+              <w:rPr>
+                <w:b/>
+                <w:i w:val="0"/>
+                <w:sz w:val="18"/>
+              </w:rPr>
+              <w:t>IgM and IgG</w:t>
+            </w:r>
+            <w:r>
+              <w:rPr>
+                <w:b w:val="0"/>
+                <w:i w:val="0"/>
+                <w:sz w:val="18"/>
+              </w:rPr>
+              <w:t xml:space="preserve">, with a </w:t>
+            </w:r>
+            <w:r>
+              <w:rPr>
+                <w:b/>
+                <w:i w:val="0"/>
+                <w:sz w:val="18"/>
+              </w:rPr>
+              <w:t>gradual</w:t>
+            </w:r>
+            <w:r>
+              <w:rPr>
+                <w:b w:val="0"/>
+                <w:i w:val="0"/>
+                <w:sz w:val="18"/>
+              </w:rPr>
+              <w:t xml:space="preserve"> rise in titre. B cells make plasma cells for each, plus </w:t>
+            </w:r>
+            <w:r>
+              <w:rPr>
+                <w:b/>
+                <w:i w:val="0"/>
+                <w:sz w:val="18"/>
+              </w:rPr>
+              <w:t>memory B cells</w:t>
+            </w:r>
+          </w:p>
+        </w:tc>
+        <w:tc>
+          <w:tcPr>
+            <w:tcW w:type="dxa" w:w="5112"/>
+          </w:tcPr>
+          <w:p>
+            <w:pPr>
+              <w:spacing w:after="40"/>
+            </w:pPr>
+            <w:r>
+              <w:rPr>
+                <w:sz w:val="18"/>
+              </w:rPr>
+            </w:r>
+            <w:r>
+              <w:rPr>
+                <w:b w:val="0"/>
+                <w:i w:val="0"/>
+                <w:sz w:val="18"/>
+              </w:rPr>
+              <w:t xml:space="preserve">After a second or later contact. </w:t>
+            </w:r>
+            <w:r>
+              <w:rPr>
+                <w:b/>
+                <w:i w:val="0"/>
+                <w:sz w:val="18"/>
+              </w:rPr>
+              <w:t>Rapid and stronger</w:t>
+            </w:r>
+            <w:r>
+              <w:rPr>
+                <w:b w:val="0"/>
+                <w:i w:val="0"/>
+                <w:sz w:val="18"/>
+              </w:rPr>
+              <w:t xml:space="preserve">, because of the memory cells. A much higher titre of </w:t>
+            </w:r>
+            <w:r>
+              <w:rPr>
+                <w:b/>
+                <w:i w:val="0"/>
+                <w:sz w:val="18"/>
+              </w:rPr>
+              <w:t>IgG</w:t>
+            </w:r>
+            <w:r>
+              <w:rPr>
+                <w:b w:val="0"/>
+                <w:i w:val="0"/>
+                <w:sz w:val="18"/>
+              </w:rPr>
+              <w:t xml:space="preserve">, followed by gradual </w:t>
+            </w:r>
+            <w:r>
+              <w:rPr>
+                <w:b/>
+                <w:i w:val="0"/>
+                <w:sz w:val="18"/>
+              </w:rPr>
+              <w:t>IgM</w:t>
+            </w:r>
+          </w:p>
+        </w:tc>
+      </w:tr>
+    </w:tbl>
+    <w:p>
+      <w:pPr>
+        <w:spacing w:after="80"/>
+      </w:pPr>
+    </w:p>
+    <w:p>
+      <w:pPr>
+        <w:spacing w:after="120"/>
+      </w:pPr>
+      <w:r>
+        <w:rPr>
+          <w:b w:val="0"/>
+          <w:i w:val="0"/>
+        </w:rPr>
+        <w:t xml:space="preserve">The secondary response is also called the </w:t>
+      </w:r>
+      <w:r>
+        <w:rPr>
+          <w:b/>
+          <w:i w:val="0"/>
+        </w:rPr>
+        <w:t>anamnestic response</w:t>
+      </w:r>
+      <w:r>
+        <w:rPr>
+          <w:b w:val="0"/>
+          <w:i w:val="0"/>
+        </w:rPr>
+        <w:t xml:space="preserve">. Titre is measured in </w:t>
+      </w:r>
+      <w:r>
+        <w:rPr>
+          <w:b/>
+          <w:i w:val="0"/>
+        </w:rPr>
+        <w:t>binding antibody units (BAU)</w:t>
+      </w:r>
+      <w:r>
+        <w:rPr>
+          <w:b w:val="0"/>
+          <w:i w:val="0"/>
+        </w:rPr>
+        <w:t xml:space="preserve">, and in a healthy person with robust responses it </w:t>
+      </w:r>
+      <w:r>
+        <w:rPr>
+          <w:b/>
+          <w:i w:val="0"/>
+        </w:rPr>
+        <w:t>does not fall to zero</w:t>
+      </w:r>
+      <w:r>
+        <w:rPr>
+          <w:b w:val="0"/>
+          <w:i w:val="0"/>
+        </w:rPr>
+        <w:t xml:space="preserve"> between exposures.</w:t>
+      </w:r>
+    </w:p>
+    <w:p>
+      <w:pPr>
+        <w:spacing w:after="120"/>
+      </w:pPr>
+      <w:r>
+        <w:rPr>
+          <w:b/>
+          <w:i w:val="0"/>
+        </w:rPr>
+        <w:t>T cells and cell-mediated immunity.</w:t>
+      </w:r>
+      <w:r>
+        <w:rPr>
+          <w:b w:val="0"/>
+          <w:i w:val="0"/>
+        </w:rPr>
+        <w:t xml:space="preserve"> T cells act directly against antigen and foreign cells but </w:t>
+      </w:r>
+      <w:r>
+        <w:rPr>
+          <w:b/>
+          <w:i w:val="0"/>
+        </w:rPr>
+        <w:t>require MHC activation</w:t>
+      </w:r>
+      <w:r>
+        <w:rPr>
+          <w:b w:val="0"/>
+          <w:i w:val="0"/>
+        </w:rPr>
+        <w:t xml:space="preserve">. All of them produce cytokines; sensitised T cells become long-lasting </w:t>
+      </w:r>
+      <w:r>
+        <w:rPr>
+          <w:b/>
+          <w:i w:val="0"/>
+        </w:rPr>
+        <w:t>memory T cells</w:t>
+      </w:r>
+      <w:r>
+        <w:rPr>
+          <w:b w:val="0"/>
+          <w:i w:val="0"/>
+        </w:rPr>
+        <w:t>. Four types:</w:t>
+      </w:r>
+    </w:p>
+    <w:tbl>
+      <w:tblPr>
+        <w:tblStyle w:val="TableGrid"/>
+        <w:tblW w:type="auto" w:w="0"/>
+        <w:jc w:val="center"/>
+        <w:tblLook w:firstColumn="1" w:firstRow="1" w:lastColumn="0" w:lastRow="0" w:noHBand="0" w:noVBand="1" w:val="04A0"/>
+        <w:tblBorders>
+          <w:top w:val="single" w:sz="4" w:space="0" w:color="D8D2D4"/>
+          <w:left w:val="single" w:sz="4" w:space="0" w:color="D8D2D4"/>
+          <w:bottom w:val="single" w:sz="4" w:space="0" w:color="D8D2D4"/>
+          <w:right w:val="single" w:sz="4" w:space="0" w:color="D8D2D4"/>
+          <w:insideH w:val="single" w:sz="4" w:space="0" w:color="D8D2D4"/>
+          <w:insideV w:val="single" w:sz="4" w:space="0" w:color="D8D2D4"/>
+        </w:tblBorders>
+      </w:tblPr>
+      <w:tblGrid>
+        <w:gridCol w:w="3408"/>
+        <w:gridCol w:w="3408"/>
+        <w:gridCol w:w="3408"/>
+      </w:tblGrid>
+      <w:tr>
+        <w:tc>
+          <w:tcPr>
+            <w:tcW w:type="dxa" w:w="3408"/>
+            <w:shd w:val="clear" w:color="auto" w:fill="1F4D2B"/>
+          </w:tcPr>
+          <w:p>
+            <w:pPr>
+              <w:spacing w:after="40"/>
+            </w:pPr>
+            <w:r>
+              <w:rPr>
+                <w:b/>
+                <w:color w:val="FFFFFF"/>
+                <w:sz w:val="18"/>
+              </w:rPr>
+            </w:r>
+            <w:r>
+              <w:rPr>
+                <w:b/>
+                <w:i w:val="0"/>
+                <w:color w:val="FFFFFF"/>
+                <w:sz w:val="18"/>
+              </w:rPr>
+              <w:t>Type</w:t>
+            </w:r>
+          </w:p>
+        </w:tc>
+        <w:tc>
+          <w:tcPr>
+            <w:tcW w:type="dxa" w:w="3408"/>
+            <w:shd w:val="clear" w:color="auto" w:fill="1F4D2B"/>
+          </w:tcPr>
+          <w:p>
+            <w:pPr>
+              <w:spacing w:after="40"/>
+            </w:pPr>
+            <w:r>
+              <w:rPr>
+                <w:b/>
+                <w:color w:val="FFFFFF"/>
+                <w:sz w:val="18"/>
+              </w:rPr>
+            </w:r>
+            <w:r>
+              <w:rPr>
+                <w:b/>
+                <w:i w:val="0"/>
+                <w:color w:val="FFFFFF"/>
+                <w:sz w:val="18"/>
+              </w:rPr>
+              <w:t>Marker</w:t>
+            </w:r>
+          </w:p>
+        </w:tc>
+        <w:tc>
+          <w:tcPr>
+            <w:tcW w:type="dxa" w:w="3408"/>
+            <w:shd w:val="clear" w:color="auto" w:fill="1F4D2B"/>
+          </w:tcPr>
+          <w:p>
+            <w:pPr>
+              <w:spacing w:after="40"/>
+            </w:pPr>
+            <w:r>
+              <w:rPr>
+                <w:b/>
+                <w:color w:val="FFFFFF"/>
+                <w:sz w:val="18"/>
+              </w:rPr>
+            </w:r>
+            <w:r>
+              <w:rPr>
+                <w:b/>
+                <w:i w:val="0"/>
+                <w:color w:val="FFFFFF"/>
+                <w:sz w:val="18"/>
+              </w:rPr>
+              <w:t>Role</w:t>
+            </w:r>
+          </w:p>
+        </w:tc>
+      </w:tr>
+      <w:tr>
+        <w:tc>
+          <w:tcPr>
+            <w:tcW w:type="dxa" w:w="3408"/>
+          </w:tcPr>
+          <w:p>
+            <w:pPr>
+              <w:spacing w:after="40"/>
+            </w:pPr>
+            <w:r>
+              <w:rPr>
+                <w:sz w:val="18"/>
+              </w:rPr>
+            </w:r>
+            <w:r>
+              <w:rPr>
+                <w:b/>
+                <w:i w:val="0"/>
+                <w:sz w:val="18"/>
+              </w:rPr>
+              <w:t>T helper (TH)</w:t>
+            </w:r>
+          </w:p>
+        </w:tc>
+        <w:tc>
+          <w:tcPr>
+            <w:tcW w:type="dxa" w:w="3408"/>
+          </w:tcPr>
+          <w:p>
+            <w:pPr>
+              <w:spacing w:after="40"/>
+            </w:pPr>
+            <w:r>
+              <w:rPr>
+                <w:sz w:val="18"/>
+              </w:rPr>
+            </w:r>
+            <w:r>
+              <w:rPr>
+                <w:b w:val="0"/>
+                <w:i w:val="0"/>
+                <w:sz w:val="18"/>
+              </w:rPr>
+              <w:t>CD4</w:t>
+            </w:r>
+          </w:p>
+        </w:tc>
+        <w:tc>
+          <w:tcPr>
+            <w:tcW w:type="dxa" w:w="3408"/>
+          </w:tcPr>
+          <w:p>
+            <w:pPr>
+              <w:spacing w:after="40"/>
+            </w:pPr>
+            <w:r>
+              <w:rPr>
+                <w:sz w:val="18"/>
+              </w:rPr>
+            </w:r>
+            <w:r>
+              <w:rPr>
+                <w:b w:val="0"/>
+                <w:i w:val="0"/>
+                <w:sz w:val="18"/>
+              </w:rPr>
+              <w:t xml:space="preserve">Assists other T and B cells — the </w:t>
+            </w:r>
+            <w:r>
+              <w:rPr>
+                <w:b/>
+                <w:i w:val="0"/>
+                <w:sz w:val="18"/>
+              </w:rPr>
+              <w:t>conductor</w:t>
+            </w:r>
+            <w:r>
+              <w:rPr>
+                <w:b w:val="0"/>
+                <w:i w:val="0"/>
+                <w:sz w:val="18"/>
+              </w:rPr>
+              <w:t xml:space="preserve"> of the response</w:t>
+            </w:r>
+          </w:p>
+        </w:tc>
+      </w:tr>
+      <w:tr>
+        <w:tc>
+          <w:tcPr>
+            <w:tcW w:type="dxa" w:w="3408"/>
+          </w:tcPr>
+          <w:p>
+            <w:pPr>
+              <w:spacing w:after="40"/>
+            </w:pPr>
+            <w:r>
+              <w:rPr>
+                <w:sz w:val="18"/>
+              </w:rPr>
+            </w:r>
+            <w:r>
+              <w:rPr>
+                <w:b/>
+                <w:i w:val="0"/>
+                <w:sz w:val="18"/>
+              </w:rPr>
+              <w:t>Cytotoxic (TC)</w:t>
+            </w:r>
+          </w:p>
+        </w:tc>
+        <w:tc>
+          <w:tcPr>
+            <w:tcW w:type="dxa" w:w="3408"/>
+          </w:tcPr>
+          <w:p>
+            <w:pPr>
+              <w:spacing w:after="40"/>
+            </w:pPr>
+            <w:r>
+              <w:rPr>
+                <w:sz w:val="18"/>
+              </w:rPr>
+            </w:r>
+            <w:r>
+              <w:rPr>
+                <w:b w:val="0"/>
+                <w:i w:val="0"/>
+                <w:sz w:val="18"/>
+              </w:rPr>
+              <w:t>CD8</w:t>
+            </w:r>
+          </w:p>
+        </w:tc>
+        <w:tc>
+          <w:tcPr>
+            <w:tcW w:type="dxa" w:w="3408"/>
+          </w:tcPr>
+          <w:p>
+            <w:pPr>
+              <w:spacing w:after="40"/>
+            </w:pPr>
+            <w:r>
+              <w:rPr>
+                <w:sz w:val="18"/>
+              </w:rPr>
+            </w:r>
+            <w:r>
+              <w:rPr>
+                <w:b w:val="0"/>
+                <w:i w:val="0"/>
+                <w:sz w:val="18"/>
+              </w:rPr>
+              <w:t xml:space="preserve">Secretes enzymes that </w:t>
+            </w:r>
+            <w:r>
+              <w:rPr>
+                <w:b/>
+                <w:i w:val="0"/>
+                <w:sz w:val="18"/>
+              </w:rPr>
+              <w:t>lyse</w:t>
+            </w:r>
+            <w:r>
+              <w:rPr>
+                <w:b w:val="0"/>
+                <w:i w:val="0"/>
+                <w:sz w:val="18"/>
+              </w:rPr>
+              <w:t xml:space="preserve"> cells — especially virally infected cells, cancer cells, and cells from other humans and animals</w:t>
+            </w:r>
+          </w:p>
+        </w:tc>
+      </w:tr>
+      <w:tr>
+        <w:tc>
+          <w:tcPr>
+            <w:tcW w:type="dxa" w:w="3408"/>
+          </w:tcPr>
+          <w:p>
+            <w:pPr>
+              <w:spacing w:after="40"/>
+            </w:pPr>
+            <w:r>
+              <w:rPr>
+                <w:sz w:val="18"/>
+              </w:rPr>
+            </w:r>
+            <w:r>
+              <w:rPr>
+                <w:b/>
+                <w:i w:val="0"/>
+                <w:sz w:val="18"/>
+              </w:rPr>
+              <w:t>Delayed hypersensitivity (TD)</w:t>
+            </w:r>
+          </w:p>
+        </w:tc>
+        <w:tc>
+          <w:tcPr>
+            <w:tcW w:type="dxa" w:w="3408"/>
+          </w:tcPr>
+          <w:p>
+            <w:pPr>
+              <w:spacing w:after="40"/>
+            </w:pPr>
+            <w:r>
+              <w:rPr>
+                <w:sz w:val="18"/>
+              </w:rPr>
+            </w:r>
+            <w:r>
+              <w:rPr>
+                <w:b w:val="0"/>
+                <w:i w:val="0"/>
+                <w:sz w:val="18"/>
+              </w:rPr>
+              <w:t>—</w:t>
+            </w:r>
+          </w:p>
+        </w:tc>
+        <w:tc>
+          <w:tcPr>
+            <w:tcW w:type="dxa" w:w="3408"/>
+          </w:tcPr>
+          <w:p>
+            <w:pPr>
+              <w:spacing w:after="40"/>
+            </w:pPr>
+            <w:r>
+              <w:rPr>
+                <w:sz w:val="18"/>
+              </w:rPr>
+            </w:r>
+            <w:r>
+              <w:rPr>
+                <w:b w:val="0"/>
+                <w:i w:val="0"/>
+                <w:sz w:val="18"/>
+              </w:rPr>
+              <w:t xml:space="preserve">Allergy appearing </w:t>
+            </w:r>
+            <w:r>
+              <w:rPr>
+                <w:b/>
+                <w:i w:val="0"/>
+                <w:sz w:val="18"/>
+              </w:rPr>
+              <w:t>hours or days</w:t>
+            </w:r>
+            <w:r>
+              <w:rPr>
+                <w:b w:val="0"/>
+                <w:i w:val="0"/>
+                <w:sz w:val="18"/>
+              </w:rPr>
+              <w:t xml:space="preserve"> after contact, or after accumulated contact</w:t>
+            </w:r>
+          </w:p>
+        </w:tc>
+      </w:tr>
+      <w:tr>
+        <w:tc>
+          <w:tcPr>
+            <w:tcW w:type="dxa" w:w="3408"/>
+          </w:tcPr>
+          <w:p>
+            <w:pPr>
+              <w:spacing w:after="40"/>
+            </w:pPr>
+            <w:r>
+              <w:rPr>
+                <w:sz w:val="18"/>
+              </w:rPr>
+            </w:r>
+            <w:r>
+              <w:rPr>
+                <w:b/>
+                <w:i w:val="0"/>
+                <w:sz w:val="18"/>
+              </w:rPr>
+              <w:t>T suppressor (TS)</w:t>
+            </w:r>
+          </w:p>
+        </w:tc>
+        <w:tc>
+          <w:tcPr>
+            <w:tcW w:type="dxa" w:w="3408"/>
+          </w:tcPr>
+          <w:p>
+            <w:pPr>
+              <w:spacing w:after="40"/>
+            </w:pPr>
+            <w:r>
+              <w:rPr>
+                <w:sz w:val="18"/>
+              </w:rPr>
+            </w:r>
+            <w:r>
+              <w:rPr>
+                <w:b w:val="0"/>
+                <w:i w:val="0"/>
+                <w:sz w:val="18"/>
+              </w:rPr>
+              <w:t>—</w:t>
+            </w:r>
+          </w:p>
+        </w:tc>
+        <w:tc>
+          <w:tcPr>
+            <w:tcW w:type="dxa" w:w="3408"/>
+          </w:tcPr>
+          <w:p>
+            <w:pPr>
+              <w:spacing w:after="40"/>
+            </w:pPr>
+            <w:r>
+              <w:rPr>
+                <w:sz w:val="18"/>
+              </w:rPr>
+            </w:r>
+            <w:r>
+              <w:rPr>
+                <w:b/>
+                <w:i w:val="0"/>
+                <w:sz w:val="18"/>
+              </w:rPr>
+              <w:t>Limits</w:t>
+            </w:r>
+            <w:r>
+              <w:rPr>
+                <w:b w:val="0"/>
+                <w:i w:val="0"/>
+                <w:sz w:val="18"/>
+              </w:rPr>
+              <w:t xml:space="preserve"> the actions of other T and B cells</w:t>
+            </w:r>
+          </w:p>
+        </w:tc>
+      </w:tr>
+    </w:tbl>
+    <w:p>
+      <w:pPr>
+        <w:spacing w:after="80"/>
+      </w:pPr>
+    </w:p>
+    <w:p>
+      <w:pPr>
+        <w:pStyle w:val="Heading2"/>
+        <w:spacing w:before="200" w:after="100"/>
+      </w:pPr>
+      <w:r>
+        <w:rPr>
+          <w:rFonts w:ascii="Georgia" w:hAnsi="Georgia"/>
+          <w:color w:val="1F4D2B"/>
+        </w:rPr>
+        <w:t>6.9 · The applications</w:t>
+      </w:r>
+    </w:p>
+    <w:p>
+      <w:pPr>
+        <w:spacing w:after="120"/>
+      </w:pPr>
+      <w:r>
+        <w:rPr>
+          <w:b/>
+          <w:i w:val="0"/>
+        </w:rPr>
+        <w:t>Passive immunisation (immunotherapy)</w:t>
+      </w:r>
+      <w:r>
+        <w:rPr>
+          <w:b w:val="0"/>
+          <w:i w:val="0"/>
+        </w:rPr>
+        <w:t xml:space="preserve"> gives short-term protection — on the order of </w:t>
+      </w:r>
+      <w:r>
+        <w:rPr>
+          <w:b/>
+          <w:i w:val="0"/>
+        </w:rPr>
+        <w:t>two to three months</w:t>
+      </w:r>
+      <w:r>
+        <w:rPr>
+          <w:b w:val="0"/>
+          <w:i w:val="0"/>
+        </w:rPr>
+        <w:t xml:space="preserve">. Early use transfused </w:t>
+      </w:r>
+      <w:r>
+        <w:rPr>
+          <w:b/>
+          <w:i w:val="0"/>
+        </w:rPr>
+        <w:t>horse serum</w:t>
+      </w:r>
+      <w:r>
+        <w:rPr>
+          <w:b w:val="0"/>
+          <w:i w:val="0"/>
+        </w:rPr>
+        <w:t xml:space="preserve"> antitoxins for tetanus and diphtheria; horse sera are still sometimes used for diphtheria, botulism and spider or snake bites, with </w:t>
+      </w:r>
+      <w:r>
+        <w:rPr>
+          <w:b/>
+          <w:i w:val="0"/>
+        </w:rPr>
+        <w:t>serum sickness or anaphylaxis</w:t>
+      </w:r>
+      <w:r>
+        <w:rPr>
+          <w:b w:val="0"/>
+          <w:i w:val="0"/>
+        </w:rPr>
+        <w:t xml:space="preserve"> as the risks. Current </w:t>
+      </w:r>
+      <w:r>
+        <w:rPr>
+          <w:b/>
+          <w:i w:val="0"/>
+        </w:rPr>
+        <w:t>pooled gamma globulin</w:t>
+      </w:r>
+      <w:r>
+        <w:rPr>
+          <w:b w:val="0"/>
+          <w:i w:val="0"/>
+        </w:rPr>
+        <w:t xml:space="preserve"> is used for hepatitis A and B, HIV, measles and generally immunodeficient patients. </w:t>
+      </w:r>
+      <w:r>
+        <w:rPr>
+          <w:b/>
+          <w:i w:val="0"/>
+        </w:rPr>
+        <w:t>Convalescent plasma</w:t>
+      </w:r>
+      <w:r>
+        <w:rPr>
+          <w:b w:val="0"/>
+          <w:i w:val="0"/>
+        </w:rPr>
+        <w:t xml:space="preserve"> and monoclonal antibodies have a role in viral infection.</w:t>
+      </w:r>
+    </w:p>
+    <w:tbl>
+      <w:tblPr>
+        <w:tblW w:type="auto" w:w="0"/>
+        <w:tblLook w:firstColumn="1" w:firstRow="1" w:lastColumn="0" w:lastRow="0" w:noHBand="0" w:noVBand="1" w:val="04A0"/>
+        <w:tblBorders>
+          <w:top w:val="single" w:sz="8" w:space="0" w:color="B9A98B"/>
+          <w:left w:val="single" w:sz="8" w:space="0" w:color="B9A98B"/>
+          <w:bottom w:val="single" w:sz="8" w:space="0" w:color="B9A98B"/>
+          <w:right w:val="single" w:sz="8" w:space="0" w:color="B9A98B"/>
+          <w:insideH w:val="single" w:sz="8" w:space="0" w:color="B9A98B"/>
+          <w:insideV w:val="single" w:sz="8" w:space="0" w:color="B9A98B"/>
+        </w:tblBorders>
+      </w:tblPr>
+      <w:tblGrid>
+        <w:gridCol w:w="10224"/>
+      </w:tblGrid>
+      <w:tr>
+        <w:tc>
+          <w:tcPr>
+            <w:tcW w:type="dxa" w:w="10224"/>
+            <w:shd w:val="clear" w:color="auto" w:fill="F5F2EC"/>
+          </w:tcPr>
+          <w:p>
+            <w:pPr>
+              <w:spacing w:after="80"/>
+            </w:pPr>
+            <w:r>
+              <w:rPr>
+                <w:b/>
+                <w:color w:val="6B5B3E"/>
+                <w:sz w:val="18"/>
+              </w:rPr>
+              <w:t>NOTE</w:t>
+            </w:r>
+          </w:p>
+          <w:p>
+            <w:pPr>
+              <w:spacing w:after="120"/>
+            </w:pPr>
+            <w:r>
+              <w:rPr>
+                <w:b/>
+                <w:i w:val="0"/>
+              </w:rPr>
+              <w:t>The monoclonal antibody endings are free marks, because the name tells you the source.</w:t>
+            </w:r>
+          </w:p>
+          <w:p>
+            <w:pPr>
+              <w:pStyle w:val="ListBullet"/>
+              <w:spacing w:after="40"/>
+            </w:pPr>
+            <w:r>
+              <w:rPr>
+                <w:b/>
+                <w:i w:val="0"/>
+                <w:sz w:val="20"/>
+              </w:rPr>
+              <w:t>-mab</w:t>
+            </w:r>
+            <w:r>
+              <w:rPr>
+                <w:b w:val="0"/>
+                <w:i w:val="0"/>
+                <w:sz w:val="20"/>
+              </w:rPr>
+              <w:t xml:space="preserve"> — monoclonal antibody (a protein)</w:t>
+            </w:r>
+          </w:p>
+          <w:p>
+            <w:pPr>
+              <w:pStyle w:val="ListBullet"/>
+              <w:spacing w:after="40"/>
+            </w:pPr>
+            <w:r>
+              <w:rPr>
+                <w:b/>
+                <w:i w:val="0"/>
+                <w:sz w:val="20"/>
+              </w:rPr>
+              <w:t>-omab</w:t>
+            </w:r>
+            <w:r>
+              <w:rPr>
+                <w:b w:val="0"/>
+                <w:i w:val="0"/>
+                <w:sz w:val="20"/>
+              </w:rPr>
+              <w:t xml:space="preserve"> — </w:t>
+            </w:r>
+            <w:r>
+              <w:rPr>
+                <w:b/>
+                <w:i w:val="0"/>
+                <w:sz w:val="20"/>
+              </w:rPr>
+              <w:t>mouse</w:t>
+            </w:r>
+          </w:p>
+          <w:p>
+            <w:pPr>
+              <w:pStyle w:val="ListBullet"/>
+              <w:spacing w:after="40"/>
+            </w:pPr>
+            <w:r>
+              <w:rPr>
+                <w:b/>
+                <w:i w:val="0"/>
+                <w:sz w:val="20"/>
+              </w:rPr>
+              <w:t>-ximab</w:t>
+            </w:r>
+            <w:r>
+              <w:rPr>
+                <w:b w:val="0"/>
+                <w:i w:val="0"/>
+                <w:sz w:val="20"/>
+              </w:rPr>
+              <w:t xml:space="preserve"> — </w:t>
+            </w:r>
+            <w:r>
+              <w:rPr>
+                <w:b/>
+                <w:i w:val="0"/>
+                <w:sz w:val="20"/>
+              </w:rPr>
+              <w:t>chimeric</w:t>
+            </w:r>
+          </w:p>
+          <w:p>
+            <w:pPr>
+              <w:pStyle w:val="ListBullet"/>
+              <w:spacing w:after="40"/>
+            </w:pPr>
+            <w:r>
+              <w:rPr>
+                <w:b/>
+                <w:i w:val="0"/>
+                <w:sz w:val="20"/>
+              </w:rPr>
+              <w:t>-zumab</w:t>
+            </w:r>
+            <w:r>
+              <w:rPr>
+                <w:b w:val="0"/>
+                <w:i w:val="0"/>
+                <w:sz w:val="20"/>
+              </w:rPr>
+              <w:t xml:space="preserve"> — </w:t>
+            </w:r>
+            <w:r>
+              <w:rPr>
+                <w:b/>
+                <w:i w:val="0"/>
+                <w:sz w:val="20"/>
+              </w:rPr>
+              <w:t>humanised</w:t>
+            </w:r>
+          </w:p>
+          <w:p>
+            <w:pPr>
+              <w:pStyle w:val="ListBullet"/>
+              <w:spacing w:after="40"/>
+            </w:pPr>
+            <w:r>
+              <w:rPr>
+                <w:b/>
+                <w:i w:val="0"/>
+                <w:sz w:val="20"/>
+              </w:rPr>
+              <w:t>-umab</w:t>
+            </w:r>
+            <w:r>
+              <w:rPr>
+                <w:b w:val="0"/>
+                <w:i w:val="0"/>
+                <w:sz w:val="20"/>
+              </w:rPr>
+              <w:t xml:space="preserve"> — entirely </w:t>
+            </w:r>
+            <w:r>
+              <w:rPr>
+                <w:b/>
+                <w:i w:val="0"/>
+                <w:sz w:val="20"/>
+              </w:rPr>
+              <w:t>human</w:t>
+            </w:r>
+          </w:p>
+          <w:p>
+            <w:pPr>
+              <w:spacing w:after="120"/>
+            </w:pPr>
+            <w:r>
+              <w:rPr>
+                <w:b w:val="0"/>
+                <w:i w:val="0"/>
+              </w:rPr>
+              <w:t xml:space="preserve">Two examples: </w:t>
+            </w:r>
+            <w:r>
+              <w:rPr>
+                <w:b/>
+                <w:i w:val="0"/>
+              </w:rPr>
+              <w:t>adalimumab</w:t>
+            </w:r>
+            <w:r>
+              <w:rPr>
+                <w:b w:val="0"/>
+                <w:i w:val="0"/>
+              </w:rPr>
+              <w:t xml:space="preserve"> for rheumatoid and psoriatic arthritis, Crohn disease and plaque psoriasis; </w:t>
+            </w:r>
+            <w:r>
+              <w:rPr>
+                <w:b/>
+                <w:i w:val="0"/>
+              </w:rPr>
+              <w:t>pembrolizumab</w:t>
+            </w:r>
+            <w:r>
+              <w:rPr>
+                <w:b w:val="0"/>
+                <w:i w:val="0"/>
+              </w:rPr>
+              <w:t xml:space="preserve"> for melanoma and lung cancer.</w:t>
+            </w:r>
+          </w:p>
+        </w:tc>
+      </w:tr>
+    </w:tbl>
+    <w:p>
+      <w:pPr>
+        <w:spacing w:after="80"/>
+      </w:pPr>
+    </w:p>
+    <w:p>
+      <w:pPr>
+        <w:spacing w:after="120"/>
+      </w:pPr>
+      <w:r>
+        <w:rPr>
+          <w:b/>
+          <w:i w:val="0"/>
+        </w:rPr>
+        <w:t>Vaccination</w:t>
+      </w:r>
+      <w:r>
+        <w:rPr>
+          <w:b w:val="0"/>
+          <w:i w:val="0"/>
+        </w:rPr>
+        <w:t xml:space="preserve"> is deliberate exposure to material that is </w:t>
+      </w:r>
+      <w:r>
+        <w:rPr>
+          <w:b/>
+          <w:i w:val="0"/>
+        </w:rPr>
+        <w:t>antigenic but NOT pathogenic</w:t>
+      </w:r>
+      <w:r>
+        <w:rPr>
+          <w:b w:val="0"/>
+          <w:i w:val="0"/>
+        </w:rPr>
+        <w:t xml:space="preserve">. The practice reached England through </w:t>
+      </w:r>
+      <w:r>
+        <w:rPr>
+          <w:b/>
+          <w:i w:val="0"/>
+        </w:rPr>
+        <w:t>Lady Montagu</w:t>
+      </w:r>
+      <w:r>
+        <w:rPr>
+          <w:b w:val="0"/>
+          <w:i w:val="0"/>
+        </w:rPr>
+        <w:t xml:space="preserve">; the first effective human vaccination was </w:t>
+      </w:r>
+      <w:r>
+        <w:rPr>
+          <w:b/>
+          <w:i w:val="0"/>
+        </w:rPr>
+        <w:t>Jenner's</w:t>
+      </w:r>
+      <w:r>
+        <w:rPr>
+          <w:b w:val="0"/>
+          <w:i w:val="0"/>
+        </w:rPr>
+        <w:t xml:space="preserve">, using cowpox against smallpox; </w:t>
+      </w:r>
+      <w:r>
+        <w:rPr>
+          <w:b/>
+          <w:i w:val="0"/>
+        </w:rPr>
+        <w:t>Pasteur</w:t>
+      </w:r>
+      <w:r>
+        <w:rPr>
+          <w:b w:val="0"/>
+          <w:i w:val="0"/>
+        </w:rPr>
+        <w:t xml:space="preserve"> later developed one against rabies.</w:t>
+      </w:r>
+    </w:p>
+    <w:p>
+      <w:pPr>
+        <w:spacing w:after="120"/>
+      </w:pPr>
+      <w:r>
+        <w:rPr>
+          <w:b/>
+          <w:i w:val="0"/>
+        </w:rPr>
+        <w:t>An effective vaccine should</w:t>
+      </w:r>
+      <w:r>
+        <w:rPr>
+          <w:b w:val="0"/>
+          <w:i w:val="0"/>
+        </w:rPr>
+        <w:t xml:space="preserve"> have low toxicity, protect against exposure, stimulate </w:t>
+      </w:r>
+      <w:r>
+        <w:rPr>
+          <w:b/>
+          <w:i w:val="0"/>
+        </w:rPr>
+        <w:t>BOTH</w:t>
+      </w:r>
+      <w:r>
+        <w:rPr>
+          <w:b w:val="0"/>
+          <w:i w:val="0"/>
+        </w:rPr>
+        <w:t xml:space="preserve"> antibody-mediated and cell-mediated responses, produce lasting </w:t>
+      </w:r>
+      <w:r>
+        <w:rPr>
+          <w:b/>
+          <w:i w:val="0"/>
+        </w:rPr>
+        <w:t>memory B and T cells</w:t>
+      </w:r>
+      <w:r>
+        <w:rPr>
+          <w:b w:val="0"/>
+          <w:i w:val="0"/>
+        </w:rPr>
+        <w:t xml:space="preserve">, generally not need numerous doses or boosters, and be inexpensive, easy to give and long-lived on the shelf. A </w:t>
+      </w:r>
+      <w:r>
+        <w:rPr>
+          <w:b/>
+          <w:i w:val="0"/>
+        </w:rPr>
+        <w:t>sterilizing vaccine</w:t>
+      </w:r>
+      <w:r>
+        <w:rPr>
+          <w:b w:val="0"/>
+          <w:i w:val="0"/>
+        </w:rPr>
+        <w:t xml:space="preserve"> — one leaving the target non-functioning and unable to mutate — would be best of all.</w:t>
+      </w:r>
+    </w:p>
+    <w:p>
+      <w:pPr>
+        <w:spacing w:after="120"/>
+      </w:pPr>
+      <w:r>
+        <w:rPr>
+          <w:b/>
+          <w:i w:val="0"/>
+        </w:rPr>
+        <w:t>Most vaccines contain</w:t>
+      </w:r>
+      <w:r>
+        <w:rPr>
+          <w:b w:val="0"/>
+          <w:i w:val="0"/>
+        </w:rPr>
+        <w:t xml:space="preserve"> killed whole cells or inactivated viruses; live attenuated organisms; acellular or subunit antigens; </w:t>
+      </w:r>
+      <w:r>
+        <w:rPr>
+          <w:b/>
+          <w:i w:val="0"/>
+        </w:rPr>
+        <w:t>toxoids</w:t>
+      </w:r>
+      <w:r>
+        <w:rPr>
+          <w:b w:val="0"/>
+          <w:i w:val="0"/>
+        </w:rPr>
+        <w:t xml:space="preserve"> from purified antigenic components; or genetically engineered organisms or antigens.</w:t>
+      </w:r>
+    </w:p>
+    <w:p>
+      <w:pPr>
+        <w:spacing w:after="120"/>
+      </w:pPr>
+      <w:r>
+        <w:rPr>
+          <w:b/>
+          <w:i w:val="0"/>
+        </w:rPr>
+        <w:t>Marrow and stem cell donation</w:t>
+      </w:r>
+      <w:r>
+        <w:rPr>
+          <w:b w:val="0"/>
+          <w:i w:val="0"/>
+        </w:rPr>
+        <w:t xml:space="preserve"> requires a close </w:t>
+      </w:r>
+      <w:r>
+        <w:rPr>
+          <w:b/>
+          <w:i w:val="0"/>
+        </w:rPr>
+        <w:t>class I MHC match</w:t>
+      </w:r>
+      <w:r>
+        <w:rPr>
+          <w:b w:val="0"/>
+          <w:i w:val="0"/>
+        </w:rPr>
+        <w:t xml:space="preserve"> plus further DNA compatibility testing. Marrow is harvested from the </w:t>
+      </w:r>
+      <w:r>
+        <w:rPr>
+          <w:b/>
+          <w:i w:val="0"/>
+        </w:rPr>
+        <w:t>sternum, femur or iliac crest</w:t>
+      </w:r>
+      <w:r>
+        <w:rPr>
+          <w:b w:val="0"/>
+          <w:i w:val="0"/>
+        </w:rPr>
+        <w:t xml:space="preserve">; circulating peripheral stem cells are collected by </w:t>
+      </w:r>
+      <w:r>
+        <w:rPr>
+          <w:b/>
+          <w:i w:val="0"/>
+        </w:rPr>
+        <w:t>apheresis</w:t>
+      </w:r>
+      <w:r>
+        <w:rPr>
+          <w:b w:val="0"/>
+          <w:i w:val="0"/>
+        </w:rPr>
+        <w:t xml:space="preserve"> after a mobilising drug. The recipient receives drug and radiation therapy beforehand </w:t>
+      </w:r>
+      <w:r>
+        <w:rPr>
+          <w:b/>
+          <w:i w:val="0"/>
+        </w:rPr>
+        <w:t>to reduce the risk of rejecting the donor cells</w:t>
+      </w:r>
+      <w:r>
+        <w:rPr>
+          <w:b w:val="0"/>
+          <w:i w:val="0"/>
+        </w:rPr>
+        <w:t>.</w:t>
+      </w:r>
     </w:p>
     <w:sectPr>
       <w:pgSz w:w="12240" w:h="15840"/>

--- a/Microbiology Exam 1/micro-exam-1-study-guide.docx
+++ b/Microbiology Exam 1/micro-exam-1-study-guide.docx
@@ -1148,7 +1148,7 @@
                       <w:i w:val="0"/>
                       <w:sz w:val="18"/>
                     </w:rPr>
-                    <w:t xml:space="preserve">, not growth alone — which is what makes the stationary and decline phases make sense rather than being memorised. </w:t>
+                    <w:t xml:space="preserve">, not growth alone — which is what makes the stationary and decline phases make sense rather than being memorized. </w:t>
                   </w:r>
                   <w:r>
                     <w:rPr>
@@ -1619,7 +1619,7 @@
                 <w:i w:val="0"/>
                 <w:sz w:val="18"/>
               </w:rPr>
-              <w:t xml:space="preserve"> receptors, colonising the urinary tract</w:t>
+              <w:t xml:space="preserve"> receptors, colonizing the urinary tract</w:t>
             </w:r>
           </w:p>
         </w:tc>
@@ -1777,7 +1777,7 @@
                 <w:i w:val="0"/>
                 <w:sz w:val="18"/>
               </w:rPr>
-              <w:t xml:space="preserve"> adhesins, plus Panton-Valentine leucocidin, which lyses neutrophils, monocytes and macrophages</w:t>
+              <w:t xml:space="preserve"> adhesins, plus Panton-Valentine leukocidin, which lyses neutrophils, monocytes and macrophages</w:t>
             </w:r>
           </w:p>
         </w:tc>
@@ -1802,7 +1802,7 @@
                 <w:i w:val="0"/>
                 <w:sz w:val="18"/>
               </w:rPr>
-              <w:t>Molecular signalling</w:t>
+              <w:t>Molecular signaling</w:t>
             </w:r>
           </w:p>
         </w:tc>
@@ -1903,7 +1903,7 @@
           <w:b w:val="0"/>
           <w:i w:val="0"/>
         </w:rPr>
-        <w:t xml:space="preserve"> humidity), where vectors can flourish, and human behaviour — hygiene, vaccination rates and travel patterns.</w:t>
+        <w:t xml:space="preserve"> humidity), where vectors can flourish, and human behavior — hygiene, vaccination rates and travel patterns.</w:t>
       </w:r>
     </w:p>
     <w:p>
@@ -5355,7 +5355,7 @@
                 <w:i w:val="0"/>
                 <w:sz w:val="18"/>
               </w:rPr>
-              <w:t>Complex organic substances — blood, serum, haemoglobin, or special growth factors for fastidious microbes</w:t>
+              <w:t>Complex organic substances — blood, serum, hemoglobin, or special growth factors for fastidious microbes</w:t>
             </w:r>
           </w:p>
         </w:tc>
@@ -5531,7 +5531,7 @@
           <w:b w:val="0"/>
           <w:i w:val="0"/>
         </w:rPr>
-        <w:t xml:space="preserve"> differential (gamma, beta and alpha haemolysis); </w:t>
+        <w:t xml:space="preserve"> differential (gamma, beta and alpha hemolysis); </w:t>
       </w:r>
       <w:r>
         <w:rPr>
@@ -5663,7 +5663,7 @@
         <w:rPr>
           <w:sz w:val="15"/>
         </w:rPr>
-        <w:t>Note the vertical axis is a logarithm of viable cells — which is why exponential growth appears as a straight line rather than a curve. The tubes underneath are the part worth studying: they show the population composition at each phase, so the stationary plateau is visibly not a pause but a balance, with cells dividing and dying at the same rate. The dashed tail is worth noticing too, since some cells remain viable after the death phase — which is exactly why sterilisation is defined by probability rather than by a moment when the last organism dies. Copyright © The McGraw-Hill Companies. Reproduced from the lecture slides (Slide 49).</w:t>
+        <w:t>Note the vertical axis is a logarithm of viable cells — which is why exponential growth appears as a straight line rather than a curve. The tubes underneath are the part worth studying: they show the population composition at each phase, so the stationary plateau is visibly not a pause but a balance, with cells dividing and dying at the same rate. The dashed tail is worth noticing too, since some cells remain viable after the death phase — which is exactly why sterilization is defined by probability rather than by a moment when the last organism dies. Copyright © The McGraw-Hill Companies. Reproduced from the lecture slides (Slide 49).</w:t>
       </w:r>
     </w:p>
     <w:tbl>
@@ -6042,7 +6042,7 @@
         <w:rPr>
           <w:sz w:val="15"/>
         </w:rPr>
-        <w:t>Both cycles on one diagram, which is the clearest way to see that they share a beginning and diverge afterwards. Adsorption and penetration happen either way. The outer ring is the lytic route — duplication, assembly, maturation, then lysis of the weakened cell. The blue loop through the centre is lysogeny: the viral genome goes latent as a prophage and is copied along with the host, which is how a bacterium can inherit a phage-encoded toxin gene without ever appearing infected. Reproduced from the lecture slides (Slide 56).</w:t>
+        <w:t>Both cycles on one diagram, which is the clearest way to see that they share a beginning and diverge afterwards. Adsorption and penetration happen either way. The outer ring is the lytic route — duplication, assembly, maturation, then lysis of the weakened cell. The blue loop through the center is lysogeny: the viral genome goes latent as a prophage and is copied along with the host, which is how a bacterium can inherit a phage-encoded toxin gene without ever appearing infected. Reproduced from the lecture slides (Slide 56).</w:t>
       </w:r>
     </w:p>
     <w:tbl>
@@ -8177,7 +8177,7 @@
           <w:b w:val="0"/>
           <w:i w:val="0"/>
         </w:rPr>
-        <w:t xml:space="preserve"> is the time taken to kill 90% of the organisms. So from roughly 4.9 million organisms with a decimal reduction time of 10 minutes, each interval leaves a tenth: ~486,000 → ~48,600 → ~4,860. The count never formally reaches zero, which is why sterilisation is defined by probability rather than by a moment when the last organism dies.</w:t>
+        <w:t xml:space="preserve"> is the time taken to kill 90% of the organisms. So from roughly 4.9 million organisms with a decimal reduction time of 10 minutes, each interval leaves a tenth: ~486,000 → ~48,600 → ~4,860. The count never formally reaches zero, which is why sterilization is defined by probability rather than by a moment when the last organism dies.</w:t>
       </w:r>
     </w:p>
     <w:p>
@@ -8609,7 +8609,7 @@
                 <w:i w:val="0"/>
                 <w:sz w:val="18"/>
               </w:rPr>
-              <w:t>Burdon-Sanderson: culture fluid covered with mould did not grow bacteria</w:t>
+              <w:t>Burdon-Sanderson: culture fluid covered with mold did not grow bacteria</w:t>
             </w:r>
           </w:p>
         </w:tc>
@@ -8657,7 +8657,7 @@
                 <w:i w:val="0"/>
                 <w:sz w:val="18"/>
               </w:rPr>
-              <w:t>Pasteur: anthrax bacilli inhibited by mould growth</w:t>
+              <w:t>Pasteur: anthrax bacilli inhibited by mold growth</w:t>
             </w:r>
           </w:p>
         </w:tc>
@@ -9710,7 +9710,7 @@
           <w:b w:val="0"/>
           <w:i w:val="0"/>
         </w:rPr>
-        <w:t xml:space="preserve"> — there is no perfect drug, but the lecture lists: selective toxicity · favourable pharmacokinetics (reaching the target site at an effective concentration) · appropriate spectrum of activity (broad = large range of organisms, narrow = small) · lack of side effects · low direct toxicity · low potential for hypersensitivity · good therapeutic index · little resistance development.</w:t>
+        <w:t xml:space="preserve"> — there is no perfect drug, but the lecture lists: selective toxicity · favorable pharmacokinetics (reaching the target site at an effective concentration) · appropriate spectrum of activity (broad = large range of organisms, narrow = small) · lack of side effects · low direct toxicity · low potential for hypersensitivity · good therapeutic index · little resistance development.</w:t>
       </w:r>
     </w:p>
     <w:tbl>
@@ -9819,7 +9819,7 @@
           <w:b w:val="0"/>
           <w:i w:val="0"/>
         </w:rPr>
-        <w:t xml:space="preserve"> (“minimal inhibitory concentration on a stick”) reads that value directly in micrograms per millilitre, where the zone of inhibition meets the strip.</w:t>
+        <w:t xml:space="preserve"> (“minimal inhibitory concentration on a stick”) reads that value directly in micrograms per milliliter, where the zone of inhibition meets the strip.</w:t>
       </w:r>
     </w:p>
     <w:p>
@@ -11102,7 +11102,7 @@
         <w:rPr>
           <w:sz w:val="15"/>
         </w:rPr>
-        <w:t>Every mechanism in this lecture reduces to one of five targets, and this diagram places each on the cell with its example drugs attached. Read it as a map of where selective toxicity comes from: the cell wall and the 70S ribosome are structures the human host does not share, which is why those two categories hold most of the antibacterials. The metabolite pathway is the subtlest — sulfonamides work because bacteria must synthesise folate while humans absorb it. Copyright © 2010 Pearson Education. Reproduced from the lecture slides (Slide 17).</w:t>
+        <w:t>Every mechanism in this lecture reduces to one of five targets, and this diagram places each on the cell with its example drugs attached. Read it as a map of where selective toxicity comes from: the cell wall and the 70S ribosome are structures the human host does not share, which is why those two categories hold most of the antibacterials. The metabolite pathway is the subtlest — sulfonamides work because bacteria must synthesize folate while humans absorb it. Copyright © 2010 Pearson Education. Reproduced from the lecture slides (Slide 17).</w:t>
       </w:r>
     </w:p>
     <w:tbl>
@@ -13748,7 +13748,7 @@
           <w:b w:val="0"/>
           <w:i w:val="0"/>
         </w:rPr>
-        <w:t xml:space="preserve"> species. They colonise urinary catheters, ventilators, prosthetic joints and cardiac implants, and host tissues such as chronic wounds and the lungs of cystic fibrosis patients — promoting persistent infection.</w:t>
+        <w:t xml:space="preserve"> species. They colonize urinary catheters, ventilators, prosthetic joints and cardiac implants, and host tissues such as chronic wounds and the lungs of cystic fibrosis patients — promoting persistent infection.</w:t>
       </w:r>
     </w:p>
     <w:p>
@@ -13760,7 +13760,7 @@
           <w:b/>
           <w:i w:val="0"/>
         </w:rPr>
-        <w:t>Behaviours that drive resistance:</w:t>
+        <w:t>Behaviors that drive resistance:</w:t>
       </w:r>
       <w:r>
         <w:rPr>
@@ -13915,7 +13915,7 @@
                 <w:i w:val="0"/>
                 <w:sz w:val="18"/>
               </w:rPr>
-              <w:t xml:space="preserve">Secondary infection following broad spectrum antibiotics, which reduce normal flora and let opportunists take hold. Predisposed by corticosteroids, leukaemia, human immunodeficiency virus, systemic lupus, diabetes. Typical organisms: </w:t>
+              <w:t xml:space="preserve">Secondary infection following broad spectrum antibiotics, which reduce normal flora and let opportunists take hold. Predisposed by corticosteroids, leukemia, human immunodeficiency virus, systemic lupus, diabetes. Typical organisms: </w:t>
             </w:r>
             <w:r>
               <w:rPr>
@@ -14211,7 +14211,7 @@
                 <w:i w:val="0"/>
                 <w:sz w:val="18"/>
               </w:rPr>
-              <w:t>Hyperkalaemia</w:t>
+              <w:t>Hyperkalemia</w:t>
             </w:r>
           </w:p>
         </w:tc>
@@ -14307,7 +14307,7 @@
                 <w:i w:val="0"/>
                 <w:sz w:val="18"/>
               </w:rPr>
-              <w:t>Oesophageal ulcerations</w:t>
+              <w:t>Esophageal ulcerations</w:t>
             </w:r>
           </w:p>
         </w:tc>
@@ -14411,7 +14411,7 @@
                 <w:i w:val="0"/>
                 <w:sz w:val="18"/>
               </w:rPr>
-              <w:t>Aplastic anaemia</w:t>
+              <w:t>Aplastic anemia</w:t>
             </w:r>
           </w:p>
         </w:tc>
@@ -14622,56 +14622,6 @@
           <w:i w:val="0"/>
         </w:rPr>
         <w:t xml:space="preserve"> (Dr. Webster), Slides 1–81, and the PAJ 5200 syllabus instructional objectives.</w:t>
-      </w:r>
-    </w:p>
-    <w:p>
-      <w:pPr>
-        <w:spacing w:after="120"/>
-      </w:pPr>
-      <w:r>
-        <w:rPr>
-          <w:b w:val="0"/>
-          <w:i w:val="0"/>
-        </w:rPr>
-        <w:t>← Back to Homepage</w:t>
-      </w:r>
-    </w:p>
-    <w:p>
-      <w:pPr>
-        <w:spacing w:after="120"/>
-      </w:pPr>
-      <w:r>
-        <w:rPr>
-          <w:b w:val="0"/>
-          <w:i w:val="0"/>
-        </w:rPr>
-        <w:t>Built from your %s lecture decks for personal study · Class of 2028.</w:t>
-      </w:r>
-    </w:p>
-    <w:p>
-      <w:pPr>
-        <w:spacing w:after="120"/>
-      </w:pPr>
-      <w:r>
-        <w:rPr>
-          <w:b w:val="0"/>
-          <w:i w:val="0"/>
-        </w:rPr>
-        <w:t xml:space="preserve">★ </w:t>
-      </w:r>
-      <w:r>
-        <w:rPr>
-          <w:b w:val="0"/>
-          <w:i w:val="0"/>
-        </w:rPr>
-        <w:t>If you see any mistakes, click here to report it</w:t>
-      </w:r>
-      <w:r>
-        <w:rPr>
-          <w:b w:val="0"/>
-          <w:i w:val="0"/>
-        </w:rPr>
-        <w:t xml:space="preserve"> ★</w:t>
       </w:r>
     </w:p>
     <w:p>
@@ -14858,7 +14808,7 @@
           <w:b w:val="0"/>
           <w:i/>
         </w:rPr>
-        <w:t>penetrate host defences, enter tissues and multiply</w:t>
+        <w:t>penetrate host defenses, enter tissues and multiply</w:t>
       </w:r>
       <w:r>
         <w:rPr>
@@ -14925,7 +14875,7 @@
           <w:b w:val="0"/>
           <w:i w:val="0"/>
         </w:rPr>
-        <w:t xml:space="preserve"> Most areas of the body in contact with the outside environment harbour resident microbes; the </w:t>
+        <w:t xml:space="preserve"> Most areas of the body in contact with the outside environment harbor resident microbes; the </w:t>
       </w:r>
       <w:r>
         <w:rPr>
@@ -15204,7 +15154,7 @@
                 <w:i w:val="0"/>
                 <w:sz w:val="18"/>
               </w:rPr>
-              <w:t>10–30% of faecal volume is bacteria</w:t>
+              <w:t>10–30% of fecal volume is bacteria</w:t>
             </w:r>
           </w:p>
         </w:tc>
@@ -15605,7 +15555,7 @@
                 <w:i w:val="0"/>
                 <w:sz w:val="18"/>
               </w:rPr>
-              <w:t xml:space="preserve"> cause disease in healthy people with normal defences — influenza and rabies viruses, the plague bacterium, the malarial protozoan. </w:t>
+              <w:t xml:space="preserve"> cause disease in healthy people with normal defenses — influenza and rabies viruses, the plague bacterium, the malarial protozoan. </w:t>
             </w:r>
             <w:r>
               <w:rPr>
@@ -15621,7 +15571,7 @@
                 <w:i w:val="0"/>
                 <w:sz w:val="18"/>
               </w:rPr>
-              <w:t xml:space="preserve"> cause disease when defences are compromised, or when they grow somewhere unnatural to them — sometimes it is the patient's own flora doing the attacking</w:t>
+              <w:t xml:space="preserve"> cause disease when defenses are compromised, or when they grow somewhere unnatural to them — sometimes it is the patient's own flora doing the attacking</w:t>
             </w:r>
           </w:p>
         </w:tc>
@@ -16561,7 +16511,7 @@
                 <w:i w:val="0"/>
                 <w:sz w:val="18"/>
               </w:rPr>
-              <w:t>Gonorrhoea</w:t>
+              <w:t>Gonorrhea</w:t>
             </w:r>
           </w:p>
         </w:tc>
@@ -17255,7 +17205,7 @@
                 <w:i w:val="0"/>
                 <w:sz w:val="18"/>
               </w:rPr>
-              <w:t xml:space="preserve">Attack host defences to allow </w:t>
+              <w:t xml:space="preserve">Attack host defenses to allow </w:t>
             </w:r>
             <w:r>
               <w:rPr>
@@ -19310,7 +19260,7 @@
                 <w:i w:val="0"/>
                 <w:sz w:val="18"/>
               </w:rPr>
-              <w:t>Close personal contact including saliva, vomit, faeces or blood</w:t>
+              <w:t>Close personal contact including saliva, vomit, feces or blood</w:t>
             </w:r>
           </w:p>
         </w:tc>
@@ -22415,7 +22365,7 @@
                 <w:b w:val="0"/>
                 <w:i/>
               </w:rPr>
-              <w:t>harbours</w:t>
+              <w:t>harbors</w:t>
             </w:r>
             <w:r>
               <w:rPr>
@@ -22674,7 +22624,7 @@
           <w:b/>
           <w:i w:val="0"/>
         </w:rPr>
-        <w:t>immunocompromised, paediatric, geriatric and HIV patients, and those with open wounds, burns or recent surgery</w:t>
+        <w:t>immunocompromised, pediatric, geriatric and HIV patients, and those with open wounds, burns or recent surgery</w:t>
       </w:r>
       <w:r>
         <w:rPr>
@@ -22954,7 +22904,7 @@
           <w:b/>
           <w:i w:val="0"/>
         </w:rPr>
-        <w:t>1.7 million deaths a year from diarrhoeal disease and 1.5 million from respiratory infection</w:t>
+        <w:t>1.7 million deaths a year from diarrheal disease and 1.5 million from respiratory infection</w:t>
       </w:r>
       <w:r>
         <w:rPr>
@@ -23003,7 +22953,7 @@
           <w:b w:val="0"/>
           <w:i w:val="0"/>
         </w:rPr>
-        <w:t>: schools, daycare, nursing homes, offices, hotels, cruise ships and hospitals, especially paediatric wards.</w:t>
+        <w:t>: schools, daycare, nursing homes, offices, hotels, cruise ships and hospitals, especially pediatric wards.</w:t>
       </w:r>
     </w:p>
     <w:p>
@@ -23028,7 +22978,7 @@
           <w:b w:val="0"/>
           <w:i w:val="0"/>
         </w:rPr>
-        <w:t xml:space="preserve">Soap and sanitiser dispensers, humidifiers, nebulisers, pressure transducers, stethoscopes, suction apparatus, thermometers, </w:t>
+        <w:t xml:space="preserve">Soap and sanitizer dispensers, humidifiers, nebulizers, pressure transducers, stethoscopes, suction apparatus, thermometers, </w:t>
       </w:r>
       <w:r>
         <w:rPr>
@@ -23117,14 +23067,14 @@
                 <w:b/>
                 <w:i w:val="0"/>
               </w:rPr>
-              <w:t>CFU per gram or per millilitre</w:t>
-            </w:r>
-            <w:r>
-              <w:rPr>
-                <w:b w:val="0"/>
-                <w:i w:val="0"/>
-              </w:rPr>
-              <w:t>, and serial dilution works for clinical specimens, urine, faeces, food, water and milk alike.</w:t>
+              <w:t>CFU per gram or per milliliter</w:t>
+            </w:r>
+            <w:r>
+              <w:rPr>
+                <w:b w:val="0"/>
+                <w:i w:val="0"/>
+              </w:rPr>
+              <w:t>, and serial dilution works for clinical specimens, urine, feces, food, water and milk alike.</w:t>
             </w:r>
           </w:p>
         </w:tc>
@@ -23164,7 +23114,7 @@
           <w:b w:val="0"/>
           <w:i w:val="0"/>
         </w:rPr>
-        <w:t xml:space="preserve"> for non-critical surfaces, in order: standardise cleaning policy; select </w:t>
+        <w:t xml:space="preserve"> for non-critical surfaces, in order: standardize cleaning policy; select </w:t>
       </w:r>
       <w:r>
         <w:rPr>
@@ -23403,7 +23353,7 @@
           <w:b w:val="0"/>
           <w:i w:val="0"/>
         </w:rPr>
-        <w:t>: plastics, copper or silver alloys, photocatalytic coatings, specialised textiles, micro-patterned hydrophobic surfaces.</w:t>
+        <w:t>: plastics, copper or silver alloys, photocatalytic coatings, specialized textiles, micro-patterned hydrophobic surfaces.</w:t>
       </w:r>
     </w:p>
     <w:p>
@@ -24090,7 +24040,7 @@
                 <w:b w:val="0"/>
                 <w:i w:val="0"/>
               </w:rPr>
-              <w:t xml:space="preserve"> Lectures 1 to 4 carry three or four objectives each. Complement alone runs fourteen slides. The temptation is to revise complement and natural killer cells and let the rest slide, which is exactly how the small objectives — the differential white count, the genetic defence, the effects of fever — get lost.</w:t>
+              <w:t xml:space="preserve"> Lectures 1 to 4 carry three or four objectives each. Complement alone runs fourteen slides. The temptation is to revise complement and natural killer cells and let the rest slide, which is exactly how the small objectives — the differential white count, the genetic defense, the effects of fever — get lost.</w:t>
             </w:r>
           </w:p>
           <w:p>
@@ -24109,7 +24059,7 @@
                 <w:b w:val="0"/>
                 <w:i w:val="0"/>
               </w:rPr>
-              <w:t xml:space="preserve"> The innate system covers an enormous range of organisms without having a receptor for each one. It manages that by recognising </w:t>
+              <w:t xml:space="preserve"> The innate system covers an enormous range of organisms without having a receptor for each one. It manages that by recognizing </w:t>
             </w:r>
             <w:r>
               <w:rPr>
@@ -24341,7 +24291,7 @@
                 <w:b/>
                 <w:i w:val="0"/>
               </w:rPr>
-              <w:t>Five things he told the room NOT to memorise</w:t>
+              <w:t>Five things he told the room NOT to memorize</w:t>
             </w:r>
             <w:r>
               <w:rPr>
@@ -25661,7 +25611,7 @@
           <w:b w:val="0"/>
           <w:i w:val="0"/>
         </w:rPr>
-        <w:t xml:space="preserve">, and that is the point of it. Colonisation begins </w:t>
+        <w:t xml:space="preserve">, and that is the point of it. Colonization begins </w:t>
       </w:r>
       <w:r>
         <w:rPr>
@@ -25799,7 +25749,7 @@
                 <w:b w:val="0"/>
                 <w:i w:val="0"/>
               </w:rPr>
-              <w:t xml:space="preserve"> antimicrobial peptide. When subjects were deliberately colonised with coagulase-negative staphylococci, colonisation by </w:t>
+              <w:t xml:space="preserve"> antimicrobial peptide. When subjects were deliberately colonized with coagulase-negative staphylococci, colonization by </w:t>
             </w:r>
             <w:r>
               <w:rPr>
@@ -25847,7 +25797,7 @@
           <w:b w:val="0"/>
           <w:i w:val="0"/>
         </w:rPr>
-        <w:t xml:space="preserve"> do three things beyond blocking colonisation: they digest substances we cannot, they provide vitamins, and they help develop </w:t>
+        <w:t xml:space="preserve"> do three things beyond blocking colonization: they digest substances we cannot, they provide vitamins, and they help develop </w:t>
       </w:r>
       <w:r>
         <w:rPr>
@@ -26426,7 +26376,7 @@
           <w:b/>
           <w:i w:val="0"/>
         </w:rPr>
-        <w:t>neutralise a broad range of microbial toxins by unfolding them</w:t>
+        <w:t>neutralize a broad range of microbial toxins by unfolding them</w:t>
       </w:r>
       <w:r>
         <w:rPr>
@@ -26494,7 +26444,7 @@
                 <w:b/>
                 <w:i w:val="0"/>
               </w:rPr>
-              <w:t>This is where the “genetic” defence of objective 2 becomes concrete.</w:t>
+              <w:t>This is where the “genetic” defense of objective 2 becomes concrete.</w:t>
             </w:r>
             <w:r>
               <w:rPr>
@@ -26925,7 +26875,7 @@
                 <w:i w:val="0"/>
                 <w:sz w:val="18"/>
               </w:rPr>
-              <w:t xml:space="preserve"> — recognises structural patterns from types of pathogen</w:t>
+              <w:t xml:space="preserve"> — recognizes structural patterns from types of pathogen</w:t>
             </w:r>
           </w:p>
         </w:tc>
@@ -26981,7 +26931,7 @@
                 <w:i w:val="0"/>
                 <w:sz w:val="18"/>
               </w:rPr>
-              <w:t xml:space="preserve"> — the structure on the microbe that a PRR recognises. Marks </w:t>
+              <w:t xml:space="preserve"> — the structure on the microbe that a PRR recognizes. Marks </w:t>
             </w:r>
             <w:r>
               <w:rPr>
@@ -27073,7 +27023,7 @@
           <w:b/>
           <w:i w:val="0"/>
         </w:rPr>
-        <w:t>Each receptor recognises a pattern shared by a pathogen FAMILY</w:t>
+        <w:t>Each receptor recognizes a pattern shared by a pathogen FAMILY</w:t>
       </w:r>
       <w:r>
         <w:rPr>
@@ -27984,7 +27934,7 @@
                 <w:i w:val="0"/>
                 <w:sz w:val="18"/>
               </w:rPr>
-              <w:t>Tumour necrosis factor alpha</w:t>
+              <w:t>Tumor necrosis factor alpha</w:t>
             </w:r>
           </w:p>
         </w:tc>
@@ -28363,7 +28313,7 @@
                 <w:b/>
                 <w:i w:val="0"/>
               </w:rPr>
-              <w:t>Interleukin 1 beta, interleukin 6 and tumour necrosis factor alpha</w:t>
+              <w:t>Interleukin 1 beta, interleukin 6 and tumor necrosis factor alpha</w:t>
             </w:r>
             <w:r>
               <w:rPr>
@@ -28384,7 +28334,7 @@
                 <w:b w:val="0"/>
                 <w:i w:val="0"/>
               </w:rPr>
-              <w:t xml:space="preserve"> are specific and worth memorising as a list:</w:t>
+              <w:t xml:space="preserve"> are specific and worth memorizing as a list:</w:t>
             </w:r>
           </w:p>
           <w:p>
@@ -28472,7 +28422,7 @@
                 <w:i w:val="0"/>
                 <w:sz w:val="20"/>
               </w:rPr>
-              <w:t>signalling</w:t>
+              <w:t>signaling</w:t>
             </w:r>
           </w:p>
           <w:p>
@@ -28494,7 +28444,7 @@
                 <w:i w:val="0"/>
                 <w:sz w:val="20"/>
               </w:rPr>
-              <w:t>tissue resistance to the damaging effects of tumour necrosis factor alpha</w:t>
+              <w:t>tissue resistance to the damaging effects of tumor necrosis factor alpha</w:t>
             </w:r>
             <w:r>
               <w:rPr>
@@ -28522,7 +28472,7 @@
           <w:b/>
           <w:i w:val="0"/>
         </w:rPr>
-        <w:t>Tumour necrosis factor alpha is the same molecule doing opposite things at different scales</w:t>
+        <w:t>Tumor necrosis factor alpha is the same molecule doing opposite things at different scales</w:t>
       </w:r>
       <w:r>
         <w:rPr>
@@ -30417,7 +30367,7 @@
           <w:b w:val="0"/>
           <w:i w:val="0"/>
         </w:rPr>
-        <w:t>, and they inhibit expression of cancer genes and suppress tumours.</w:t>
+        <w:t>, and they inhibit expression of cancer genes and suppress tumors.</w:t>
       </w:r>
     </w:p>
     <w:tbl>
@@ -30485,7 +30435,7 @@
                 <w:b w:val="0"/>
                 <w:i w:val="0"/>
               </w:rPr>
-              <w:t xml:space="preserve"> It stops spread to surrounding tissue. It protects the neighbours rather than clearing the infection.</w:t>
+              <w:t xml:space="preserve"> It stops spread to surrounding tissue. It protects the neighbors rather than clearing the infection.</w:t>
             </w:r>
           </w:p>
         </w:tc>
@@ -31260,7 +31210,7 @@
           <w:b/>
           <w:i w:val="0"/>
         </w:rPr>
-        <w:t>infection types, inflammation, allergies, immune disorders, leukaemia and myelodysplastic syndrome</w:t>
+        <w:t>infection types, inflammation, allergies, immune disorders, leukemia and myelodysplastic syndrome</w:t>
       </w:r>
       <w:r>
         <w:rPr>
@@ -31300,7 +31250,7 @@
           <w:b w:val="0"/>
           <w:i w:val="0"/>
         </w:rPr>
-        <w:t>, and the division of labour matters:</w:t>
+        <w:t>, and the division of labor matters:</w:t>
       </w:r>
     </w:p>
     <w:tbl>
@@ -31911,7 +31861,7 @@
           <w:b/>
           <w:i w:val="0"/>
         </w:rPr>
-        <w:t>interferons favour the cytotoxic function</w:t>
+        <w:t>interferons favor the cytotoxic function</w:t>
       </w:r>
       <w:r>
         <w:rPr>
@@ -31925,7 +31875,7 @@
           <w:b/>
           <w:i w:val="0"/>
         </w:rPr>
-        <w:t>interleukin 12 favours cytokine production</w:t>
+        <w:t>interleukin 12 favors cytokine production</w:t>
       </w:r>
       <w:r>
         <w:rPr>
@@ -32000,7 +31950,7 @@
                 <w:b w:val="0"/>
                 <w:i w:val="0"/>
               </w:rPr>
-              <w:t xml:space="preserve">. Killing is a balance: when a cell is infected, malignant or traumatised its protein expression changes, activating signals outweigh inhibitory ones, and it dies. The cell releases cytotoxic granules inducing </w:t>
+              <w:t xml:space="preserve">. Killing is a balance: when a cell is infected, malignant or traumatized its protein expression changes, activating signals outweigh inhibitory ones, and it dies. The cell releases cytotoxic granules inducing </w:t>
             </w:r>
             <w:r>
               <w:rPr>
@@ -33492,7 +33442,7 @@
           <w:b w:val="0"/>
           <w:i w:val="0"/>
         </w:rPr>
-        <w:t>, and are counted by manual examination of a stained blood smear or by automated haematology.</w:t>
+        <w:t>, and are counted by manual examination of a stained blood smear or by automated hematology.</w:t>
       </w:r>
     </w:p>
     <w:tbl>
@@ -34197,7 +34147,7 @@
                 <w:b w:val="0"/>
                 <w:i w:val="0"/>
               </w:rPr>
-              <w:t xml:space="preserve"> It is pre-programmed in the genome. Antigen entry does not instruct a lymphocyte what to recognise — it </w:t>
+              <w:t xml:space="preserve"> It is pre-programmed in the genome. Antigen entry does not instruct a lymphocyte what to recognize — it </w:t>
             </w:r>
             <w:r>
               <w:rPr>
@@ -34626,7 +34576,7 @@
                 <w:i w:val="0"/>
                 <w:sz w:val="18"/>
               </w:rPr>
-              <w:t>Recognises</w:t>
+              <w:t>Recognizes</w:t>
             </w:r>
           </w:p>
         </w:tc>
@@ -34898,7 +34848,7 @@
           <w:b w:val="0"/>
           <w:i w:val="0"/>
         </w:rPr>
-        <w:t xml:space="preserve"> is the small molecular group actually recognised, and one antigen may carry many.</w:t>
+        <w:t xml:space="preserve"> is the small molecular group actually recognized, and one antigen may carry many.</w:t>
       </w:r>
     </w:p>
     <w:p>
@@ -36703,7 +36653,7 @@
                 <w:i w:val="0"/>
                 <w:sz w:val="18"/>
               </w:rPr>
-              <w:t>Opsonisation</w:t>
+              <w:t>Opsonization</w:t>
             </w:r>
           </w:p>
         </w:tc>
@@ -36767,7 +36717,7 @@
                 <w:i w:val="0"/>
                 <w:sz w:val="18"/>
               </w:rPr>
-              <w:t>Neutralisation</w:t>
+              <w:t>Neutralization</w:t>
             </w:r>
           </w:p>
         </w:tc>
@@ -37259,7 +37209,7 @@
           <w:b w:val="0"/>
           <w:i w:val="0"/>
         </w:rPr>
-        <w:t xml:space="preserve">. All of them produce cytokines; sensitised T cells become long-lasting </w:t>
+        <w:t xml:space="preserve">. All of them produce cytokines; sensitized T cells become long-lasting </w:t>
       </w:r>
       <w:r>
         <w:rPr>
@@ -37747,7 +37697,7 @@
           <w:b/>
           <w:i w:val="0"/>
         </w:rPr>
-        <w:t>Passive immunisation (immunotherapy)</w:t>
+        <w:t>Passive immunization (immunotherapy)</w:t>
       </w:r>
       <w:r>
         <w:rPr>
@@ -37983,7 +37933,7 @@
                 <w:i w:val="0"/>
                 <w:sz w:val="20"/>
               </w:rPr>
-              <w:t>humanised</w:t>
+              <w:t>humanized</w:t>
             </w:r>
           </w:p>
           <w:p>
@@ -38291,7 +38241,7 @@
           <w:b w:val="0"/>
           <w:i w:val="0"/>
         </w:rPr>
-        <w:t xml:space="preserve"> after a mobilising drug. The recipient receives drug and radiation therapy beforehand </w:t>
+        <w:t xml:space="preserve"> after a mobilizing drug. The recipient receives drug and radiation therapy beforehand </w:t>
       </w:r>
       <w:r>
         <w:rPr>

--- a/Microbiology Exam 1/micro-exam-1-study-guide.docx
+++ b/Microbiology Exam 1/micro-exam-1-study-guide.docx
@@ -1908,6 +1908,62 @@
     </w:p>
     <w:p>
       <w:pPr>
+        <w:spacing w:after="120"/>
+      </w:pPr>
+      <w:r>
+        <w:rPr>
+          <w:b w:val="0"/>
+          <w:i w:val="0"/>
+        </w:rPr>
+        <w:t>Also tested</w:t>
+      </w:r>
+    </w:p>
+    <w:p>
+      <w:pPr>
+        <w:pStyle w:val="ListBullet"/>
+        <w:spacing w:after="40"/>
+      </w:pPr>
+      <w:r>
+        <w:rPr>
+          <w:b/>
+          <w:i w:val="0"/>
+          <w:sz w:val="20"/>
+        </w:rPr>
+        <w:t>Influenza stability.</w:t>
+      </w:r>
+      <w:r>
+        <w:rPr>
+          <w:b w:val="0"/>
+          <w:i w:val="0"/>
+          <w:sz w:val="20"/>
+        </w:rPr>
+        <w:t xml:space="preserve"> Influenza virus is more stable and transmissible in low temperatures and high humidity.</w:t>
+      </w:r>
+    </w:p>
+    <w:p>
+      <w:pPr>
+        <w:pStyle w:val="ListBullet"/>
+        <w:spacing w:after="40"/>
+      </w:pPr>
+      <w:r>
+        <w:rPr>
+          <w:b/>
+          <w:i w:val="0"/>
+          <w:sz w:val="20"/>
+        </w:rPr>
+        <w:t>Salmonella enterica.</w:t>
+      </w:r>
+      <w:r>
+        <w:rPr>
+          <w:b w:val="0"/>
+          <w:i w:val="0"/>
+          <w:sz w:val="20"/>
+        </w:rPr>
+        <w:t xml:space="preserve"> It establishes a niche for replication in gut cells by using a secretion system that injects effector proteins into host gut cells, which allows entry into cells.</w:t>
+      </w:r>
+    </w:p>
+    <w:p>
+      <w:pPr>
         <w:pStyle w:val="Heading2"/>
         <w:spacing w:before="200" w:after="100"/>
       </w:pPr>
@@ -3288,6 +3344,40 @@
     </w:p>
     <w:p>
       <w:pPr>
+        <w:spacing w:after="120"/>
+      </w:pPr>
+      <w:r>
+        <w:rPr>
+          <w:b w:val="0"/>
+          <w:i w:val="0"/>
+        </w:rPr>
+        <w:t>Also tested</w:t>
+      </w:r>
+    </w:p>
+    <w:p>
+      <w:pPr>
+        <w:pStyle w:val="ListBullet"/>
+        <w:spacing w:after="40"/>
+      </w:pPr>
+      <w:r>
+        <w:rPr>
+          <w:b/>
+          <w:i w:val="0"/>
+          <w:sz w:val="20"/>
+        </w:rPr>
+        <w:t>Mycoplasmas.</w:t>
+      </w:r>
+      <w:r>
+        <w:rPr>
+          <w:b w:val="0"/>
+          <w:i w:val="0"/>
+          <w:sz w:val="20"/>
+        </w:rPr>
+        <w:t xml:space="preserve"> Because they lack a cell wall and build no peptidoglycan, the penicillins, which block crosslinking of peptidoglycan, are useless against them and find no target at all.</w:t>
+      </w:r>
+    </w:p>
+    <w:p>
+      <w:pPr>
         <w:pStyle w:val="Heading2"/>
         <w:spacing w:before="200" w:after="100"/>
       </w:pPr>
@@ -3984,6 +4074,62 @@
       <w:pPr>
         <w:spacing w:after="80"/>
       </w:pPr>
+    </w:p>
+    <w:p>
+      <w:pPr>
+        <w:spacing w:after="120"/>
+      </w:pPr>
+      <w:r>
+        <w:rPr>
+          <w:b w:val="0"/>
+          <w:i w:val="0"/>
+        </w:rPr>
+        <w:t>Also tested</w:t>
+      </w:r>
+    </w:p>
+    <w:p>
+      <w:pPr>
+        <w:pStyle w:val="ListBullet"/>
+        <w:spacing w:after="40"/>
+      </w:pPr>
+      <w:r>
+        <w:rPr>
+          <w:b/>
+          <w:i w:val="0"/>
+          <w:sz w:val="20"/>
+        </w:rPr>
+        <w:t>Glycocalyx functions.</w:t>
+      </w:r>
+      <w:r>
+        <w:rPr>
+          <w:b w:val="0"/>
+          <w:i w:val="0"/>
+          <w:sz w:val="20"/>
+        </w:rPr>
+        <w:t xml:space="preserve"> Involvement in biofilm production, prevention of desiccation, and prevention of phagocytosis; preventing phagocytosis is a factor of pathogenicity, with Streptococcus pneumoniae as the example.</w:t>
+      </w:r>
+    </w:p>
+    <w:p>
+      <w:pPr>
+        <w:pStyle w:val="ListBullet"/>
+        <w:spacing w:after="40"/>
+      </w:pPr>
+      <w:r>
+        <w:rPr>
+          <w:b/>
+          <w:i w:val="0"/>
+          <w:sz w:val="20"/>
+        </w:rPr>
+        <w:t>Viral adhesion.</w:t>
+      </w:r>
+      <w:r>
+        <w:rPr>
+          <w:b w:val="0"/>
+          <w:i w:val="0"/>
+          <w:sz w:val="20"/>
+        </w:rPr>
+        <w:t xml:space="preserve"> Viruses adhere using spike or capsid proteins.</w:t>
+      </w:r>
     </w:p>
     <w:p>
       <w:pPr>
@@ -5016,6 +5162,62 @@
     </w:p>
     <w:p>
       <w:pPr>
+        <w:spacing w:after="120"/>
+      </w:pPr>
+      <w:r>
+        <w:rPr>
+          <w:b w:val="0"/>
+          <w:i w:val="0"/>
+        </w:rPr>
+        <w:t>Also tested</w:t>
+      </w:r>
+    </w:p>
+    <w:p>
+      <w:pPr>
+        <w:pStyle w:val="ListBullet"/>
+        <w:spacing w:after="40"/>
+      </w:pPr>
+      <w:r>
+        <w:rPr>
+          <w:b/>
+          <w:i w:val="0"/>
+          <w:sz w:val="20"/>
+        </w:rPr>
+        <w:t>Endospore.</w:t>
+      </w:r>
+      <w:r>
+        <w:rPr>
+          <w:b w:val="0"/>
+          <w:i w:val="0"/>
+          <w:sz w:val="20"/>
+        </w:rPr>
+        <w:t xml:space="preserve"> A dormant, dehydrated form with a tough protective coat that lets a bacterium survive heat, drying and disinfectants for years, conditions that kill the vegetative cell.</w:t>
+      </w:r>
+    </w:p>
+    <w:p>
+      <w:pPr>
+        <w:pStyle w:val="ListBullet"/>
+        <w:spacing w:after="40"/>
+      </w:pPr>
+      <w:r>
+        <w:rPr>
+          <w:b/>
+          <w:i w:val="0"/>
+          <w:sz w:val="20"/>
+        </w:rPr>
+        <w:t>Transpeptidases.</w:t>
+      </w:r>
+      <w:r>
+        <w:rPr>
+          <w:b w:val="0"/>
+          <w:i w:val="0"/>
+          <w:sz w:val="20"/>
+        </w:rPr>
+        <w:t xml:space="preserve"> They catalyze crosslinking of peptidoglycan and are the target of beta lactam antibiotics, which connects wall synthesis to antibiotic action.</w:t>
+      </w:r>
+    </w:p>
+    <w:p>
+      <w:pPr>
         <w:pStyle w:val="Heading2"/>
         <w:spacing w:before="200" w:after="100"/>
       </w:pPr>
@@ -5957,6 +6159,40 @@
     </w:p>
     <w:p>
       <w:pPr>
+        <w:spacing w:after="120"/>
+      </w:pPr>
+      <w:r>
+        <w:rPr>
+          <w:b w:val="0"/>
+          <w:i w:val="0"/>
+        </w:rPr>
+        <w:t>Also tested</w:t>
+      </w:r>
+    </w:p>
+    <w:p>
+      <w:pPr>
+        <w:pStyle w:val="ListBullet"/>
+        <w:spacing w:after="40"/>
+      </w:pPr>
+      <w:r>
+        <w:rPr>
+          <w:b/>
+          <w:i w:val="0"/>
+          <w:sz w:val="20"/>
+        </w:rPr>
+        <w:t>Exponential bacterial growth.</w:t>
+      </w:r>
+      <w:r>
+        <w:rPr>
+          <w:b w:val="0"/>
+          <w:i w:val="0"/>
+          <w:sz w:val="20"/>
+        </w:rPr>
+        <w:t xml:space="preserve"> Each division doubles the population: binary fission turns one cell into two, so the count goes 2, 4, 8, 16 rather than climbing by a fixed amount each generation.</w:t>
+      </w:r>
+    </w:p>
+    <w:p>
+      <w:pPr>
         <w:pStyle w:val="Heading2"/>
         <w:spacing w:before="200" w:after="100"/>
       </w:pPr>
@@ -6757,6 +6993,84 @@
     </w:p>
     <w:p>
       <w:pPr>
+        <w:spacing w:after="120"/>
+      </w:pPr>
+      <w:r>
+        <w:rPr>
+          <w:b w:val="0"/>
+          <w:i w:val="0"/>
+        </w:rPr>
+        <w:t>Also tested</w:t>
+      </w:r>
+    </w:p>
+    <w:p>
+      <w:pPr>
+        <w:pStyle w:val="ListBullet"/>
+        <w:spacing w:after="40"/>
+      </w:pPr>
+      <w:r>
+        <w:rPr>
+          <w:b/>
+          <w:i w:val="0"/>
+          <w:sz w:val="20"/>
+        </w:rPr>
+        <w:t>Generalized versus specialized transduction.</w:t>
+      </w:r>
+      <w:r>
+        <w:rPr>
+          <w:b w:val="0"/>
+          <w:i w:val="0"/>
+          <w:sz w:val="20"/>
+        </w:rPr>
+        <w:t xml:space="preserve"> Generalized transduction (lytic cycle) transmits random pieces of host DNA; specialized transduction (lysogenic cycle) means all cells carry the same host DNA.</w:t>
+      </w:r>
+    </w:p>
+    <w:p>
+      <w:pPr>
+        <w:pStyle w:val="ListBullet"/>
+        <w:spacing w:after="40"/>
+      </w:pPr>
+      <w:r>
+        <w:rPr>
+          <w:b/>
+          <w:i w:val="0"/>
+          <w:sz w:val="20"/>
+        </w:rPr>
+        <w:t>Animal virus entry.</w:t>
+      </w:r>
+      <w:r>
+        <w:rPr>
+          <w:b w:val="0"/>
+          <w:i w:val="0"/>
+          <w:sz w:val="20"/>
+        </w:rPr>
+        <w:t xml:space="preserve"> The virion must be uncoated after entering a host cell, unlike a phage: the whole particle is taken in and the capsid stripped away, whereas a phage injects its genome and leaves the coat outside.</w:t>
+      </w:r>
+    </w:p>
+    <w:p>
+      <w:pPr>
+        <w:pStyle w:val="ListBullet"/>
+        <w:spacing w:after="40"/>
+      </w:pPr>
+      <w:r>
+        <w:rPr>
+          <w:b/>
+          <w:i w:val="0"/>
+          <w:sz w:val="20"/>
+        </w:rPr>
+        <w:t>Phage genome integrated into a bacterial chromosome.</w:t>
+      </w:r>
+      <w:r>
+        <w:rPr>
+          <w:b w:val="0"/>
+          <w:i w:val="0"/>
+          <w:sz w:val="20"/>
+        </w:rPr>
+        <w:t xml:space="preserve"> The bacterium gains new traits, such as a toxin gene. The prophage is copied along with the chromosome, which is how diphtheria and cholera toxins arise.</w:t>
+      </w:r>
+    </w:p>
+    <w:p>
+      <w:pPr>
         <w:pStyle w:val="Heading2"/>
         <w:spacing w:before="200" w:after="100"/>
       </w:pPr>
@@ -7329,6 +7643,62 @@
     </w:p>
     <w:p>
       <w:pPr>
+        <w:spacing w:after="120"/>
+      </w:pPr>
+      <w:r>
+        <w:rPr>
+          <w:b w:val="0"/>
+          <w:i w:val="0"/>
+        </w:rPr>
+        <w:t>Also tested</w:t>
+      </w:r>
+    </w:p>
+    <w:p>
+      <w:pPr>
+        <w:pStyle w:val="ListBullet"/>
+        <w:spacing w:after="40"/>
+      </w:pPr>
+      <w:r>
+        <w:rPr>
+          <w:b/>
+          <w:i w:val="0"/>
+          <w:sz w:val="20"/>
+        </w:rPr>
+        <w:t>High viral mutation rates.</w:t>
+      </w:r>
+      <w:r>
+        <w:rPr>
+          <w:b w:val="0"/>
+          <w:i w:val="0"/>
+          <w:sz w:val="20"/>
+        </w:rPr>
+        <w:t xml:space="preserve"> Changing surface properties may weaken or eliminate immunity from vaccination or previous exposure, and animal viruses that were host specific can cross to humans, who are unlikely to have immunity.</w:t>
+      </w:r>
+    </w:p>
+    <w:p>
+      <w:pPr>
+        <w:pStyle w:val="ListBullet"/>
+        <w:spacing w:after="40"/>
+      </w:pPr>
+      <w:r>
+        <w:rPr>
+          <w:b/>
+          <w:i w:val="0"/>
+          <w:sz w:val="20"/>
+        </w:rPr>
+        <w:t>Mutations in human hosts.</w:t>
+      </w:r>
+      <w:r>
+        <w:rPr>
+          <w:b w:val="0"/>
+          <w:i w:val="0"/>
+          <w:sz w:val="20"/>
+        </w:rPr>
+        <w:t xml:space="preserve"> Health implications include chemical or radiation exposure transforming normal cells to cancer cells, oncogenic viruses causing the same transformation, and viruses affecting immune cells, as with human immunodeficiency virus and acquired immunodeficiency syndrome.</w:t>
+      </w:r>
+    </w:p>
+    <w:p>
+      <w:pPr>
         <w:pStyle w:val="Heading2"/>
         <w:spacing w:before="200" w:after="100"/>
       </w:pPr>
@@ -8204,6 +8574,40 @@
           <w:i w:val="0"/>
         </w:rPr>
         <w:t xml:space="preserve"> (Dr. Webster), Slides 1–70, and the PAJ 5200 syllabus instructional objectives.</w:t>
+      </w:r>
+    </w:p>
+    <w:p>
+      <w:pPr>
+        <w:spacing w:after="120"/>
+      </w:pPr>
+      <w:r>
+        <w:rPr>
+          <w:b w:val="0"/>
+          <w:i w:val="0"/>
+        </w:rPr>
+        <w:t>Also tested</w:t>
+      </w:r>
+    </w:p>
+    <w:p>
+      <w:pPr>
+        <w:pStyle w:val="ListBullet"/>
+        <w:spacing w:after="40"/>
+      </w:pPr>
+      <w:r>
+        <w:rPr>
+          <w:b/>
+          <w:i w:val="0"/>
+          <w:sz w:val="20"/>
+        </w:rPr>
+        <w:t>Constant death rate.</w:t>
+      </w:r>
+      <w:r>
+        <w:rPr>
+          <w:b w:val="0"/>
+          <w:i w:val="0"/>
+          <w:sz w:val="20"/>
+        </w:rPr>
+        <w:t xml:space="preserve"> With a decimal reduction time of 10 minutes, each interval removes 90% of what remains, so the count falls tenfold each time. Sterilization is therefore defined by probability, not by a moment when the last organism dies.</w:t>
       </w:r>
     </w:p>
     <w:p>
@@ -9824,6 +10228,172 @@
     </w:p>
     <w:p>
       <w:pPr>
+        <w:spacing w:after="120"/>
+      </w:pPr>
+      <w:r>
+        <w:rPr>
+          <w:b w:val="0"/>
+          <w:i w:val="0"/>
+        </w:rPr>
+        <w:t>Also tested</w:t>
+      </w:r>
+    </w:p>
+    <w:p>
+      <w:pPr>
+        <w:pStyle w:val="ListBullet"/>
+        <w:spacing w:after="40"/>
+      </w:pPr>
+      <w:r>
+        <w:rPr>
+          <w:b/>
+          <w:i w:val="0"/>
+          <w:sz w:val="20"/>
+        </w:rPr>
+        <w:t>Enzymatic inactivation.</w:t>
+      </w:r>
+      <w:r>
+        <w:rPr>
+          <w:b w:val="0"/>
+          <w:i w:val="0"/>
+          <w:sz w:val="20"/>
+        </w:rPr>
+        <w:t xml:space="preserve"> This resistance mechanism destroys the antibiotic molecule itself; an enzyme such as beta-lactamase chemically cleaves the drug, so it can no longer bind its target.</w:t>
+      </w:r>
+    </w:p>
+    <w:p>
+      <w:pPr>
+        <w:pStyle w:val="ListBullet"/>
+        <w:spacing w:after="40"/>
+      </w:pPr>
+      <w:r>
+        <w:rPr>
+          <w:b/>
+          <w:i w:val="0"/>
+          <w:sz w:val="20"/>
+        </w:rPr>
+        <w:t>Selective toxicity.</w:t>
+      </w:r>
+      <w:r>
+        <w:rPr>
+          <w:b w:val="0"/>
+          <w:i w:val="0"/>
+          <w:sz w:val="20"/>
+        </w:rPr>
+        <w:t xml:space="preserve"> Working against the target pathogen without harming the host, normally achieved by interfering with processes or structures found in the pathogen's cells and not the host's; this is why drugs against eukaryotic pathogens are harder to find.</w:t>
+      </w:r>
+    </w:p>
+    <w:p>
+      <w:pPr>
+        <w:pStyle w:val="ListBullet"/>
+        <w:spacing w:after="40"/>
+      </w:pPr>
+      <w:r>
+        <w:rPr>
+          <w:b/>
+          <w:i w:val="0"/>
+          <w:sz w:val="20"/>
+        </w:rPr>
+        <w:t>Broad and narrow spectrum.</w:t>
+      </w:r>
+      <w:r>
+        <w:rPr>
+          <w:b w:val="0"/>
+          <w:i w:val="0"/>
+          <w:sz w:val="20"/>
+        </w:rPr>
+        <w:t xml:space="preserve"> They refer to the range of organisms the drug will affect: broad meaning a large range, narrow a small one.</w:t>
+      </w:r>
+    </w:p>
+    <w:p>
+      <w:pPr>
+        <w:pStyle w:val="ListBullet"/>
+        <w:spacing w:after="40"/>
+      </w:pPr>
+      <w:r>
+        <w:rPr>
+          <w:b/>
+          <w:i w:val="0"/>
+          <w:sz w:val="20"/>
+        </w:rPr>
+        <w:t>Desirable antimicrobial characteristics.</w:t>
+      </w:r>
+      <w:r>
+        <w:rPr>
+          <w:b w:val="0"/>
+          <w:i w:val="0"/>
+          <w:sz w:val="20"/>
+        </w:rPr>
+        <w:t xml:space="preserve"> Rapid development of resistance is not desirable; little resistance development is what is wanted.</w:t>
+      </w:r>
+    </w:p>
+    <w:p>
+      <w:pPr>
+        <w:pStyle w:val="ListBullet"/>
+        <w:spacing w:after="40"/>
+      </w:pPr>
+      <w:r>
+        <w:rPr>
+          <w:b/>
+          <w:i w:val="0"/>
+          <w:sz w:val="20"/>
+        </w:rPr>
+        <w:t>Echinocandins versus azoles.</w:t>
+      </w:r>
+      <w:r>
+        <w:rPr>
+          <w:b w:val="0"/>
+          <w:i w:val="0"/>
+          <w:sz w:val="20"/>
+        </w:rPr>
+        <w:t xml:space="preserve"> Echinocandins block synthesis of beta-glucan, an essential component of the fungal cell wall, whereas azoles inhibit ergosterol synthesis, acting on the membrane. Echinocandins are intravenous lipopeptides used against Candida and Pneumocystis.</w:t>
+      </w:r>
+    </w:p>
+    <w:p>
+      <w:pPr>
+        <w:pStyle w:val="ListBullet"/>
+        <w:spacing w:after="40"/>
+      </w:pPr>
+      <w:r>
+        <w:rPr>
+          <w:b/>
+          <w:i w:val="0"/>
+          <w:sz w:val="20"/>
+        </w:rPr>
+        <w:t>Resistance after an antibiotic course.</w:t>
+      </w:r>
+      <w:r>
+        <w:rPr>
+          <w:b w:val="0"/>
+          <w:i w:val="0"/>
+          <w:sz w:val="20"/>
+        </w:rPr>
+        <w:t xml:space="preserve"> Resistant organisms already present were selected for; the drug removes the susceptible competition rather than creating anything, leaving the few resistant organisms to multiply unopposed.</w:t>
+      </w:r>
+    </w:p>
+    <w:p>
+      <w:pPr>
+        <w:pStyle w:val="ListBullet"/>
+        <w:spacing w:after="40"/>
+      </w:pPr>
+      <w:r>
+        <w:rPr>
+          <w:b/>
+          <w:i w:val="0"/>
+          <w:sz w:val="20"/>
+        </w:rPr>
+        <w:t>Bacteriostatic drugs.</w:t>
+      </w:r>
+      <w:r>
+        <w:rPr>
+          <w:b w:val="0"/>
+          <w:i w:val="0"/>
+          <w:sz w:val="20"/>
+        </w:rPr>
+        <w:t xml:space="preserve"> They inhibit growth without killing, halting replication and leaving the host's immune system to clear the organisms already there.</w:t>
+      </w:r>
+    </w:p>
+    <w:p>
+      <w:pPr>
         <w:pStyle w:val="Heading2"/>
         <w:spacing w:before="200" w:after="100"/>
       </w:pPr>
@@ -10102,6 +10672,62 @@
           <w:i w:val="0"/>
         </w:rPr>
         <w:t>, remembering that it takes time for the drug to enter the system in the first place.</w:t>
+      </w:r>
+    </w:p>
+    <w:p>
+      <w:pPr>
+        <w:spacing w:after="120"/>
+      </w:pPr>
+      <w:r>
+        <w:rPr>
+          <w:b w:val="0"/>
+          <w:i w:val="0"/>
+        </w:rPr>
+        <w:t>Also tested</w:t>
+      </w:r>
+    </w:p>
+    <w:p>
+      <w:pPr>
+        <w:pStyle w:val="ListBullet"/>
+        <w:spacing w:after="40"/>
+      </w:pPr>
+      <w:r>
+        <w:rPr>
+          <w:b/>
+          <w:i w:val="0"/>
+          <w:sz w:val="20"/>
+        </w:rPr>
+        <w:t>Drug clearance and dosage schedule.</w:t>
+      </w:r>
+      <w:r>
+        <w:rPr>
+          <w:b w:val="0"/>
+          <w:i w:val="0"/>
+          <w:sz w:val="20"/>
+        </w:rPr>
+        <w:t xml:space="preserve"> You must not let the concentration fall below the minimal inhibitory concentration, and it takes time for the drug to enter the system in the first place.</w:t>
+      </w:r>
+    </w:p>
+    <w:p>
+      <w:pPr>
+        <w:pStyle w:val="ListBullet"/>
+        <w:spacing w:after="40"/>
+      </w:pPr>
+      <w:r>
+        <w:rPr>
+          <w:b/>
+          <w:i w:val="0"/>
+          <w:sz w:val="20"/>
+        </w:rPr>
+        <w:t>Drug clearance.</w:t>
+      </w:r>
+      <w:r>
+        <w:rPr>
+          <w:b w:val="0"/>
+          <w:i w:val="0"/>
+          <w:sz w:val="20"/>
+        </w:rPr>
+        <w:t xml:space="preserve"> It is renal clearance plus hepatic clearance plus clearance from all other tissues, and that total determines how quickly concentration falls, and therefore the dosage schedule.</w:t>
       </w:r>
     </w:p>
     <w:p>
@@ -13180,6 +13806,128 @@
     </w:p>
     <w:p>
       <w:pPr>
+        <w:spacing w:after="120"/>
+      </w:pPr>
+      <w:r>
+        <w:rPr>
+          <w:b w:val="0"/>
+          <w:i w:val="0"/>
+        </w:rPr>
+        <w:t>Also tested</w:t>
+      </w:r>
+    </w:p>
+    <w:p>
+      <w:pPr>
+        <w:pStyle w:val="ListBullet"/>
+        <w:spacing w:after="40"/>
+      </w:pPr>
+      <w:r>
+        <w:rPr>
+          <w:b/>
+          <w:i w:val="0"/>
+          <w:sz w:val="20"/>
+        </w:rPr>
+        <w:t>Antihelminthic mechanisms.</w:t>
+      </w:r>
+      <w:r>
+        <w:rPr>
+          <w:b w:val="0"/>
+          <w:i w:val="0"/>
+          <w:sz w:val="20"/>
+        </w:rPr>
+        <w:t xml:space="preserve"> Niclosamide prevents ATP generation (tapeworms) and praziquantel alters membrane permeability (flatworms). Mebendazole inhibits nutrient absorption and ivermectin paralyzes the worm, both for intestinal roundworms.</w:t>
+      </w:r>
+    </w:p>
+    <w:p>
+      <w:pPr>
+        <w:pStyle w:val="ListBullet"/>
+        <w:spacing w:after="40"/>
+      </w:pPr>
+      <w:r>
+        <w:rPr>
+          <w:b/>
+          <w:i w:val="0"/>
+          <w:sz w:val="20"/>
+        </w:rPr>
+        <w:t>Penicillins.</w:t>
+      </w:r>
+      <w:r>
+        <w:rPr>
+          <w:b w:val="0"/>
+          <w:i w:val="0"/>
+          <w:sz w:val="20"/>
+        </w:rPr>
+        <w:t xml:space="preserve"> They block crosslinking of the cell wall: the beta-lactam ring inactivates the transpeptidase that links peptidoglycan strands, so the wall cannot be completed and the cell bursts.</w:t>
+      </w:r>
+    </w:p>
+    <w:p>
+      <w:pPr>
+        <w:pStyle w:val="ListBullet"/>
+        <w:spacing w:after="40"/>
+      </w:pPr>
+      <w:r>
+        <w:rPr>
+          <w:b/>
+          <w:i w:val="0"/>
+          <w:sz w:val="20"/>
+        </w:rPr>
+        <w:t>Cephalosporins.</w:t>
+      </w:r>
+      <w:r>
+        <w:rPr>
+          <w:b w:val="0"/>
+          <w:i w:val="0"/>
+          <w:sz w:val="20"/>
+        </w:rPr>
+        <w:t xml:space="preserve"> Originally isolated from Cephalosporium acremonium; first generation narrow spectrum and Gram-positive, second extended to include Gram-negative, third including pseudomonads and injected, fourth oral.</w:t>
+      </w:r>
+    </w:p>
+    <w:p>
+      <w:pPr>
+        <w:pStyle w:val="ListBullet"/>
+        <w:spacing w:after="40"/>
+      </w:pPr>
+      <w:r>
+        <w:rPr>
+          <w:b/>
+          <w:i w:val="0"/>
+          <w:sz w:val="20"/>
+        </w:rPr>
+        <w:t>Aminoglycosides.</w:t>
+      </w:r>
+      <w:r>
+        <w:rPr>
+          <w:b w:val="0"/>
+          <w:i w:val="0"/>
+          <w:sz w:val="20"/>
+        </w:rPr>
+        <w:t xml:space="preserve"> They act by changing the shape of the 30S subunit so messenger RNA codons are not read accurately; streptomycin, neomycin and gentamycin are broad-spectrum examples.</w:t>
+      </w:r>
+    </w:p>
+    <w:p>
+      <w:pPr>
+        <w:pStyle w:val="ListBullet"/>
+        <w:spacing w:after="40"/>
+      </w:pPr>
+      <w:r>
+        <w:rPr>
+          <w:b/>
+          <w:i w:val="0"/>
+          <w:sz w:val="20"/>
+        </w:rPr>
+        <w:t>Vancomycin.</w:t>
+      </w:r>
+      <w:r>
+        <w:rPr>
+          <w:b w:val="0"/>
+          <w:i w:val="0"/>
+          <w:sz w:val="20"/>
+        </w:rPr>
+        <w:t xml:space="preserve"> Produced by Amycolatopsis orientalis; a glycopeptide that binds NAG and NAM subunits and prevents their incorporation into the wall, and an important last line against antibiotic-resistant Staphylococcus aureus.</w:t>
+      </w:r>
+    </w:p>
+    <w:p>
+      <w:pPr>
         <w:pStyle w:val="Heading2"/>
         <w:spacing w:before="200" w:after="100"/>
       </w:pPr>
@@ -13786,6 +14534,84 @@
     </w:p>
     <w:p>
       <w:pPr>
+        <w:spacing w:after="120"/>
+      </w:pPr>
+      <w:r>
+        <w:rPr>
+          <w:b w:val="0"/>
+          <w:i w:val="0"/>
+        </w:rPr>
+        <w:t>Also tested</w:t>
+      </w:r>
+    </w:p>
+    <w:p>
+      <w:pPr>
+        <w:pStyle w:val="ListBullet"/>
+        <w:spacing w:after="40"/>
+      </w:pPr>
+      <w:r>
+        <w:rPr>
+          <w:b/>
+          <w:i w:val="0"/>
+          <w:sz w:val="20"/>
+        </w:rPr>
+        <w:t>Genetic mechanisms of antibiotic resistance.</w:t>
+      </w:r>
+      <w:r>
+        <w:rPr>
+          <w:b w:val="0"/>
+          <w:i w:val="0"/>
+          <w:sz w:val="20"/>
+        </w:rPr>
+        <w:t xml:space="preserve"> These are random mutation, plasmid swapping during conjugation, movement of transposons, transduction by bacteriophages, transformation, and binary fission sharing any of these. Spontaneous reversion to a wild type state is not listed.</w:t>
+      </w:r>
+    </w:p>
+    <w:p>
+      <w:pPr>
+        <w:pStyle w:val="ListBullet"/>
+        <w:spacing w:after="40"/>
+      </w:pPr>
+      <w:r>
+        <w:rPr>
+          <w:b/>
+          <w:i w:val="0"/>
+          <w:sz w:val="20"/>
+        </w:rPr>
+        <w:t>National Antimicrobial Resistance Monitoring System for Enteric Bacteria.</w:t>
+      </w:r>
+      <w:r>
+        <w:rPr>
+          <w:b w:val="0"/>
+          <w:i w:val="0"/>
+          <w:sz w:val="20"/>
+        </w:rPr>
+        <w:t xml:space="preserve"> An interagency partnership monitoring resistance of enteric bacteria from humans (Centers for Disease Control and Prevention), retail meats (Food and Drug Administration) and food animals (United States Department of Agriculture), with state and local health departments.</w:t>
+      </w:r>
+    </w:p>
+    <w:p>
+      <w:pPr>
+        <w:pStyle w:val="ListBullet"/>
+        <w:spacing w:after="40"/>
+      </w:pPr>
+      <w:r>
+        <w:rPr>
+          <w:b/>
+          <w:i w:val="0"/>
+          <w:sz w:val="20"/>
+        </w:rPr>
+        <w:t>Fleming's 1945 warning.</w:t>
+      </w:r>
+      <w:r>
+        <w:rPr>
+          <w:b w:val="0"/>
+          <w:i w:val="0"/>
+          <w:sz w:val="20"/>
+        </w:rPr>
+        <w:t xml:space="preserve"> Self-medication with too small doses does not clear infection; microbes are “educated” to resist penicillin, and penicillin-fast organisms are bred out and passed on until they reach someone with a septicemia or pneumonia penicillin cannot save.</w:t>
+      </w:r>
+    </w:p>
+    <w:p>
+      <w:pPr>
         <w:pStyle w:val="Heading2"/>
         <w:spacing w:before="200" w:after="100"/>
       </w:pPr>
@@ -15406,6 +16232,150 @@
     </w:p>
     <w:p>
       <w:pPr>
+        <w:spacing w:after="120"/>
+      </w:pPr>
+      <w:r>
+        <w:rPr>
+          <w:b w:val="0"/>
+          <w:i w:val="0"/>
+        </w:rPr>
+        <w:t>Also tested</w:t>
+      </w:r>
+    </w:p>
+    <w:p>
+      <w:pPr>
+        <w:pStyle w:val="ListBullet"/>
+        <w:spacing w:after="40"/>
+      </w:pPr>
+      <w:r>
+        <w:rPr>
+          <w:b/>
+          <w:i w:val="0"/>
+          <w:sz w:val="20"/>
+        </w:rPr>
+        <w:t>Protection by resident flora.</w:t>
+      </w:r>
+      <w:r>
+        <w:rPr>
+          <w:b w:val="0"/>
+          <w:i w:val="0"/>
+          <w:sz w:val="20"/>
+        </w:rPr>
+        <w:t xml:space="preserve"> Resident flora protects the host by occupying the niche first; competition for space and nutrients leaves a newly arrived pathogen nowhere to establish and nothing to consume.</w:t>
+      </w:r>
+    </w:p>
+    <w:p>
+      <w:pPr>
+        <w:pStyle w:val="ListBullet"/>
+        <w:spacing w:after="40"/>
+      </w:pPr>
+      <w:r>
+        <w:rPr>
+          <w:b/>
+          <w:i w:val="0"/>
+          <w:sz w:val="20"/>
+        </w:rPr>
+        <w:t>True pathogen.</w:t>
+      </w:r>
+      <w:r>
+        <w:rPr>
+          <w:b w:val="0"/>
+          <w:i w:val="0"/>
+          <w:sz w:val="20"/>
+        </w:rPr>
+        <w:t xml:space="preserve"> A true pathogen sickens a healthy person, carrying enough virulence to overcome intact defenses, which an opportunist cannot do.</w:t>
+      </w:r>
+    </w:p>
+    <w:p>
+      <w:pPr>
+        <w:pStyle w:val="ListBullet"/>
+        <w:spacing w:after="40"/>
+      </w:pPr>
+      <w:r>
+        <w:rPr>
+          <w:b/>
+          <w:i w:val="0"/>
+          <w:sz w:val="20"/>
+        </w:rPr>
+        <w:t>Benefit of resident microflora.</w:t>
+      </w:r>
+      <w:r>
+        <w:rPr>
+          <w:b w:val="0"/>
+          <w:i w:val="0"/>
+          <w:sz w:val="20"/>
+        </w:rPr>
+        <w:t xml:space="preserve"> It benefits the host by preventing overgrowth of harmful microbes (competitive exclusion).</w:t>
+      </w:r>
+    </w:p>
+    <w:p>
+      <w:pPr>
+        <w:pStyle w:val="ListBullet"/>
+        <w:spacing w:after="40"/>
+      </w:pPr>
+      <w:r>
+        <w:rPr>
+          <w:b/>
+          <w:i w:val="0"/>
+          <w:sz w:val="20"/>
+        </w:rPr>
+        <w:t>Non-microbial causes of disease.</w:t>
+      </w:r>
+      <w:r>
+        <w:rPr>
+          <w:b w:val="0"/>
+          <w:i w:val="0"/>
+          <w:sz w:val="20"/>
+        </w:rPr>
+        <w:t xml:space="preserve"> Our own immune responses can cause disease; disease may follow from the host response as much as from the organism.</w:t>
+      </w:r>
+    </w:p>
+    <w:p>
+      <w:pPr>
+        <w:pStyle w:val="ListBullet"/>
+        <w:spacing w:after="40"/>
+      </w:pPr>
+      <w:r>
+        <w:rPr>
+          <w:b/>
+          <w:i w:val="0"/>
+          <w:sz w:val="20"/>
+        </w:rPr>
+        <w:t>Microbial genes in humans.</w:t>
+      </w:r>
+      <w:r>
+        <w:rPr>
+          <w:b w:val="0"/>
+          <w:i w:val="0"/>
+          <w:sz w:val="20"/>
+        </w:rPr>
+        <w:t xml:space="preserve"> More than a hundred human genes of microbial origin are explained by horizontal gene transfer from bacteria, fungi and plants over time.</w:t>
+      </w:r>
+    </w:p>
+    <w:p>
+      <w:pPr>
+        <w:pStyle w:val="ListBullet"/>
+        <w:spacing w:after="40"/>
+      </w:pPr>
+      <w:r>
+        <w:rPr>
+          <w:b/>
+          <w:i w:val="0"/>
+          <w:sz w:val="20"/>
+        </w:rPr>
+        <w:t>Non-human versus human cells.</w:t>
+      </w:r>
+      <w:r>
+        <w:rPr>
+          <w:b w:val="0"/>
+          <w:i w:val="0"/>
+          <w:sz w:val="20"/>
+        </w:rPr>
+        <w:t xml:space="preserve"> Non-human cells slightly outnumber human ones, roughly 38 to 39 trillion against about 30 trillion.</w:t>
+      </w:r>
+    </w:p>
+    <w:p>
+      <w:pPr>
         <w:pStyle w:val="Heading2"/>
         <w:spacing w:before="200" w:after="100"/>
       </w:pPr>
@@ -16631,6 +17601,84 @@
           <w:i w:val="0"/>
         </w:rPr>
         <w:t xml:space="preserve"> should not produce infection.</w:t>
+      </w:r>
+    </w:p>
+    <w:p>
+      <w:pPr>
+        <w:spacing w:after="120"/>
+      </w:pPr>
+      <w:r>
+        <w:rPr>
+          <w:b w:val="0"/>
+          <w:i w:val="0"/>
+        </w:rPr>
+        <w:t>Also tested</w:t>
+      </w:r>
+    </w:p>
+    <w:p>
+      <w:pPr>
+        <w:pStyle w:val="ListBullet"/>
+        <w:spacing w:after="40"/>
+      </w:pPr>
+      <w:r>
+        <w:rPr>
+          <w:b/>
+          <w:i w:val="0"/>
+          <w:sz w:val="20"/>
+        </w:rPr>
+        <w:t>Sign.</w:t>
+      </w:r>
+      <w:r>
+        <w:rPr>
+          <w:b w:val="0"/>
+          <w:i w:val="0"/>
+          <w:sz w:val="20"/>
+        </w:rPr>
+        <w:t xml:space="preserve"> A sign is observed objectively; it is objective evidence noted by an observer and can often be measured, which separates it from what the patient reports.</w:t>
+      </w:r>
+    </w:p>
+    <w:p>
+      <w:pPr>
+        <w:pStyle w:val="ListBullet"/>
+        <w:spacing w:after="40"/>
+      </w:pPr>
+      <w:r>
+        <w:rPr>
+          <w:b/>
+          <w:i w:val="0"/>
+          <w:sz w:val="20"/>
+        </w:rPr>
+        <w:t>Infectious dose fifty.</w:t>
+      </w:r>
+      <w:r>
+        <w:rPr>
+          <w:b w:val="0"/>
+          <w:i w:val="0"/>
+          <w:sz w:val="20"/>
+        </w:rPr>
+        <w:t xml:space="preserve"> It describes the dose infecting half of a given population and is the standard expression of infectious dose.</w:t>
+      </w:r>
+    </w:p>
+    <w:p>
+      <w:pPr>
+        <w:pStyle w:val="ListBullet"/>
+        <w:spacing w:after="40"/>
+      </w:pPr>
+      <w:r>
+        <w:rPr>
+          <w:b/>
+          <w:i w:val="0"/>
+          <w:sz w:val="20"/>
+        </w:rPr>
+        <w:t>Opportunistic pathogens.</w:t>
+      </w:r>
+      <w:r>
+        <w:rPr>
+          <w:b w:val="0"/>
+          <w:i w:val="0"/>
+          <w:sz w:val="20"/>
+        </w:rPr>
+        <w:t xml:space="preserve"> They cause disease with compromised defenses, or growth in an unnatural site, and sometimes it is the patient's own flora attacking.</w:t>
       </w:r>
     </w:p>
     <w:p>
@@ -17431,6 +18479,62 @@
     </w:p>
     <w:p>
       <w:pPr>
+        <w:spacing w:after="120"/>
+      </w:pPr>
+      <w:r>
+        <w:rPr>
+          <w:b w:val="0"/>
+          <w:i w:val="0"/>
+        </w:rPr>
+        <w:t>Also tested</w:t>
+      </w:r>
+    </w:p>
+    <w:p>
+      <w:pPr>
+        <w:pStyle w:val="ListBullet"/>
+        <w:spacing w:after="40"/>
+      </w:pPr>
+      <w:r>
+        <w:rPr>
+          <w:b/>
+          <w:i w:val="0"/>
+          <w:sz w:val="20"/>
+        </w:rPr>
+        <w:t>Endotoxin release.</w:t>
+      </w:r>
+      <w:r>
+        <w:rPr>
+          <w:b w:val="0"/>
+          <w:i w:val="0"/>
+          <w:sz w:val="20"/>
+        </w:rPr>
+        <w:t xml:space="preserve"> Endotoxin is released when the bacterial cell lyses, because it is a structural component of the Gram-negative outer membrane.</w:t>
+      </w:r>
+    </w:p>
+    <w:p>
+      <w:pPr>
+        <w:pStyle w:val="ListBullet"/>
+        <w:spacing w:after="40"/>
+      </w:pPr>
+      <w:r>
+        <w:rPr>
+          <w:b/>
+          <w:i w:val="0"/>
+          <w:sz w:val="20"/>
+        </w:rPr>
+        <w:t>Leukocidin.</w:t>
+      </w:r>
+      <w:r>
+        <w:rPr>
+          <w:b w:val="0"/>
+          <w:i w:val="0"/>
+          <w:sz w:val="20"/>
+        </w:rPr>
+        <w:t xml:space="preserve"> Its function is destroying leukocytes; the suffix means to kill.</w:t>
+      </w:r>
+    </w:p>
+    <w:p>
+      <w:pPr>
         <w:pStyle w:val="Heading2"/>
         <w:spacing w:before="200" w:after="100"/>
       </w:pPr>
@@ -18179,6 +19283,40 @@
     </w:p>
     <w:p>
       <w:pPr>
+        <w:spacing w:after="120"/>
+      </w:pPr>
+      <w:r>
+        <w:rPr>
+          <w:b w:val="0"/>
+          <w:i w:val="0"/>
+        </w:rPr>
+        <w:t>Also tested</w:t>
+      </w:r>
+    </w:p>
+    <w:p>
+      <w:pPr>
+        <w:pStyle w:val="ListBullet"/>
+        <w:spacing w:after="40"/>
+      </w:pPr>
+      <w:r>
+        <w:rPr>
+          <w:b/>
+          <w:i w:val="0"/>
+          <w:sz w:val="20"/>
+        </w:rPr>
+        <w:t>Superinfection.</w:t>
+      </w:r>
+      <w:r>
+        <w:rPr>
+          <w:b w:val="0"/>
+          <w:i w:val="0"/>
+          <w:sz w:val="20"/>
+        </w:rPr>
+        <w:t xml:space="preserve"> Unlike an ordinary secondary infection, it follows disruption of the natural microflora, classically after antibiotic therapy.</w:t>
+      </w:r>
+    </w:p>
+    <w:p>
+      <w:pPr>
         <w:pStyle w:val="Heading2"/>
         <w:spacing w:before="200" w:after="100"/>
       </w:pPr>
@@ -19385,6 +20523,40 @@
     </w:p>
     <w:p>
       <w:pPr>
+        <w:spacing w:after="120"/>
+      </w:pPr>
+      <w:r>
+        <w:rPr>
+          <w:b w:val="0"/>
+          <w:i w:val="0"/>
+        </w:rPr>
+        <w:t>Also tested</w:t>
+      </w:r>
+    </w:p>
+    <w:p>
+      <w:pPr>
+        <w:pStyle w:val="ListBullet"/>
+        <w:spacing w:after="40"/>
+      </w:pPr>
+      <w:r>
+        <w:rPr>
+          <w:b/>
+          <w:i w:val="0"/>
+          <w:sz w:val="20"/>
+        </w:rPr>
+        <w:t>Dormant pathogens in intermediate hosts.</w:t>
+      </w:r>
+      <w:r>
+        <w:rPr>
+          <w:b w:val="0"/>
+          <w:i w:val="0"/>
+          <w:sz w:val="20"/>
+        </w:rPr>
+        <w:t xml:space="preserve"> Eradication is complicated because spores and cysts persist.</w:t>
+      </w:r>
+    </w:p>
+    <w:p>
+      <w:pPr>
         <w:pStyle w:val="Heading2"/>
         <w:spacing w:before="200" w:after="100"/>
       </w:pPr>
@@ -19764,6 +20936,84 @@
           <w:i w:val="0"/>
         </w:rPr>
         <w:t>That last line is the objective's “mitigation methods” answer, and it is a principle rather than a list: you do not decide which specimens to be careful with, you treat all of them as infectious. The fomite link matters too — an inanimate object carries the organism between patients, which is why the same few organisms keep appearing.</w:t>
+      </w:r>
+    </w:p>
+    <w:p>
+      <w:pPr>
+        <w:spacing w:after="120"/>
+      </w:pPr>
+      <w:r>
+        <w:rPr>
+          <w:b w:val="0"/>
+          <w:i w:val="0"/>
+        </w:rPr>
+        <w:t>Also tested</w:t>
+      </w:r>
+    </w:p>
+    <w:p>
+      <w:pPr>
+        <w:pStyle w:val="ListBullet"/>
+        <w:spacing w:after="40"/>
+      </w:pPr>
+      <w:r>
+        <w:rPr>
+          <w:b/>
+          <w:i w:val="0"/>
+          <w:sz w:val="20"/>
+        </w:rPr>
+        <w:t>Sign versus symptom.</w:t>
+      </w:r>
+      <w:r>
+        <w:rPr>
+          <w:b w:val="0"/>
+          <w:i w:val="0"/>
+          <w:sz w:val="20"/>
+        </w:rPr>
+        <w:t xml:space="preserve"> A sign is observed; a symptom is felt by the patient. The distinction is who perceives it, so a sign can be recorded objectively and a symptom must be reported.</w:t>
+      </w:r>
+    </w:p>
+    <w:p>
+      <w:pPr>
+        <w:pStyle w:val="ListBullet"/>
+        <w:spacing w:after="40"/>
+      </w:pPr>
+      <w:r>
+        <w:rPr>
+          <w:b/>
+          <w:i w:val="0"/>
+          <w:sz w:val="20"/>
+        </w:rPr>
+        <w:t>Sequela.</w:t>
+      </w:r>
+      <w:r>
+        <w:rPr>
+          <w:b w:val="0"/>
+          <w:i w:val="0"/>
+          <w:sz w:val="20"/>
+        </w:rPr>
+        <w:t xml:space="preserve"> It is lasting damage after the illness: the permanent tissue or organ injury left once the acute illness has resolved, such as blindness following gonococcal conjunctivitis.</w:t>
+      </w:r>
+    </w:p>
+    <w:p>
+      <w:pPr>
+        <w:pStyle w:val="ListBullet"/>
+        <w:spacing w:after="40"/>
+      </w:pPr>
+      <w:r>
+        <w:rPr>
+          <w:b/>
+          <w:i w:val="0"/>
+          <w:sz w:val="20"/>
+        </w:rPr>
+        <w:t>Hospital-acquired infection.</w:t>
+      </w:r>
+      <w:r>
+        <w:rPr>
+          <w:b w:val="0"/>
+          <w:i w:val="0"/>
+          <w:sz w:val="20"/>
+        </w:rPr>
+        <w:t xml:space="preserve"> The most common sites are the urinary tract, airway and surgical wounds; each is routinely instrumented, so catheters, ventilation and surgery breach the barrier that would otherwise exclude organisms.</w:t>
       </w:r>
     </w:p>
     <w:p>
@@ -20944,6 +22194,40 @@
           <w:i w:val="0"/>
         </w:rPr>
         <w:t>. Koch asked which microbe is present in every case; Falkow asks which piece of its genome makes it dangerous — which is testable for an agent you cannot grow in a dish.</w:t>
+      </w:r>
+    </w:p>
+    <w:p>
+      <w:pPr>
+        <w:spacing w:after="120"/>
+      </w:pPr>
+      <w:r>
+        <w:rPr>
+          <w:b w:val="0"/>
+          <w:i w:val="0"/>
+        </w:rPr>
+        <w:t>Also tested</w:t>
+      </w:r>
+    </w:p>
+    <w:p>
+      <w:pPr>
+        <w:pStyle w:val="ListBullet"/>
+        <w:spacing w:after="40"/>
+      </w:pPr>
+      <w:r>
+        <w:rPr>
+          <w:b/>
+          <w:i w:val="0"/>
+          <w:sz w:val="20"/>
+        </w:rPr>
+        <w:t>Prevalence.</w:t>
+      </w:r>
+      <w:r>
+        <w:rPr>
+          <w:b w:val="0"/>
+          <w:i w:val="0"/>
+          <w:sz w:val="20"/>
+        </w:rPr>
+        <w:t xml:space="preserve"> It measures total existing cases in the population, usually as a percentage.</w:t>
       </w:r>
     </w:p>
     <w:p>
@@ -21534,6 +22818,40 @@
     </w:p>
     <w:p>
       <w:pPr>
+        <w:spacing w:after="120"/>
+      </w:pPr>
+      <w:r>
+        <w:rPr>
+          <w:b w:val="0"/>
+          <w:i w:val="0"/>
+        </w:rPr>
+        <w:t>Also tested</w:t>
+      </w:r>
+    </w:p>
+    <w:p>
+      <w:pPr>
+        <w:pStyle w:val="ListBullet"/>
+        <w:spacing w:after="40"/>
+      </w:pPr>
+      <w:r>
+        <w:rPr>
+          <w:b/>
+          <w:i w:val="0"/>
+          <w:sz w:val="20"/>
+        </w:rPr>
+        <w:t>Vector versus reservoir.</w:t>
+      </w:r>
+      <w:r>
+        <w:rPr>
+          <w:b w:val="0"/>
+          <w:i w:val="0"/>
+          <w:sz w:val="20"/>
+        </w:rPr>
+        <w:t xml:space="preserve"> The vector carries the organism; the reservoir harbors it. The reservoir is where the organism normally lives and multiplies, while the vector merely transports it to a new host.</w:t>
+      </w:r>
+    </w:p>
+    <w:p>
+      <w:pPr>
         <w:pStyle w:val="Heading2"/>
         <w:spacing w:before="200" w:after="100"/>
       </w:pPr>
@@ -22576,6 +23894,62 @@
     </w:p>
     <w:p>
       <w:pPr>
+        <w:spacing w:after="120"/>
+      </w:pPr>
+      <w:r>
+        <w:rPr>
+          <w:b w:val="0"/>
+          <w:i w:val="0"/>
+        </w:rPr>
+        <w:t>Also tested</w:t>
+      </w:r>
+    </w:p>
+    <w:p>
+      <w:pPr>
+        <w:pStyle w:val="ListBullet"/>
+        <w:spacing w:after="40"/>
+      </w:pPr>
+      <w:r>
+        <w:rPr>
+          <w:b/>
+          <w:i w:val="0"/>
+          <w:sz w:val="20"/>
+        </w:rPr>
+        <w:t>Indirect contact transmission.</w:t>
+      </w:r>
+      <w:r>
+        <w:rPr>
+          <w:b w:val="0"/>
+          <w:i w:val="0"/>
+          <w:sz w:val="20"/>
+        </w:rPr>
+        <w:t xml:space="preserve"> A surface comes between the source and the recipient; this is fomite transmission.</w:t>
+      </w:r>
+    </w:p>
+    <w:p>
+      <w:pPr>
+        <w:pStyle w:val="ListBullet"/>
+        <w:spacing w:after="40"/>
+      </w:pPr>
+      <w:r>
+        <w:rPr>
+          <w:b/>
+          <w:i w:val="0"/>
+          <w:sz w:val="20"/>
+        </w:rPr>
+        <w:t>Soil-related transmission.</w:t>
+      </w:r>
+      <w:r>
+        <w:rPr>
+          <w:b w:val="0"/>
+          <w:i w:val="0"/>
+          <w:sz w:val="20"/>
+        </w:rPr>
+        <w:t xml:space="preserve"> Poorly washed produce is a named route, along with hands and fingernails, and pinworms in children.</w:t>
+      </w:r>
+    </w:p>
+    <w:p>
+      <w:pPr>
         <w:pStyle w:val="Heading2"/>
         <w:spacing w:before="200" w:after="100"/>
       </w:pPr>
@@ -23087,6 +24461,84 @@
     </w:p>
     <w:p>
       <w:pPr>
+        <w:spacing w:after="120"/>
+      </w:pPr>
+      <w:r>
+        <w:rPr>
+          <w:b w:val="0"/>
+          <w:i w:val="0"/>
+        </w:rPr>
+        <w:t>Also tested</w:t>
+      </w:r>
+    </w:p>
+    <w:p>
+      <w:pPr>
+        <w:pStyle w:val="ListBullet"/>
+        <w:spacing w:after="40"/>
+      </w:pPr>
+      <w:r>
+        <w:rPr>
+          <w:b/>
+          <w:i w:val="0"/>
+          <w:sz w:val="20"/>
+        </w:rPr>
+        <w:t>Keyboard systematic review.</w:t>
+      </w:r>
+      <w:r>
+        <w:rPr>
+          <w:b w:val="0"/>
+          <w:i w:val="0"/>
+          <w:sz w:val="20"/>
+        </w:rPr>
+        <w:t xml:space="preserve"> It analyzed seventy-five published studies.</w:t>
+      </w:r>
+    </w:p>
+    <w:p>
+      <w:pPr>
+        <w:pStyle w:val="ListBullet"/>
+        <w:spacing w:after="40"/>
+      </w:pPr>
+      <w:r>
+        <w:rPr>
+          <w:b/>
+          <w:i w:val="0"/>
+          <w:sz w:val="20"/>
+        </w:rPr>
+        <w:t>Viral share of infections.</w:t>
+      </w:r>
+      <w:r>
+        <w:rPr>
+          <w:b w:val="0"/>
+          <w:i w:val="0"/>
+          <w:sz w:val="20"/>
+        </w:rPr>
+        <w:t xml:space="preserve"> According to the Boone and Gerba review, viruses cause about sixty percent of human infections.</w:t>
+      </w:r>
+    </w:p>
+    <w:p>
+      <w:pPr>
+        <w:pStyle w:val="ListBullet"/>
+        <w:spacing w:after="40"/>
+      </w:pPr>
+      <w:r>
+        <w:rPr>
+          <w:b/>
+          <w:i w:val="0"/>
+          <w:sz w:val="20"/>
+        </w:rPr>
+        <w:t>Zoonotic infection and eradication.</w:t>
+      </w:r>
+      <w:r>
+        <w:rPr>
+          <w:b w:val="0"/>
+          <w:i w:val="0"/>
+          <w:sz w:val="20"/>
+        </w:rPr>
+        <w:t xml:space="preserve"> A zoonotic infection cannot be eradicated like smallpox because the animal reservoir persists; eradication requires removing every place the organism can live.</w:t>
+      </w:r>
+    </w:p>
+    <w:p>
+      <w:pPr>
         <w:pStyle w:val="Heading2"/>
         <w:spacing w:before="200" w:after="100"/>
       </w:pPr>
@@ -23354,6 +24806,150 @@
           <w:i w:val="0"/>
         </w:rPr>
         <w:t>: plastics, copper or silver alloys, photocatalytic coatings, specialized textiles, micro-patterned hydrophobic surfaces.</w:t>
+      </w:r>
+    </w:p>
+    <w:p>
+      <w:pPr>
+        <w:spacing w:after="120"/>
+      </w:pPr>
+      <w:r>
+        <w:rPr>
+          <w:b w:val="0"/>
+          <w:i w:val="0"/>
+        </w:rPr>
+        <w:t>Also tested</w:t>
+      </w:r>
+    </w:p>
+    <w:p>
+      <w:pPr>
+        <w:pStyle w:val="ListBullet"/>
+        <w:spacing w:after="40"/>
+      </w:pPr>
+      <w:r>
+        <w:rPr>
+          <w:b/>
+          <w:i w:val="0"/>
+          <w:sz w:val="20"/>
+        </w:rPr>
+        <w:t>Fomite.</w:t>
+      </w:r>
+      <w:r>
+        <w:rPr>
+          <w:b w:val="0"/>
+          <w:i w:val="0"/>
+          <w:sz w:val="20"/>
+        </w:rPr>
+        <w:t xml:space="preserve"> A fomite is a contaminated non-living object, any inanimate item that carries organisms from one person to another, such as a stethoscope or a keyboard.</w:t>
+      </w:r>
+    </w:p>
+    <w:p>
+      <w:pPr>
+        <w:pStyle w:val="ListBullet"/>
+        <w:spacing w:after="40"/>
+      </w:pPr>
+      <w:r>
+        <w:rPr>
+          <w:b/>
+          <w:i w:val="0"/>
+          <w:sz w:val="20"/>
+        </w:rPr>
+        <w:t>Persistent pathogens on fomites.</w:t>
+      </w:r>
+      <w:r>
+        <w:rPr>
+          <w:b w:val="0"/>
+          <w:i w:val="0"/>
+          <w:sz w:val="20"/>
+        </w:rPr>
+        <w:t xml:space="preserve"> They are particularly dangerous because they look like clean surfaces.</w:t>
+      </w:r>
+    </w:p>
+    <w:p>
+      <w:pPr>
+        <w:pStyle w:val="ListBullet"/>
+        <w:spacing w:after="40"/>
+      </w:pPr>
+      <w:r>
+        <w:rPr>
+          <w:b/>
+          <w:i w:val="0"/>
+          <w:sz w:val="20"/>
+        </w:rPr>
+        <w:t>Ozone and hydrogen peroxide disinfection.</w:t>
+      </w:r>
+      <w:r>
+        <w:rPr>
+          <w:b w:val="0"/>
+          <w:i w:val="0"/>
+          <w:sz w:val="20"/>
+        </w:rPr>
+        <w:t xml:space="preserve"> A room must be vacant before ozone or high-concentration hydrogen peroxide is used, to reduce harm to humans.</w:t>
+      </w:r>
+    </w:p>
+    <w:p>
+      <w:pPr>
+        <w:pStyle w:val="ListBullet"/>
+        <w:spacing w:after="40"/>
+      </w:pPr>
+      <w:r>
+        <w:rPr>
+          <w:b/>
+          <w:i w:val="0"/>
+          <w:sz w:val="20"/>
+        </w:rPr>
+        <w:t>Cleaning and disinfection policy.</w:t>
+      </w:r>
+      <w:r>
+        <w:rPr>
+          <w:b w:val="0"/>
+          <w:i w:val="0"/>
+          <w:sz w:val="20"/>
+        </w:rPr>
+        <w:t xml:space="preserve"> All staff, without exception, must be educated about it.</w:t>
+      </w:r>
+    </w:p>
+    <w:p>
+      <w:pPr>
+        <w:pStyle w:val="ListBullet"/>
+        <w:spacing w:after="40"/>
+      </w:pPr>
+      <w:r>
+        <w:rPr>
+          <w:b/>
+          <w:i w:val="0"/>
+          <w:sz w:val="20"/>
+        </w:rPr>
+        <w:t>Transmission of hospital-acquired infections.</w:t>
+      </w:r>
+      <w:r>
+        <w:rPr>
+          <w:b w:val="0"/>
+          <w:i w:val="0"/>
+          <w:sz w:val="20"/>
+        </w:rPr>
+        <w:t xml:space="preserve"> They are primarily transmitted directly, human to human; fomite contact is the secondary route.</w:t>
+      </w:r>
+    </w:p>
+    <w:p>
+      <w:pPr>
+        <w:pStyle w:val="ListBullet"/>
+        <w:spacing w:after="40"/>
+      </w:pPr>
+      <w:r>
+        <w:rPr>
+          <w:b/>
+          <w:i w:val="0"/>
+          <w:sz w:val="20"/>
+        </w:rPr>
+        <w:t>Anti-fouling surface coatings.</w:t>
+      </w:r>
+      <w:r>
+        <w:rPr>
+          <w:b w:val="0"/>
+          <w:i w:val="0"/>
+          <w:sz w:val="20"/>
+        </w:rPr>
+        <w:t xml:space="preserve"> The idea originated in marine ship coatings, which have used copper, arsenic, mercury and tin compounds since the 1960s.</w:t>
       </w:r>
     </w:p>
     <w:p>
@@ -23778,6 +25374,62 @@
       <w:pPr>
         <w:spacing w:after="80"/>
       </w:pPr>
+    </w:p>
+    <w:p>
+      <w:pPr>
+        <w:spacing w:after="120"/>
+      </w:pPr>
+      <w:r>
+        <w:rPr>
+          <w:b w:val="0"/>
+          <w:i w:val="0"/>
+        </w:rPr>
+        <w:t>Also tested</w:t>
+      </w:r>
+    </w:p>
+    <w:p>
+      <w:pPr>
+        <w:pStyle w:val="ListBullet"/>
+        <w:spacing w:after="40"/>
+      </w:pPr>
+      <w:r>
+        <w:rPr>
+          <w:b/>
+          <w:i w:val="0"/>
+          <w:sz w:val="20"/>
+        </w:rPr>
+        <w:t>Competent cells.</w:t>
+      </w:r>
+      <w:r>
+        <w:rPr>
+          <w:b w:val="0"/>
+          <w:i w:val="0"/>
+          <w:sz w:val="20"/>
+        </w:rPr>
+        <w:t xml:space="preserve"> In transformation, competent cells take up DNA fragments from their environment.</w:t>
+      </w:r>
+    </w:p>
+    <w:p>
+      <w:pPr>
+        <w:pStyle w:val="ListBullet"/>
+        <w:spacing w:after="40"/>
+      </w:pPr>
+      <w:r>
+        <w:rPr>
+          <w:b/>
+          <w:i w:val="0"/>
+          <w:sz w:val="20"/>
+        </w:rPr>
+        <w:t>Conjugation and resistance.</w:t>
+      </w:r>
+      <w:r>
+        <w:rPr>
+          <w:b w:val="0"/>
+          <w:i w:val="0"/>
+          <w:sz w:val="20"/>
+        </w:rPr>
+        <w:t xml:space="preserve"> Horizontal gene transfer by conjugation is significant for resistance because the species need not match, and every daughter cell inherits the plasmid.</w:t>
+      </w:r>
     </w:p>
     <w:p>
       <w:pPr>
@@ -26684,6 +28336,128 @@
     </w:p>
     <w:p>
       <w:pPr>
+        <w:spacing w:after="120"/>
+      </w:pPr>
+      <w:r>
+        <w:rPr>
+          <w:b w:val="0"/>
+          <w:i w:val="0"/>
+        </w:rPr>
+        <w:t>Also tested</w:t>
+      </w:r>
+    </w:p>
+    <w:p>
+      <w:pPr>
+        <w:pStyle w:val="ListBullet"/>
+        <w:spacing w:after="40"/>
+      </w:pPr>
+      <w:r>
+        <w:rPr>
+          <w:b/>
+          <w:i w:val="0"/>
+          <w:sz w:val="20"/>
+        </w:rPr>
+        <w:t>Albumin in the acute-phase response.</w:t>
+      </w:r>
+      <w:r>
+        <w:rPr>
+          <w:b w:val="0"/>
+          <w:i w:val="0"/>
+          <w:sz w:val="20"/>
+        </w:rPr>
+        <w:t xml:space="preserve"> Albumin decreases while defensive plasma proteins increase, as the liver shifts its output.</w:t>
+      </w:r>
+    </w:p>
+    <w:p>
+      <w:pPr>
+        <w:pStyle w:val="ListBullet"/>
+        <w:spacing w:after="40"/>
+      </w:pPr>
+      <w:r>
+        <w:rPr>
+          <w:b/>
+          <w:i w:val="0"/>
+          <w:sz w:val="20"/>
+        </w:rPr>
+        <w:t>C-reactive protein.</w:t>
+      </w:r>
+      <w:r>
+        <w:rPr>
+          <w:b w:val="0"/>
+          <w:i w:val="0"/>
+          <w:sz w:val="20"/>
+        </w:rPr>
+        <w:t xml:space="preserve"> It is used in diagnosis because it rises over a hundredfold, a large, measurable swing.</w:t>
+      </w:r>
+    </w:p>
+    <w:p>
+      <w:pPr>
+        <w:pStyle w:val="ListBullet"/>
+        <w:spacing w:after="40"/>
+      </w:pPr>
+      <w:r>
+        <w:rPr>
+          <w:b/>
+          <w:i w:val="0"/>
+          <w:sz w:val="20"/>
+        </w:rPr>
+        <w:t>Extracellular versus intracellular pathogens.</w:t>
+      </w:r>
+      <w:r>
+        <w:rPr>
+          <w:b w:val="0"/>
+          <w:i w:val="0"/>
+          <w:sz w:val="20"/>
+        </w:rPr>
+        <w:t xml:space="preserve"> The defense needed varies accordingly. The same organism may need both kinds over its life cycle, since some organisms are intracellular at one stage and extracellular at another.</w:t>
+      </w:r>
+    </w:p>
+    <w:p>
+      <w:pPr>
+        <w:pStyle w:val="ListBullet"/>
+        <w:spacing w:after="40"/>
+      </w:pPr>
+      <w:r>
+        <w:rPr>
+          <w:b/>
+          <w:i w:val="0"/>
+          <w:sz w:val="20"/>
+        </w:rPr>
+        <w:t>Pathogen-associated molecular pattern.</w:t>
+      </w:r>
+      <w:r>
+        <w:rPr>
+          <w:b w:val="0"/>
+          <w:i w:val="0"/>
+          <w:sz w:val="20"/>
+        </w:rPr>
+        <w:t xml:space="preserve"> It represents a conserved microbial structure; because these structures are shared across whole classes of organism and absent from us, a small set of receptors can detect almost any invader.</w:t>
+      </w:r>
+    </w:p>
+    <w:p>
+      <w:pPr>
+        <w:pStyle w:val="ListBullet"/>
+        <w:spacing w:after="40"/>
+      </w:pPr>
+      <w:r>
+        <w:rPr>
+          <w:b/>
+          <w:i w:val="0"/>
+          <w:sz w:val="20"/>
+        </w:rPr>
+        <w:t>Damage-associated molecular pattern.</w:t>
+      </w:r>
+      <w:r>
+        <w:rPr>
+          <w:b w:val="0"/>
+          <w:i w:val="0"/>
+          <w:sz w:val="20"/>
+        </w:rPr>
+        <w:t xml:space="preserve"> It signals injury to the host's own cells: molecules normally kept inside a cell appear outside when it is damaged, so the same receptor system provokes inflammation after sterile injury as after infection.</w:t>
+      </w:r>
+    </w:p>
+    <w:p>
+      <w:pPr>
         <w:pStyle w:val="Heading2"/>
         <w:spacing w:before="200" w:after="100"/>
       </w:pPr>
@@ -27602,6 +29376,40 @@
     </w:p>
     <w:p>
       <w:pPr>
+        <w:spacing w:after="120"/>
+      </w:pPr>
+      <w:r>
+        <w:rPr>
+          <w:b w:val="0"/>
+          <w:i w:val="0"/>
+        </w:rPr>
+        <w:t>Also tested</w:t>
+      </w:r>
+    </w:p>
+    <w:p>
+      <w:pPr>
+        <w:pStyle w:val="ListBullet"/>
+        <w:spacing w:after="40"/>
+      </w:pPr>
+      <w:r>
+        <w:rPr>
+          <w:b/>
+          <w:i w:val="0"/>
+          <w:sz w:val="20"/>
+        </w:rPr>
+        <w:t>DAMP.</w:t>
+      </w:r>
+      <w:r>
+        <w:rPr>
+          <w:b w:val="0"/>
+          <w:i w:val="0"/>
+          <w:sz w:val="20"/>
+        </w:rPr>
+        <w:t xml:space="preserve"> A damage-associated molecular pattern signals cells that are damaged, stressed or virus-invaded; PAMPs mark non-self, whereas DAMPs mark altered self.</w:t>
+      </w:r>
+    </w:p>
+    <w:p>
+      <w:pPr>
         <w:pStyle w:val="Heading2"/>
         <w:spacing w:before="200" w:after="100"/>
       </w:pPr>
@@ -28677,6 +30485,172 @@
           <w:i w:val="0"/>
         </w:rPr>
         <w:t>Containment at one site; catastrophe everywhere at once.</w:t>
+      </w:r>
+    </w:p>
+    <w:p>
+      <w:pPr>
+        <w:spacing w:after="120"/>
+      </w:pPr>
+      <w:r>
+        <w:rPr>
+          <w:b w:val="0"/>
+          <w:i w:val="0"/>
+        </w:rPr>
+        <w:t>Also tested</w:t>
+      </w:r>
+    </w:p>
+    <w:p>
+      <w:pPr>
+        <w:pStyle w:val="ListBullet"/>
+        <w:spacing w:after="40"/>
+      </w:pPr>
+      <w:r>
+        <w:rPr>
+          <w:b/>
+          <w:i w:val="0"/>
+          <w:sz w:val="20"/>
+        </w:rPr>
+        <w:t>Cause of fever.</w:t>
+      </w:r>
+      <w:r>
+        <w:rPr>
+          <w:b w:val="0"/>
+          <w:i w:val="0"/>
+          <w:sz w:val="20"/>
+        </w:rPr>
+        <w:t xml:space="preserve"> Cytokines reset the set point: interleukin-1, interleukin-6 and tumor necrosis factor act systemically on the hypothalamus, which then defends a higher target temperature.</w:t>
+      </w:r>
+    </w:p>
+    <w:p>
+      <w:pPr>
+        <w:pStyle w:val="ListBullet"/>
+        <w:spacing w:after="40"/>
+      </w:pPr>
+      <w:r>
+        <w:rPr>
+          <w:b/>
+          <w:i w:val="0"/>
+          <w:sz w:val="20"/>
+        </w:rPr>
+        <w:t>Benefit of fever.</w:t>
+      </w:r>
+      <w:r>
+        <w:rPr>
+          <w:b w:val="0"/>
+          <w:i w:val="0"/>
+          <w:sz w:val="20"/>
+        </w:rPr>
+        <w:t xml:space="preserve"> Fever inhibits pathogen growth; many organisms replicate poorly above normal body temperature, while the host's own enzymatic and cellular responses run faster.</w:t>
+      </w:r>
+    </w:p>
+    <w:p>
+      <w:pPr>
+        <w:pStyle w:val="ListBullet"/>
+        <w:spacing w:after="40"/>
+      </w:pPr>
+      <w:r>
+        <w:rPr>
+          <w:b/>
+          <w:i w:val="0"/>
+          <w:sz w:val="20"/>
+        </w:rPr>
+        <w:t>Danger of high fever.</w:t>
+      </w:r>
+      <w:r>
+        <w:rPr>
+          <w:b w:val="0"/>
+          <w:i w:val="0"/>
+          <w:sz w:val="20"/>
+        </w:rPr>
+        <w:t xml:space="preserve"> High temperatures damage tissue: above a certain point host proteins begin to denature, so the response that inhibits the organism starts to harm the patient.</w:t>
+      </w:r>
+    </w:p>
+    <w:p>
+      <w:pPr>
+        <w:pStyle w:val="ListBullet"/>
+        <w:spacing w:after="40"/>
+      </w:pPr>
+      <w:r>
+        <w:rPr>
+          <w:b/>
+          <w:i w:val="0"/>
+          <w:sz w:val="20"/>
+        </w:rPr>
+        <w:t>Tumor necrosis factor.</w:t>
+      </w:r>
+      <w:r>
+        <w:rPr>
+          <w:b w:val="0"/>
+          <w:i w:val="0"/>
+          <w:sz w:val="20"/>
+        </w:rPr>
+        <w:t xml:space="preserve"> This cytokine dilates blood vessels, increasing blood volume in the infected area, to produce heat, swelling, redness and pain.</w:t>
+      </w:r>
+    </w:p>
+    <w:p>
+      <w:pPr>
+        <w:pStyle w:val="ListBullet"/>
+        <w:spacing w:after="40"/>
+      </w:pPr>
+      <w:r>
+        <w:rPr>
+          <w:b/>
+          <w:i w:val="0"/>
+          <w:sz w:val="20"/>
+        </w:rPr>
+        <w:t>Inflammasome.</w:t>
+      </w:r>
+      <w:r>
+        <w:rPr>
+          <w:b w:val="0"/>
+          <w:i w:val="0"/>
+          <w:sz w:val="20"/>
+        </w:rPr>
+        <w:t xml:space="preserve"> It is a protein complex that activates interleukin 1 beta, and in large quantities.</w:t>
+      </w:r>
+    </w:p>
+    <w:p>
+      <w:pPr>
+        <w:pStyle w:val="ListBullet"/>
+        <w:spacing w:after="40"/>
+      </w:pPr>
+      <w:r>
+        <w:rPr>
+          <w:b/>
+          <w:i w:val="0"/>
+          <w:sz w:val="20"/>
+        </w:rPr>
+        <w:t>Systemic cytokines.</w:t>
+      </w:r>
+      <w:r>
+        <w:rPr>
+          <w:b w:val="0"/>
+          <w:i w:val="0"/>
+          <w:sz w:val="20"/>
+        </w:rPr>
+        <w:t xml:space="preserve"> Interleukin 1 beta, 6 and TNF alpha have systemic effects including fever; they are the same three that act locally and carry the response beyond the tissue.</w:t>
+      </w:r>
+    </w:p>
+    <w:p>
+      <w:pPr>
+        <w:pStyle w:val="ListBullet"/>
+        <w:spacing w:after="40"/>
+      </w:pPr>
+      <w:r>
+        <w:rPr>
+          <w:b/>
+          <w:i w:val="0"/>
+          <w:sz w:val="20"/>
+        </w:rPr>
+        <w:t>Interleukin 1 beta release.</w:t>
+      </w:r>
+      <w:r>
+        <w:rPr>
+          <w:b w:val="0"/>
+          <w:i w:val="0"/>
+          <w:sz w:val="20"/>
+        </w:rPr>
+        <w:t xml:space="preserve"> It escapes the macrophage through pores, and the cell dies by pyroptosis; release costs the cell its life.</w:t>
       </w:r>
     </w:p>
     <w:p>
@@ -29979,6 +31953,40 @@
     </w:p>
     <w:p>
       <w:pPr>
+        <w:spacing w:after="120"/>
+      </w:pPr>
+      <w:r>
+        <w:rPr>
+          <w:b w:val="0"/>
+          <w:i w:val="0"/>
+        </w:rPr>
+        <w:t>Also tested</w:t>
+      </w:r>
+    </w:p>
+    <w:p>
+      <w:pPr>
+        <w:pStyle w:val="ListBullet"/>
+        <w:spacing w:after="40"/>
+      </w:pPr>
+      <w:r>
+        <w:rPr>
+          <w:b/>
+          <w:i w:val="0"/>
+          <w:sz w:val="20"/>
+        </w:rPr>
+        <w:t>Interferon action on viruses.</w:t>
+      </w:r>
+      <w:r>
+        <w:rPr>
+          <w:b w:val="0"/>
+          <w:i w:val="0"/>
+          <w:sz w:val="20"/>
+        </w:rPr>
+        <w:t xml:space="preserve"> Interferon prevents spread rather than killing the virus. It acts on neighboring uninfected cells, inducing an antiviral state; the already-infected cell is not rescued.</w:t>
+      </w:r>
+    </w:p>
+    <w:p>
+      <w:pPr>
         <w:pStyle w:val="Heading2"/>
         <w:spacing w:before="200" w:after="100"/>
       </w:pPr>
@@ -30445,6 +32453,62 @@
       <w:pPr>
         <w:spacing w:after="80"/>
       </w:pPr>
+    </w:p>
+    <w:p>
+      <w:pPr>
+        <w:spacing w:after="120"/>
+      </w:pPr>
+      <w:r>
+        <w:rPr>
+          <w:b w:val="0"/>
+          <w:i w:val="0"/>
+        </w:rPr>
+        <w:t>Also tested</w:t>
+      </w:r>
+    </w:p>
+    <w:p>
+      <w:pPr>
+        <w:pStyle w:val="ListBullet"/>
+        <w:spacing w:after="40"/>
+      </w:pPr>
+      <w:r>
+        <w:rPr>
+          <w:b/>
+          <w:i w:val="0"/>
+          <w:sz w:val="20"/>
+        </w:rPr>
+        <w:t>Interferon and viruses.</w:t>
+      </w:r>
+      <w:r>
+        <w:rPr>
+          <w:b w:val="0"/>
+          <w:i w:val="0"/>
+          <w:sz w:val="20"/>
+        </w:rPr>
+        <w:t xml:space="preserve"> Interferon does nothing directly to a virus. It does not kill viruses; it stops spread to surrounding tissue.</w:t>
+      </w:r>
+    </w:p>
+    <w:p>
+      <w:pPr>
+        <w:pStyle w:val="ListBullet"/>
+        <w:spacing w:after="40"/>
+      </w:pPr>
+      <w:r>
+        <w:rPr>
+          <w:b/>
+          <w:i w:val="0"/>
+          <w:sz w:val="20"/>
+        </w:rPr>
+        <w:t>Interferon protection.</w:t>
+      </w:r>
+      <w:r>
+        <w:rPr>
+          <w:b w:val="0"/>
+          <w:i w:val="0"/>
+          <w:sz w:val="20"/>
+        </w:rPr>
+        <w:t xml:space="preserve"> Interferon protects uninfected cells by inducing antiviral proteins in them, preparing the neighbors.</w:t>
+      </w:r>
     </w:p>
     <w:p>
       <w:pPr>
@@ -31635,6 +33699,172 @@
     </w:p>
     <w:p>
       <w:pPr>
+        <w:spacing w:after="120"/>
+      </w:pPr>
+      <w:r>
+        <w:rPr>
+          <w:b w:val="0"/>
+          <w:i w:val="0"/>
+        </w:rPr>
+        <w:t>Also tested</w:t>
+      </w:r>
+    </w:p>
+    <w:p>
+      <w:pPr>
+        <w:pStyle w:val="ListBullet"/>
+        <w:spacing w:after="40"/>
+      </w:pPr>
+      <w:r>
+        <w:rPr>
+          <w:b/>
+          <w:i w:val="0"/>
+          <w:sz w:val="20"/>
+        </w:rPr>
+        <w:t>Lymphocytes.</w:t>
+      </w:r>
+      <w:r>
+        <w:rPr>
+          <w:b w:val="0"/>
+          <w:i w:val="0"/>
+          <w:sz w:val="20"/>
+        </w:rPr>
+        <w:t xml:space="preserve"> They make up 20 to 35 percent; B and T cells are adaptive, while the non-B non-T lymphocytes, including natural killer cells, belong to innate immunity.</w:t>
+      </w:r>
+    </w:p>
+    <w:p>
+      <w:pPr>
+        <w:pStyle w:val="ListBullet"/>
+        <w:spacing w:after="40"/>
+      </w:pPr>
+      <w:r>
+        <w:rPr>
+          <w:b/>
+          <w:i w:val="0"/>
+          <w:sz w:val="20"/>
+        </w:rPr>
+        <w:t>Basophils.</w:t>
+      </w:r>
+      <w:r>
+        <w:rPr>
+          <w:b w:val="0"/>
+          <w:i w:val="0"/>
+          <w:sz w:val="20"/>
+        </w:rPr>
+        <w:t xml:space="preserve"> They make up 0.5 percent and release potent chemical mediators; they have constricted nuclei with dark blue granules.</w:t>
+      </w:r>
+    </w:p>
+    <w:p>
+      <w:pPr>
+        <w:pStyle w:val="ListBullet"/>
+        <w:spacing w:after="40"/>
+      </w:pPr>
+      <w:r>
+        <w:rPr>
+          <w:b/>
+          <w:i w:val="0"/>
+          <w:sz w:val="20"/>
+        </w:rPr>
+        <w:t>Neutrophils.</w:t>
+      </w:r>
+      <w:r>
+        <w:rPr>
+          <w:b w:val="0"/>
+          <w:i w:val="0"/>
+          <w:sz w:val="20"/>
+        </w:rPr>
+        <w:t xml:space="preserve"> They make up 55 to 90 percent of white cells and are phagocytes, with lobed nuclei and lavender granules.</w:t>
+      </w:r>
+    </w:p>
+    <w:p>
+      <w:pPr>
+        <w:pStyle w:val="ListBullet"/>
+        <w:spacing w:after="40"/>
+      </w:pPr>
+      <w:r>
+        <w:rPr>
+          <w:b/>
+          <w:i w:val="0"/>
+          <w:sz w:val="20"/>
+        </w:rPr>
+        <w:t>Differential white count.</w:t>
+      </w:r>
+      <w:r>
+        <w:rPr>
+          <w:b w:val="0"/>
+          <w:i w:val="0"/>
+          <w:sz w:val="20"/>
+        </w:rPr>
+        <w:t xml:space="preserve"> One use is diagnosing infection types; the six uses also include inflammation, allergies, immune disorders, leukemia and myelodysplastic syndrome.</w:t>
+      </w:r>
+    </w:p>
+    <w:p>
+      <w:pPr>
+        <w:pStyle w:val="ListBullet"/>
+        <w:spacing w:after="40"/>
+      </w:pPr>
+      <w:r>
+        <w:rPr>
+          <w:b/>
+          <w:i w:val="0"/>
+          <w:sz w:val="20"/>
+        </w:rPr>
+        <w:t>Monocytes and macrophages.</w:t>
+      </w:r>
+      <w:r>
+        <w:rPr>
+          <w:b w:val="0"/>
+          <w:i w:val="0"/>
+          <w:sz w:val="20"/>
+        </w:rPr>
+        <w:t xml:space="preserve"> Besides phagocytosis, their roles are cellular housekeeping, antigen presentation to lymphocytes, and cytokine secretion.</w:t>
+      </w:r>
+    </w:p>
+    <w:p>
+      <w:pPr>
+        <w:pStyle w:val="ListBullet"/>
+        <w:spacing w:after="40"/>
+      </w:pPr>
+      <w:r>
+        <w:rPr>
+          <w:b/>
+          <w:i w:val="0"/>
+          <w:sz w:val="20"/>
+        </w:rPr>
+        <w:t>Eosinophils.</w:t>
+      </w:r>
+      <w:r>
+        <w:rPr>
+          <w:b w:val="0"/>
+          <w:i w:val="0"/>
+          <w:sz w:val="20"/>
+        </w:rPr>
+        <w:t xml:space="preserve"> Their principal role is defense against parasites; their granules carry proteins toxic to organisms too large to phagocytose, particularly helminths.</w:t>
+      </w:r>
+    </w:p>
+    <w:p>
+      <w:pPr>
+        <w:pStyle w:val="ListBullet"/>
+        <w:spacing w:after="40"/>
+      </w:pPr>
+      <w:r>
+        <w:rPr>
+          <w:b/>
+          <w:i w:val="0"/>
+          <w:sz w:val="20"/>
+        </w:rPr>
+        <w:t>Pus.</w:t>
+      </w:r>
+      <w:r>
+        <w:rPr>
+          <w:b w:val="0"/>
+          <w:i w:val="0"/>
+          <w:sz w:val="20"/>
+        </w:rPr>
+        <w:t xml:space="preserve"> It forms at a site of bacterial infection because spent neutrophils die at the site; each carries one load of granule contents, so the cells accumulate as purulent material.</w:t>
+      </w:r>
+    </w:p>
+    <w:p>
+      <w:pPr>
         <w:pStyle w:val="Heading2"/>
         <w:spacing w:before="200" w:after="100"/>
       </w:pPr>
@@ -32020,6 +34250,40 @@
           <w:i w:val="0"/>
         </w:rPr>
         <w:t xml:space="preserve"> to migrate to secondary lymphoid tissue and start an adaptive response — control passes to T cells.</w:t>
+      </w:r>
+    </w:p>
+    <w:p>
+      <w:pPr>
+        <w:spacing w:after="120"/>
+      </w:pPr>
+      <w:r>
+        <w:rPr>
+          <w:b w:val="0"/>
+          <w:i w:val="0"/>
+        </w:rPr>
+        <w:t>Also tested</w:t>
+      </w:r>
+    </w:p>
+    <w:p>
+      <w:pPr>
+        <w:pStyle w:val="ListBullet"/>
+        <w:spacing w:after="40"/>
+      </w:pPr>
+      <w:r>
+        <w:rPr>
+          <w:b/>
+          <w:i w:val="0"/>
+          <w:sz w:val="20"/>
+        </w:rPr>
+        <w:t>Natural killer cells.</w:t>
+      </w:r>
+      <w:r>
+        <w:rPr>
+          <w:b w:val="0"/>
+          <w:i w:val="0"/>
+          <w:sz w:val="20"/>
+        </w:rPr>
+        <w:t xml:space="preserve"> If they cannot contain an infection, they call in dendritic cells, and control passes to T cells.</w:t>
       </w:r>
     </w:p>
     <w:p>
@@ -33408,6 +35672,40 @@
     </w:p>
     <w:p>
       <w:pPr>
+        <w:spacing w:after="120"/>
+      </w:pPr>
+      <w:r>
+        <w:rPr>
+          <w:b w:val="0"/>
+          <w:i w:val="0"/>
+        </w:rPr>
+        <w:t>Also tested</w:t>
+      </w:r>
+    </w:p>
+    <w:p>
+      <w:pPr>
+        <w:pStyle w:val="ListBullet"/>
+        <w:spacing w:after="40"/>
+      </w:pPr>
+      <w:r>
+        <w:rPr>
+          <w:b/>
+          <w:i w:val="0"/>
+          <w:sz w:val="20"/>
+        </w:rPr>
+        <w:t>Antibody functions.</w:t>
+      </w:r>
+      <w:r>
+        <w:rPr>
+          <w:b w:val="0"/>
+          <w:i w:val="0"/>
+          <w:sz w:val="20"/>
+        </w:rPr>
+        <w:t xml:space="preserve"> Once bound to antigen, antibodies perform four functions: agglutination, opsonization, fixation and neutralization.</w:t>
+      </w:r>
+    </w:p>
+    <w:p>
+      <w:pPr>
         <w:pStyle w:val="Heading2"/>
         <w:spacing w:before="200" w:after="100"/>
       </w:pPr>
@@ -34171,6 +36469,40 @@
       <w:pPr>
         <w:spacing w:after="80"/>
       </w:pPr>
+    </w:p>
+    <w:p>
+      <w:pPr>
+        <w:spacing w:after="120"/>
+      </w:pPr>
+      <w:r>
+        <w:rPr>
+          <w:b w:val="0"/>
+          <w:i w:val="0"/>
+        </w:rPr>
+        <w:t>Also tested</w:t>
+      </w:r>
+    </w:p>
+    <w:p>
+      <w:pPr>
+        <w:pStyle w:val="ListBullet"/>
+        <w:spacing w:after="40"/>
+      </w:pPr>
+      <w:r>
+        <w:rPr>
+          <w:b/>
+          <w:i w:val="0"/>
+          <w:sz w:val="20"/>
+        </w:rPr>
+        <w:t>Hapten.</w:t>
+      </w:r>
+      <w:r>
+        <w:rPr>
+          <w:b w:val="0"/>
+          <w:i w:val="0"/>
+          <w:sz w:val="20"/>
+        </w:rPr>
+        <w:t xml:space="preserve"> A hapten is a molecule under 1,000 molecular weight that is antigenic only when attached to a larger carrier. Drugs, metals and industrial chemicals behave this way, which is how occupational allergies to latex or cleaning chemicals arise.</w:t>
+      </w:r>
     </w:p>
     <w:p>
       <w:pPr>
@@ -35795,6 +38127,40 @@
     </w:p>
     <w:p>
       <w:pPr>
+        <w:spacing w:after="120"/>
+      </w:pPr>
+      <w:r>
+        <w:rPr>
+          <w:b w:val="0"/>
+          <w:i w:val="0"/>
+        </w:rPr>
+        <w:t>Also tested</w:t>
+      </w:r>
+    </w:p>
+    <w:p>
+      <w:pPr>
+        <w:pStyle w:val="ListBullet"/>
+        <w:spacing w:after="40"/>
+      </w:pPr>
+      <w:r>
+        <w:rPr>
+          <w:b/>
+          <w:i w:val="0"/>
+          <w:sz w:val="20"/>
+        </w:rPr>
+        <w:t>Interleukin 2.</w:t>
+      </w:r>
+      <w:r>
+        <w:rPr>
+          <w:b w:val="0"/>
+          <w:i w:val="0"/>
+          <w:sz w:val="20"/>
+        </w:rPr>
+        <w:t xml:space="preserve"> Once the T helper cell is activated, interleukin 2 activates B cells and other T cells and enhances T helper function. Dysregulation of it can contribute to lupus and rheumatoid arthritis.</w:t>
+      </w:r>
+    </w:p>
+    <w:p>
+      <w:pPr>
         <w:pStyle w:val="Heading2"/>
         <w:spacing w:before="200" w:after="100"/>
       </w:pPr>
@@ -36905,6 +39271,62 @@
     </w:p>
     <w:p>
       <w:pPr>
+        <w:spacing w:after="120"/>
+      </w:pPr>
+      <w:r>
+        <w:rPr>
+          <w:b w:val="0"/>
+          <w:i w:val="0"/>
+        </w:rPr>
+        <w:t>Also tested</w:t>
+      </w:r>
+    </w:p>
+    <w:p>
+      <w:pPr>
+        <w:pStyle w:val="ListBullet"/>
+        <w:spacing w:after="40"/>
+      </w:pPr>
+      <w:r>
+        <w:rPr>
+          <w:b/>
+          <w:i w:val="0"/>
+          <w:sz w:val="20"/>
+        </w:rPr>
+        <w:t>Antibody and complement-mediated lysis.</w:t>
+      </w:r>
+      <w:r>
+        <w:rPr>
+          <w:b w:val="0"/>
+          <w:i w:val="0"/>
+          <w:sz w:val="20"/>
+        </w:rPr>
+        <w:t xml:space="preserve"> Antibody leads to it by binding the bacterium, which is complement fixation in the specific immune response; it leaves sites for complement proteins to bind and use perforins.</w:t>
+      </w:r>
+    </w:p>
+    <w:p>
+      <w:pPr>
+        <w:pStyle w:val="ListBullet"/>
+        <w:spacing w:after="40"/>
+      </w:pPr>
+      <w:r>
+        <w:rPr>
+          <w:b/>
+          <w:i w:val="0"/>
+          <w:sz w:val="20"/>
+        </w:rPr>
+        <w:t>Antibody neutralization of viruses.</w:t>
+      </w:r>
+      <w:r>
+        <w:rPr>
+          <w:b w:val="0"/>
+          <w:i w:val="0"/>
+          <w:sz w:val="20"/>
+        </w:rPr>
+        <w:t xml:space="preserve"> Antibody neutralizes a virus by blocking its attachment spikes, and it also makes the virus easier to phagocytose.</w:t>
+      </w:r>
+    </w:p>
+    <w:p>
+      <w:pPr>
         <w:pStyle w:val="Heading2"/>
         <w:spacing w:before="200" w:after="100"/>
       </w:pPr>
@@ -37677,6 +40099,40 @@
     </w:p>
     <w:p>
       <w:pPr>
+        <w:spacing w:after="120"/>
+      </w:pPr>
+      <w:r>
+        <w:rPr>
+          <w:b w:val="0"/>
+          <w:i w:val="0"/>
+        </w:rPr>
+        <w:t>Also tested</w:t>
+      </w:r>
+    </w:p>
+    <w:p>
+      <w:pPr>
+        <w:pStyle w:val="ListBullet"/>
+        <w:spacing w:after="40"/>
+      </w:pPr>
+      <w:r>
+        <w:rPr>
+          <w:b/>
+          <w:i w:val="0"/>
+          <w:sz w:val="20"/>
+        </w:rPr>
+        <w:t>Antibody titre over time.</w:t>
+      </w:r>
+      <w:r>
+        <w:rPr>
+          <w:b w:val="0"/>
+          <w:i w:val="0"/>
+          <w:sz w:val="20"/>
+        </w:rPr>
+        <w:t xml:space="preserve"> In a healthy individual with robust immune responses, it typically does not fall to zero.</w:t>
+      </w:r>
+    </w:p>
+    <w:p>
+      <w:pPr>
         <w:pStyle w:val="Heading2"/>
         <w:spacing w:before="200" w:after="100"/>
       </w:pPr>
@@ -38256,6 +40712,84 @@
           <w:i w:val="0"/>
         </w:rPr>
         <w:t>.</w:t>
+      </w:r>
+    </w:p>
+    <w:p>
+      <w:pPr>
+        <w:spacing w:after="120"/>
+      </w:pPr>
+      <w:r>
+        <w:rPr>
+          <w:b w:val="0"/>
+          <w:i w:val="0"/>
+        </w:rPr>
+        <w:t>Also tested</w:t>
+      </w:r>
+    </w:p>
+    <w:p>
+      <w:pPr>
+        <w:pStyle w:val="ListBullet"/>
+        <w:spacing w:after="40"/>
+      </w:pPr>
+      <w:r>
+        <w:rPr>
+          <w:b/>
+          <w:i w:val="0"/>
+          <w:sz w:val="20"/>
+        </w:rPr>
+        <w:t>Opsonization.</w:t>
+      </w:r>
+      <w:r>
+        <w:rPr>
+          <w:b w:val="0"/>
+          <w:i w:val="0"/>
+          <w:sz w:val="20"/>
+        </w:rPr>
+        <w:t xml:space="preserve"> It coats the organism so phagocytes can engulf it; the coating marks the target and gives the phagocyte a surface to bind, greatly increasing the rate of engulfment.</w:t>
+      </w:r>
+    </w:p>
+    <w:p>
+      <w:pPr>
+        <w:pStyle w:val="ListBullet"/>
+        <w:spacing w:after="40"/>
+      </w:pPr>
+      <w:r>
+        <w:rPr>
+          <w:b/>
+          <w:i w:val="0"/>
+          <w:sz w:val="20"/>
+        </w:rPr>
+        <w:t>Second antigen exposure.</w:t>
+      </w:r>
+      <w:r>
+        <w:rPr>
+          <w:b w:val="0"/>
+          <w:i w:val="0"/>
+          <w:sz w:val="20"/>
+        </w:rPr>
+        <w:t xml:space="preserve"> The response is faster and produces far more immunoglobulin G. Memory cells from the first exposure are already present and pre-committed, so the response begins sooner, climbs higher and switches class.</w:t>
+      </w:r>
+    </w:p>
+    <w:p>
+      <w:pPr>
+        <w:pStyle w:val="ListBullet"/>
+        <w:spacing w:after="40"/>
+      </w:pPr>
+      <w:r>
+        <w:rPr>
+          <w:b/>
+          <w:i w:val="0"/>
+          <w:sz w:val="20"/>
+        </w:rPr>
+        <w:t>Donated antibodies.</w:t>
+      </w:r>
+      <w:r>
+        <w:rPr>
+          <w:b w:val="0"/>
+          <w:i w:val="0"/>
+          <w:sz w:val="20"/>
+        </w:rPr>
+        <w:t xml:space="preserve"> Protection lasts only a few months because no memory cells are produced; the recipient never mounts a response, so nothing remains to reproduce the protection once it decays.</w:t>
       </w:r>
     </w:p>
     <w:sectPr>
